--- a/week-11/cen429-week-11-ders-notu.docx
+++ b/week-11/cen429-week-11-ders-notu.docx
@@ -2,7 +2,7 @@
 <file path=word/document.xml><?xml version="1.0" encoding="utf-8"?>
 <w:document xmlns:w="http://schemas.openxmlformats.org/wordprocessingml/2006/main" xmlns:m="http://schemas.openxmlformats.org/officeDocument/2006/math" xmlns:r="http://schemas.openxmlformats.org/officeDocument/2006/relationships" xmlns:o="urn:schemas-microsoft-com:office:office" xmlns:v="urn:schemas-microsoft-com:vml" xmlns:w10="urn:schemas-microsoft-com:office:word" xmlns:a="http://schemas.openxmlformats.org/drawingml/2006/main" xmlns:pic="http://schemas.openxmlformats.org/drawingml/2006/picture" xmlns:wp="http://schemas.openxmlformats.org/drawingml/2006/wordprocessingDrawing">
   <w:body>
-    <w:bookmarkStart w:id="128" w:name="hafta-11-whitebox-kriptografi"/>
+    <w:bookmarkStart w:id="135" w:name="hafta-11-whitebox-kriptografi"/>
     <w:p>
       <w:pPr>
         <w:pStyle w:val="Heading1"/>
@@ -128,8 +128,30 @@
             <w:pPr>
               <w:pStyle w:val="Compact"/>
             </w:pPr>
-            <w:r>
-              <w:t xml:space="preserve">Hafta 3’ten simetrik şifreleme ve anahtar yönetimi; Hafta 9’dan gizleme kuralları (K-01…K-12); C’de dizi ve XOR işlemi</w:t>
+            <w:hyperlink r:id="rId20">
+              <w:r>
+                <w:rPr>
+                  <w:rStyle w:val="Hyperlink"/>
+                </w:rPr>
+                <w:t xml:space="preserve">Hafta 3</w:t>
+              </w:r>
+            </w:hyperlink>
+            <w:r>
+              <w:t xml:space="preserve">’ten simetrik şifreleme ve anahtar yönetimi;</w:t>
+            </w:r>
+            <w:r>
+              <w:t xml:space="preserve"> </w:t>
+            </w:r>
+            <w:hyperlink r:id="rId21">
+              <w:r>
+                <w:rPr>
+                  <w:rStyle w:val="Hyperlink"/>
+                </w:rPr>
+                <w:t xml:space="preserve">Hafta 9</w:t>
+              </w:r>
+            </w:hyperlink>
+            <w:r>
+              <w:t xml:space="preserve">’dan gizleme kuralları (K-01…K-12); C’de dizi ve XOR işlemi</w:t>
             </w:r>
           </w:p>
         </w:tc>
@@ -156,7 +178,7 @@
             <w:pPr>
               <w:pStyle w:val="Compact"/>
             </w:pPr>
-            <w:hyperlink r:id="rId20">
+            <w:hyperlink r:id="rId22">
               <w:r>
                 <w:rPr>
                   <w:rStyle w:val="VerbatimChar"/>
@@ -1137,7 +1159,7 @@
               <w:pStyle w:val="Compact"/>
             </w:pPr>
             <w:r>
-              <w:t xml:space="preserve">Naif çözümlerin çöküşü: gömülü anahtar, entropi saldırısı, kod taşıma (code lifting)</w:t>
+              <w:t xml:space="preserve">Naif çözümlerin çöküşü: gömülü anahtar, entropi saldırısı, kod sökme (code lifting)</w:t>
             </w:r>
           </w:p>
         </w:tc>
@@ -1501,13 +1523,13 @@
         </w:pict>
       </w:r>
     </w:p>
-    <w:bookmarkStart w:id="47" w:name="temel-kavramlar-sıfırdan"/>
+    <w:bookmarkStart w:id="43" w:name="başlamadan-önce"/>
     <w:p>
       <w:pPr>
         <w:pStyle w:val="Heading2"/>
       </w:pPr>
       <w:r>
-        <w:t xml:space="preserve">0. Temel kavramlar (sıfırdan)</w:t>
+        <w:t xml:space="preserve">0. Başlamadan önce</w:t>
       </w:r>
     </w:p>
     <w:p>
@@ -1515,109 +1537,28 @@
         <w:pStyle w:val="FirstParagraph"/>
       </w:pPr>
       <w:r>
-        <w:t xml:space="preserve">Bu bölüm</w:t>
-      </w:r>
-      <w:r>
-        <w:t xml:space="preserve"> </w:t>
-      </w:r>
-      <w:r>
-        <w:rPr>
-          <w:b/>
-          <w:bCs/>
-        </w:rPr>
-        <w:t xml:space="preserve">hiçbir ön bilgi varsaymaz</w:t>
-      </w:r>
-      <w:r>
-        <w:t xml:space="preserve">. Haftanın geri kalanında kullanacağımız terimleri sıfırdan tanımlıyoruz. Bir terimi bilmiyorsanız önce burayı okuyun; sonraki bölümler bunların üzerine kurulur.</w:t>
-      </w:r>
-    </w:p>
-    <w:bookmarkStart w:id="24" w:name="şifreleme-nedir"/>
+        <w:t xml:space="preserve">Bu bölüm, bu haftayı hangi temeller üzerine kurduğumuzu gösterir: önce önceki haftalardan getirdiğimiz kavramları</w:t>
+      </w:r>
+      <w:r>
+        <w:t xml:space="preserve"> </w:t>
+      </w:r>
+      <w:r>
+        <w:t xml:space="preserve">kısaca hatırlatır, sonra yalnız bu haftaya özgü yeni terimleri (S-box’tan GF(2)’ye) sıfırdan tanımlar; gövdedeki</w:t>
+      </w:r>
+      <w:r>
+        <w:t xml:space="preserve"> </w:t>
+      </w:r>
+      <w:r>
+        <w:t xml:space="preserve">bölümler bu terimleri artık bildiğinizi varsayarak ilerler.</w:t>
+      </w:r>
+    </w:p>
+    <w:bookmarkStart w:id="35" w:name="önceki-haftalardan-gelenler"/>
     <w:p>
       <w:pPr>
         <w:pStyle w:val="Heading3"/>
       </w:pPr>
       <w:r>
-        <w:t xml:space="preserve">Şifreleme nedir?</w:t>
-      </w:r>
-    </w:p>
-    <w:p>
-      <w:pPr>
-        <w:pStyle w:val="Compact"/>
-        <w:numPr>
-          <w:ilvl w:val="0"/>
-          <w:numId w:val="1002"/>
-        </w:numPr>
-      </w:pPr>
-      <w:r>
-        <w:rPr>
-          <w:b/>
-          <w:bCs/>
-        </w:rPr>
-        <w:t xml:space="preserve">Şifreleme (encryption):</w:t>
-      </w:r>
-      <w:r>
-        <w:t xml:space="preserve"> </w:t>
-      </w:r>
-      <w:r>
-        <w:t xml:space="preserve">okunur veriyi (</w:t>
-      </w:r>
-      <w:r>
-        <w:rPr>
-          <w:b/>
-          <w:bCs/>
-        </w:rPr>
-        <w:t xml:space="preserve">açık metin</w:t>
-      </w:r>
-      <w:r>
-        <w:t xml:space="preserve">), bir</w:t>
-      </w:r>
-      <w:r>
-        <w:t xml:space="preserve"> </w:t>
-      </w:r>
-      <w:r>
-        <w:rPr>
-          <w:b/>
-          <w:bCs/>
-        </w:rPr>
-        <w:t xml:space="preserve">anahtar</w:t>
-      </w:r>
-      <w:r>
-        <w:t xml:space="preserve"> </w:t>
-      </w:r>
-      <w:r>
-        <w:t xml:space="preserve">kullanarak okunamaz hale (</w:t>
-      </w:r>
-      <w:r>
-        <w:rPr>
-          <w:b/>
-          <w:bCs/>
-        </w:rPr>
-        <w:t xml:space="preserve">şifreli metin</w:t>
-      </w:r>
-      <w:r>
-        <w:t xml:space="preserve">) getirmek.</w:t>
-      </w:r>
-    </w:p>
-    <w:p>
-      <w:pPr>
-        <w:pStyle w:val="Compact"/>
-        <w:numPr>
-          <w:ilvl w:val="0"/>
-          <w:numId w:val="1002"/>
-        </w:numPr>
-      </w:pPr>
-      <w:r>
-        <w:rPr>
-          <w:b/>
-          <w:bCs/>
-        </w:rPr>
-        <w:t xml:space="preserve">Çözme (decryption):</w:t>
-      </w:r>
-      <w:r>
-        <w:t xml:space="preserve"> </w:t>
-      </w:r>
-      <w:r>
-        <w:t xml:space="preserve">anahtarla geri açmak.</w:t>
+        <w:t xml:space="preserve">Önceki haftalardan gelenler</w:t>
       </w:r>
     </w:p>
     <w:p>
@@ -1627,20 +1568,20 @@
       <w:r>
         <w:drawing>
           <wp:inline>
-            <wp:extent cx="5759999" cy="2477114"/>
+            <wp:extent cx="5759999" cy="2850782"/>
             <wp:effectExtent b="0" l="0" r="0" t="0"/>
-            <wp:docPr descr="Şifreleme: iki yönlü, anahtara bağlı dönüşüm" title="" id="22" name="Picture"/>
+            <wp:docPr descr="Şifreleme: iki yönlü, anahtara bağlı dönüşüm" title="" id="24" name="Picture"/>
             <a:graphic>
               <a:graphicData uri="http://schemas.openxmlformats.org/drawingml/2006/picture">
                 <pic:pic>
                   <pic:nvPicPr>
-                    <pic:cNvPr descr="h11-10-sifreleme-temel.png" id="23" name="Picture"/>
+                    <pic:cNvPr descr="h11-10-sifreleme-temel.png" id="25" name="Picture"/>
                     <pic:cNvPicPr>
                       <a:picLocks noChangeArrowheads="1" noChangeAspect="1"/>
                     </pic:cNvPicPr>
                   </pic:nvPicPr>
                   <pic:blipFill>
-                    <a:blip r:embed="rId21"/>
+                    <a:blip r:embed="rId23"/>
                     <a:stretch>
                       <a:fillRect/>
                     </a:stretch>
@@ -1648,7 +1589,7 @@
                   <pic:spPr bwMode="auto">
                     <a:xfrm>
                       <a:off x="0" y="0"/>
-                      <a:ext cx="5759999" cy="2477114"/>
+                      <a:ext cx="5759999" cy="2850782"/>
                     </a:xfrm>
                     <a:prstGeom prst="rect">
                       <a:avLst/>
@@ -1667,14 +1608,1381 @@
         </w:drawing>
       </w:r>
     </w:p>
-    <w:bookmarkEnd w:id="24"/>
-    <w:bookmarkStart w:id="25" w:name="anahtar-nedir"/>
+    <w:p>
+      <w:pPr>
+        <w:pStyle w:val="Compact"/>
+        <w:numPr>
+          <w:ilvl w:val="0"/>
+          <w:numId w:val="1002"/>
+        </w:numPr>
+      </w:pPr>
+      <w:r>
+        <w:rPr>
+          <w:b/>
+          <w:bCs/>
+        </w:rPr>
+        <w:t xml:space="preserve">Şifreleme, anahtar ve simetrik/asimetrik şifreleme</w:t>
+      </w:r>
+      <w:r>
+        <w:t xml:space="preserve"> </w:t>
+      </w:r>
+      <w:r>
+        <w:t xml:space="preserve">— açık metni bir anahtarla okunamaz şifreli metne</w:t>
+      </w:r>
+      <w:r>
+        <w:t xml:space="preserve"> </w:t>
+      </w:r>
+      <w:r>
+        <w:t xml:space="preserve">dönüştürmek şifrelemedir; simetrik şifreleme (ör. AES) aynı anahtarı kullanıp hızlı çalışır, asimetrik (ör. RSA)</w:t>
+      </w:r>
+      <w:r>
+        <w:t xml:space="preserve"> </w:t>
+      </w:r>
+      <w:r>
+        <w:t xml:space="preserve">açık/gizli anahtar çiftiyle yavaş ama anahtar dağıtımı kolay çalışır; güvenlik anahtarın gizliliğine dayanır,</w:t>
+      </w:r>
+      <w:r>
+        <w:t xml:space="preserve"> </w:t>
+      </w:r>
+      <w:r>
+        <w:t xml:space="preserve">algoritmanın gizliliğine değil (Kerckhoffs ilkesi)</w:t>
+      </w:r>
+      <w:r>
+        <w:t xml:space="preserve"> </w:t>
+      </w:r>
+      <w:r>
+        <w:t xml:space="preserve">(</w:t>
+      </w:r>
+      <w:hyperlink r:id="rId26">
+        <w:r>
+          <w:rPr>
+            <w:rStyle w:val="Hyperlink"/>
+          </w:rPr>
+          <w:t xml:space="preserve">Hafta 3, §2</w:t>
+        </w:r>
+      </w:hyperlink>
+      <w:r>
+        <w:t xml:space="preserve">). Bu hafta bu ilkeyi beyaz</w:t>
+      </w:r>
+      <w:r>
+        <w:t xml:space="preserve"> </w:t>
+      </w:r>
+      <w:r>
+        <w:t xml:space="preserve">kutu ortamına taşıyoruz: burada algoritma da anahtar da saldırganın elindedir (§1).</w:t>
+      </w:r>
+    </w:p>
+    <w:p>
+      <w:pPr>
+        <w:pStyle w:val="Compact"/>
+        <w:numPr>
+          <w:ilvl w:val="0"/>
+          <w:numId w:val="1002"/>
+        </w:numPr>
+      </w:pPr>
+      <w:r>
+        <w:rPr>
+          <w:b/>
+          <w:bCs/>
+        </w:rPr>
+        <w:t xml:space="preserve">AES ve bit güvenlik düzeyi</w:t>
+      </w:r>
+      <w:r>
+        <w:t xml:space="preserve"> </w:t>
+      </w:r>
+      <w:r>
+        <w:t xml:space="preserve">— AES en yaygın simetrik şifreleme algoritmasıdır; 16 baytlık bloklar üzerinde,</w:t>
+      </w:r>
+      <w:r>
+        <w:t xml:space="preserve"> </w:t>
+      </w:r>
+      <w:r>
+        <w:t xml:space="preserve">turlar hâlinde bayt değiştirme, satır/sütun karıştırma ve anahtar ekleme adımlarıyla çalışır (ayrıntı bu hafta</w:t>
+      </w:r>
+      <w:r>
+        <w:t xml:space="preserve"> </w:t>
+      </w:r>
+      <w:r>
+        <w:t xml:space="preserve">sınavda sorulmayacak, whitebox için gereken fikir düzeyi yeterlidir).</w:t>
+      </w:r>
+      <w:r>
+        <w:t xml:space="preserve"> </w:t>
+      </w:r>
+      <w:r>
+        <w:t xml:space="preserve">“n-bit güvenlik”</w:t>
+      </w:r>
+      <w:r>
+        <w:t xml:space="preserve">, bir anahtarı kırmak için</w:t>
+      </w:r>
+      <w:r>
+        <w:t xml:space="preserve"> </w:t>
+      </w:r>
+      <w:r>
+        <w:t xml:space="preserve">kabaca 2ⁿ deneme gerektiği anlamına gelir; AES-128, 128 bit güvenlik sağlar</w:t>
+      </w:r>
+      <w:r>
+        <w:t xml:space="preserve"> </w:t>
+      </w:r>
+      <w:r>
+        <w:t xml:space="preserve">(</w:t>
+      </w:r>
+      <w:hyperlink r:id="rId27">
+        <w:r>
+          <w:rPr>
+            <w:rStyle w:val="Hyperlink"/>
+          </w:rPr>
+          <w:t xml:space="preserve">Hafta 10, §1</w:t>
+        </w:r>
+      </w:hyperlink>
+      <w:r>
+        <w:t xml:space="preserve">). Bu hafta ağırlıklı</w:t>
+      </w:r>
+      <w:r>
+        <w:t xml:space="preserve"> </w:t>
+      </w:r>
+      <w:r>
+        <w:t xml:space="preserve">AES üstünden gideceğiz; bit-güvenlik ölçüsünü ise anahtarın kendisi için değil, whitebox tablolarının</w:t>
+      </w:r>
+      <w:r>
+        <w:t xml:space="preserve"> </w:t>
+      </w:r>
+      <w:r>
+        <w:rPr>
+          <w:b/>
+          <w:bCs/>
+        </w:rPr>
+        <w:t xml:space="preserve">boyut/hız maliyetini</w:t>
+      </w:r>
+      <w:r>
+        <w:t xml:space="preserve"> </w:t>
+      </w:r>
+      <w:r>
+        <w:t xml:space="preserve">tahmin etmek için yeniden kullanacağız (§3).</w:t>
+      </w:r>
+    </w:p>
+    <w:p>
+      <w:pPr>
+        <w:pStyle w:val="Compact"/>
+        <w:numPr>
+          <w:ilvl w:val="0"/>
+          <w:numId w:val="1002"/>
+        </w:numPr>
+      </w:pPr>
+      <w:r>
+        <w:rPr>
+          <w:b/>
+          <w:bCs/>
+        </w:rPr>
+        <w:t xml:space="preserve">XOR</w:t>
+      </w:r>
+      <w:r>
+        <w:t xml:space="preserve"> </w:t>
+      </w:r>
+      <w:r>
+        <w:t xml:space="preserve">— bitler farklıysa 1, aynıysa 0 veren işlem;</w:t>
+      </w:r>
+      <w:r>
+        <w:t xml:space="preserve"> </w:t>
+      </w:r>
+      <w:r>
+        <w:rPr>
+          <w:rStyle w:val="VerbatimChar"/>
+        </w:rPr>
+        <w:t xml:space="preserve">a XOR b XOR b == a</w:t>
+      </w:r>
+      <w:r>
+        <w:t xml:space="preserve"> </w:t>
+      </w:r>
+      <w:r>
+        <w:t xml:space="preserve">olduğu için geri alınabilirdir</w:t>
+      </w:r>
+      <w:r>
+        <w:t xml:space="preserve"> </w:t>
+      </w:r>
+      <w:r>
+        <w:t xml:space="preserve">(</w:t>
+      </w:r>
+      <w:hyperlink r:id="rId28">
+        <w:r>
+          <w:rPr>
+            <w:rStyle w:val="Hyperlink"/>
+          </w:rPr>
+          <w:t xml:space="preserve">Hafta 5, §12</w:t>
+        </w:r>
+      </w:hyperlink>
+      <w:r>
+        <w:t xml:space="preserve">;</w:t>
+      </w:r>
+      <w:r>
+        <w:t xml:space="preserve"> </w:t>
+      </w:r>
+      <w:hyperlink r:id="rId21">
+        <w:r>
+          <w:rPr>
+            <w:rStyle w:val="Hyperlink"/>
+          </w:rPr>
+          <w:t xml:space="preserve">9. haftada</w:t>
+        </w:r>
+      </w:hyperlink>
+      <w:r>
+        <w:t xml:space="preserve"> </w:t>
+      </w:r>
+      <w:r>
+        <w:t xml:space="preserve">dize gizlemede</w:t>
+      </w:r>
+      <w:r>
+        <w:t xml:space="preserve"> </w:t>
+      </w:r>
+      <w:r>
+        <w:t xml:space="preserve">de kullanılmıştı). AES’te</w:t>
+      </w:r>
+      <w:r>
+        <w:t xml:space="preserve"> </w:t>
+      </w:r>
+      <w:r>
+        <w:t xml:space="preserve">“anahtar ekleme”</w:t>
+      </w:r>
+      <w:r>
+        <w:t xml:space="preserve"> </w:t>
+      </w:r>
+      <w:r>
+        <w:t xml:space="preserve">adımı bir XOR’dur (</w:t>
+      </w:r>
+      <w:r>
+        <w:rPr>
+          <w:rStyle w:val="VerbatimChar"/>
+        </w:rPr>
+        <w:t xml:space="preserve">durum XOR anahtar</w:t>
+      </w:r>
+      <w:r>
+        <w:t xml:space="preserve">); bu hafta hem Chow AES’in</w:t>
+      </w:r>
+      <w:r>
+        <w:t xml:space="preserve"> </w:t>
+      </w:r>
+      <w:r>
+        <w:t xml:space="preserve">kurulumunda (§3) hem de</w:t>
+      </w:r>
+      <w:r>
+        <w:t xml:space="preserve"> </w:t>
+      </w:r>
+      <w:r>
+        <w:t xml:space="preserve">“yalnız XOR ile karıştırmanın neden işe yaramadığını”</w:t>
+      </w:r>
+      <w:r>
+        <w:t xml:space="preserve"> </w:t>
+      </w:r>
+      <w:r>
+        <w:t xml:space="preserve">gösteren sayısal örnekte (§2)</w:t>
+      </w:r>
+      <w:r>
+        <w:t xml:space="preserve"> </w:t>
+      </w:r>
+      <w:r>
+        <w:t xml:space="preserve">merkezî rol oynar.</w:t>
+      </w:r>
+    </w:p>
+    <w:p>
+      <w:pPr>
+        <w:pStyle w:val="Compact"/>
+        <w:numPr>
+          <w:ilvl w:val="0"/>
+          <w:numId w:val="1002"/>
+        </w:numPr>
+      </w:pPr>
+      <w:r>
+        <w:rPr>
+          <w:b/>
+          <w:bCs/>
+        </w:rPr>
+        <w:t xml:space="preserve">Entropi</w:t>
+      </w:r>
+      <w:r>
+        <w:t xml:space="preserve"> </w:t>
+      </w:r>
+      <w:r>
+        <w:t xml:space="preserve">— bir veri bloğunun ne kadar rastgele/öngörülemez göründüğünün ölçüsü; yüksek entropili bloklar</w:t>
+      </w:r>
+      <w:r>
+        <w:t xml:space="preserve"> </w:t>
+      </w:r>
+      <w:r>
+        <w:t xml:space="preserve">genelde şifreli/rastgele veri, düşük entropili bloklar sıradan metin/veridir</w:t>
+      </w:r>
+      <w:r>
+        <w:t xml:space="preserve"> </w:t>
+      </w:r>
+      <w:r>
+        <w:t xml:space="preserve">(</w:t>
+      </w:r>
+      <w:hyperlink r:id="rId29">
+        <w:r>
+          <w:rPr>
+            <w:rStyle w:val="Hyperlink"/>
+          </w:rPr>
+          <w:t xml:space="preserve">Hafta 2, §6</w:t>
+        </w:r>
+      </w:hyperlink>
+      <w:r>
+        <w:t xml:space="preserve">; 9.</w:t>
+      </w:r>
+      <w:r>
+        <w:t xml:space="preserve"> </w:t>
+      </w:r>
+      <w:r>
+        <w:t xml:space="preserve">haftada ikili dosya analizinde de görmüştük). Bu hafta</w:t>
+      </w:r>
+      <w:r>
+        <w:t xml:space="preserve"> </w:t>
+      </w:r>
+      <w:r>
+        <w:rPr>
+          <w:b/>
+          <w:bCs/>
+        </w:rPr>
+        <w:t xml:space="preserve">entropi taraması</w:t>
+      </w:r>
+      <w:r>
+        <w:t xml:space="preserve">, sabit bir diziye gömülmüş bir</w:t>
+      </w:r>
+      <w:r>
+        <w:t xml:space="preserve"> </w:t>
+      </w:r>
+      <w:r>
+        <w:t xml:space="preserve">anahtarı saniyeler içinde bulan statik analiz tekniği olarak karşımıza çıkıyor (§1, §2).</w:t>
+      </w:r>
+    </w:p>
+    <w:p>
+      <w:pPr>
+        <w:pStyle w:val="Compact"/>
+        <w:numPr>
+          <w:ilvl w:val="0"/>
+          <w:numId w:val="1002"/>
+        </w:numPr>
+      </w:pPr>
+      <w:r>
+        <w:rPr>
+          <w:b/>
+          <w:bCs/>
+        </w:rPr>
+        <w:t xml:space="preserve">Hata ayıklayıcı (debugger)</w:t>
+      </w:r>
+      <w:r>
+        <w:t xml:space="preserve"> </w:t>
+      </w:r>
+      <w:r>
+        <w:t xml:space="preserve">— bir programı adım adım çalıştırmanıza, o an bellekte olan her değeri ve işlemci</w:t>
+      </w:r>
+      <w:r>
+        <w:t xml:space="preserve"> </w:t>
+      </w:r>
+      <w:r>
+        <w:t xml:space="preserve">kayıtlarını okumanıza izin veren araç (ör.</w:t>
+      </w:r>
+      <w:r>
+        <w:t xml:space="preserve"> </w:t>
+      </w:r>
+      <w:r>
+        <w:rPr>
+          <w:rStyle w:val="VerbatimChar"/>
+        </w:rPr>
+        <w:t xml:space="preserve">gdb</w:t>
+      </w:r>
+      <w:r>
+        <w:t xml:space="preserve">,</w:t>
+      </w:r>
+      <w:r>
+        <w:t xml:space="preserve"> </w:t>
+      </w:r>
+      <w:r>
+        <w:rPr>
+          <w:rStyle w:val="VerbatimChar"/>
+        </w:rPr>
+        <w:t xml:space="preserve">x64dbg</w:t>
+      </w:r>
+      <w:r>
+        <w:t xml:space="preserve">)</w:t>
+      </w:r>
+      <w:r>
+        <w:t xml:space="preserve"> </w:t>
+      </w:r>
+      <w:r>
+        <w:t xml:space="preserve">(</w:t>
+      </w:r>
+      <w:hyperlink r:id="rId30">
+        <w:r>
+          <w:rPr>
+            <w:rStyle w:val="Hyperlink"/>
+          </w:rPr>
+          <w:t xml:space="preserve">Hafta 6, §4</w:t>
+        </w:r>
+      </w:hyperlink>
+      <w:r>
+        <w:t xml:space="preserve">). Bu hafta beyaz kutu saldırganın</w:t>
+      </w:r>
+      <w:r>
+        <w:t xml:space="preserve"> </w:t>
+      </w:r>
+      <w:r>
+        <w:t xml:space="preserve">“çalışmayı gözlemleme”</w:t>
+      </w:r>
+      <w:r>
+        <w:t xml:space="preserve"> </w:t>
+      </w:r>
+      <w:r>
+        <w:t xml:space="preserve">ve</w:t>
+      </w:r>
+      <w:r>
+        <w:t xml:space="preserve"> </w:t>
+      </w:r>
+      <w:r>
+        <w:t xml:space="preserve">“yalnız bir turu çalıştırma”</w:t>
+      </w:r>
+      <w:r>
+        <w:t xml:space="preserve"> </w:t>
+      </w:r>
+      <w:r>
+        <w:t xml:space="preserve">yeteneğinin somut karşılığı tam olarak budur (§1).</w:t>
+      </w:r>
+    </w:p>
+    <w:p>
+      <w:pPr>
+        <w:pStyle w:val="Compact"/>
+        <w:numPr>
+          <w:ilvl w:val="0"/>
+          <w:numId w:val="1002"/>
+        </w:numPr>
+      </w:pPr>
+      <w:r>
+        <w:rPr>
+          <w:b/>
+          <w:bCs/>
+        </w:rPr>
+        <w:t xml:space="preserve">Statik ve dinamik analiz</w:t>
+      </w:r>
+      <w:r>
+        <w:t xml:space="preserve"> </w:t>
+      </w:r>
+      <w:r>
+        <w:t xml:space="preserve">— statik analiz programı çalıştırmadan, dinamik analiz çalıştırarak yapılan</w:t>
+      </w:r>
+      <w:r>
+        <w:t xml:space="preserve"> </w:t>
+      </w:r>
+      <w:r>
+        <w:t xml:space="preserve">incelemedir (</w:t>
+      </w:r>
+      <w:hyperlink r:id="rId31">
+        <w:r>
+          <w:rPr>
+            <w:rStyle w:val="Hyperlink"/>
+          </w:rPr>
+          <w:t xml:space="preserve">Hafta 4, §9</w:t>
+        </w:r>
+      </w:hyperlink>
+      <w:r>
+        <w:t xml:space="preserve">). Bu hafta</w:t>
+      </w:r>
+      <w:r>
+        <w:t xml:space="preserve"> </w:t>
+      </w:r>
+      <w:r>
+        <w:t xml:space="preserve">bu ayrımı saldırıları sınıflamak için kullanıyoruz: entropi taraması ve BGE</w:t>
+      </w:r>
+      <w:r>
+        <w:t xml:space="preserve"> </w:t>
+      </w:r>
+      <w:r>
+        <w:rPr>
+          <w:b/>
+          <w:bCs/>
+        </w:rPr>
+        <w:t xml:space="preserve">statiktir</w:t>
+      </w:r>
+      <w:r>
+        <w:t xml:space="preserve"> </w:t>
+      </w:r>
+      <w:r>
+        <w:t xml:space="preserve">(§2, §4), DCA ve DFA</w:t>
+      </w:r>
+      <w:r>
+        <w:t xml:space="preserve"> </w:t>
+      </w:r>
+      <w:r>
+        <w:rPr>
+          <w:b/>
+          <w:bCs/>
+        </w:rPr>
+        <w:t xml:space="preserve">dinamiktir</w:t>
+      </w:r>
+      <w:r>
+        <w:t xml:space="preserve"> </w:t>
+      </w:r>
+      <w:r>
+        <w:t xml:space="preserve">(§3, §4).</w:t>
+      </w:r>
+    </w:p>
+    <w:p>
+      <w:pPr>
+        <w:pStyle w:val="Compact"/>
+        <w:numPr>
+          <w:ilvl w:val="0"/>
+          <w:numId w:val="1002"/>
+        </w:numPr>
+      </w:pPr>
+      <w:r>
+        <w:rPr>
+          <w:b/>
+          <w:bCs/>
+        </w:rPr>
+        <w:t xml:space="preserve">Enstrümantasyon ve emülatör</w:t>
+      </w:r>
+      <w:r>
+        <w:t xml:space="preserve"> </w:t>
+      </w:r>
+      <w:r>
+        <w:t xml:space="preserve">— enstrümantasyon bir programı çalışırken belirli noktalarda neyin işlendiğini</w:t>
+      </w:r>
+      <w:r>
+        <w:t xml:space="preserve"> </w:t>
+      </w:r>
+      <w:r>
+        <w:t xml:space="preserve">otomatik kaydedecek şekilde donatmaktır; emülatör gerçek işlemciyi yazılımla taklit eden bir araçtır</w:t>
+      </w:r>
+      <w:r>
+        <w:t xml:space="preserve"> </w:t>
+      </w:r>
+      <w:r>
+        <w:t xml:space="preserve">(</w:t>
+      </w:r>
+      <w:hyperlink r:id="rId32">
+        <w:r>
+          <w:rPr>
+            <w:rStyle w:val="Hyperlink"/>
+          </w:rPr>
+          <w:t xml:space="preserve">Hafta 6, §5</w:t>
+        </w:r>
+      </w:hyperlink>
+      <w:r>
+        <w:t xml:space="preserve">–</w:t>
+      </w:r>
+      <w:hyperlink r:id="rId33">
+        <w:r>
+          <w:rPr>
+            <w:rStyle w:val="Hyperlink"/>
+          </w:rPr>
+          <w:t xml:space="preserve">§6</w:t>
+        </w:r>
+      </w:hyperlink>
+      <w:r>
+        <w:t xml:space="preserve">).</w:t>
+      </w:r>
+      <w:r>
+        <w:t xml:space="preserve"> </w:t>
+      </w:r>
+      <w:r>
+        <w:t xml:space="preserve">Bu hafta bir saldırganın whitebox rutinini binlerce kez otomatik çalıştırıp her arama tablosu erişimini</w:t>
+      </w:r>
+      <w:r>
+        <w:t xml:space="preserve"> </w:t>
+      </w:r>
+      <w:r>
+        <w:t xml:space="preserve">kaydetmesinin — yani</w:t>
+      </w:r>
+      <w:r>
+        <w:t xml:space="preserve"> </w:t>
+      </w:r>
+      <w:r>
+        <w:rPr>
+          <w:b/>
+          <w:bCs/>
+        </w:rPr>
+        <w:t xml:space="preserve">DCA</w:t>
+      </w:r>
+      <w:r>
+        <w:t xml:space="preserve">’nın ön koşulunun — aracı bu ikisidir (§1, §3–§4).</w:t>
+      </w:r>
+    </w:p>
+    <w:p>
+      <w:pPr>
+        <w:pStyle w:val="Compact"/>
+        <w:numPr>
+          <w:ilvl w:val="0"/>
+          <w:numId w:val="1002"/>
+        </w:numPr>
+      </w:pPr>
+      <w:r>
+        <w:rPr>
+          <w:b/>
+          <w:bCs/>
+        </w:rPr>
+        <w:t xml:space="preserve">HSM ve SoftHSM</w:t>
+      </w:r>
+      <w:r>
+        <w:t xml:space="preserve"> </w:t>
+      </w:r>
+      <w:r>
+        <w:t xml:space="preserve">— HSM, anahtarları saklayıp işleyen, anahtarın hiç dışarı çıkmadığı özel donanımdır; SoftHSM</w:t>
+      </w:r>
+      <w:r>
+        <w:t xml:space="preserve"> </w:t>
+      </w:r>
+      <w:r>
+        <w:t xml:space="preserve">aynı arayüzü (PKCS#11) yazılımla taklit eder ama donanım koruması sağlamaz</w:t>
+      </w:r>
+      <w:r>
+        <w:t xml:space="preserve"> </w:t>
+      </w:r>
+      <w:r>
+        <w:t xml:space="preserve">(</w:t>
+      </w:r>
+      <w:hyperlink r:id="rId34">
+        <w:r>
+          <w:rPr>
+            <w:rStyle w:val="Hyperlink"/>
+          </w:rPr>
+          <w:t xml:space="preserve">Hafta 10, §11</w:t>
+        </w:r>
+      </w:hyperlink>
+      <w:r>
+        <w:t xml:space="preserve">). Bu hafta</w:t>
+      </w:r>
+      <w:r>
+        <w:t xml:space="preserve"> </w:t>
+      </w:r>
+      <w:r>
+        <w:t xml:space="preserve">bunları whitebox’ın</w:t>
+      </w:r>
+      <w:r>
+        <w:t xml:space="preserve"> </w:t>
+      </w:r>
+      <w:r>
+        <w:rPr>
+          <w:b/>
+          <w:bCs/>
+        </w:rPr>
+        <w:t xml:space="preserve">sunucu tarafı</w:t>
+      </w:r>
+      <w:r>
+        <w:t xml:space="preserve"> </w:t>
+      </w:r>
+      <w:r>
+        <w:t xml:space="preserve">karşılığı olarak, anahtar koruma seçeneklerinin en güçlü ucunda yeniden ele</w:t>
+      </w:r>
+      <w:r>
+        <w:t xml:space="preserve"> </w:t>
+      </w:r>
+      <w:r>
+        <w:t xml:space="preserve">alıyoruz (§5).</w:t>
+      </w:r>
+    </w:p>
+    <w:bookmarkEnd w:id="35"/>
+    <w:bookmarkStart w:id="36" w:name="ön-bilgi-s-box-ve-arama-tablosu"/>
     <w:p>
       <w:pPr>
         <w:pStyle w:val="Heading3"/>
       </w:pPr>
       <w:r>
-        <w:t xml:space="preserve">Anahtar nedir?</w:t>
+        <w:t xml:space="preserve">Ön bilgi: S-box ve arama tablosu</w:t>
+      </w:r>
+    </w:p>
+    <w:p>
+      <w:pPr>
+        <w:pStyle w:val="FirstParagraph"/>
+      </w:pPr>
+      <w:r>
+        <w:t xml:space="preserve">Bir</w:t>
+      </w:r>
+      <w:r>
+        <w:t xml:space="preserve"> </w:t>
+      </w:r>
+      <w:r>
+        <w:rPr>
+          <w:b/>
+          <w:bCs/>
+        </w:rPr>
+        <w:t xml:space="preserve">arama tablosu (lookup table)</w:t>
+      </w:r>
+      <w:r>
+        <w:t xml:space="preserve">, her girdiye karşılık önceden hesaplanmış bir çıktı veren bir dizidir:</w:t>
+      </w:r>
+      <w:r>
+        <w:t xml:space="preserve"> </w:t>
+      </w:r>
+      <w:r>
+        <w:rPr>
+          <w:rStyle w:val="VerbatimChar"/>
+        </w:rPr>
+        <w:t xml:space="preserve">T[x]</w:t>
+      </w:r>
+      <w:r>
+        <w:t xml:space="preserve"> </w:t>
+      </w:r>
+      <w:r>
+        <w:t xml:space="preserve">biçiminde hesap yapmak yerine doğrudan tablodan okursunuz, bu da işlemi hızlandırır. AES’in</w:t>
+      </w:r>
+      <w:r>
+        <w:t xml:space="preserve"> </w:t>
+      </w:r>
+      <w:r>
+        <w:t xml:space="preserve">“bayt değiştirme”</w:t>
+      </w:r>
+      <w:r>
+        <w:t xml:space="preserve"> </w:t>
+      </w:r>
+      <w:r>
+        <w:t xml:space="preserve">adımında kullanılan</w:t>
+      </w:r>
+      <w:r>
+        <w:t xml:space="preserve"> </w:t>
+      </w:r>
+      <w:r>
+        <w:rPr>
+          <w:b/>
+          <w:bCs/>
+        </w:rPr>
+        <w:t xml:space="preserve">S-box (substitution box)</w:t>
+      </w:r>
+      <w:r>
+        <w:t xml:space="preserve"> </w:t>
+      </w:r>
+      <w:r>
+        <w:t xml:space="preserve">böyle bir tablodur: her baytı sabit bir kurala göre başka bir</w:t>
+      </w:r>
+      <w:r>
+        <w:t xml:space="preserve"> </w:t>
+      </w:r>
+      <w:r>
+        <w:t xml:space="preserve">baytla değiştirir — ör.</w:t>
+      </w:r>
+      <w:r>
+        <w:t xml:space="preserve"> </w:t>
+      </w:r>
+      <w:r>
+        <w:rPr>
+          <w:rStyle w:val="VerbatimChar"/>
+        </w:rPr>
+        <w:t xml:space="preserve">S-box[0x53] = 0xED</w:t>
+      </w:r>
+      <w:r>
+        <w:t xml:space="preserve"> </w:t>
+      </w:r>
+      <w:r>
+        <w:t xml:space="preserve">gibi 256 girişli bir eşleme. Bu tabloyu aklınızda tutun; whitebox’ın</w:t>
+      </w:r>
+      <w:r>
+        <w:t xml:space="preserve"> </w:t>
+      </w:r>
+      <w:r>
+        <w:t xml:space="preserve">kalbi budur.</w:t>
+      </w:r>
+    </w:p>
+    <w:bookmarkEnd w:id="36"/>
+    <w:bookmarkStart w:id="37" w:name="ön-bilgi-yan-kanal-ve-dpa"/>
+    <w:p>
+      <w:pPr>
+        <w:pStyle w:val="Heading3"/>
+      </w:pPr>
+      <w:r>
+        <w:t xml:space="preserve">Ön bilgi: yan kanal ve DPA</w:t>
+      </w:r>
+    </w:p>
+    <w:p>
+      <w:pPr>
+        <w:pStyle w:val="FirstParagraph"/>
+      </w:pPr>
+      <w:r>
+        <w:t xml:space="preserve">Bir</w:t>
+      </w:r>
+      <w:r>
+        <w:t xml:space="preserve"> </w:t>
+      </w:r>
+      <w:r>
+        <w:rPr>
+          <w:b/>
+          <w:bCs/>
+        </w:rPr>
+        <w:t xml:space="preserve">yan kanal (side channel)</w:t>
+      </w:r>
+      <w:r>
+        <w:t xml:space="preserve">, algoritmanın matematiğini değil, çalışırken sızdırdığı fiziksel/dolaylı bilgiyi</w:t>
+      </w:r>
+      <w:r>
+        <w:t xml:space="preserve"> </w:t>
+      </w:r>
+      <w:r>
+        <w:t xml:space="preserve">(harcanan zaman, güç tüketimi, elektromanyetik yayım) kullanan bir saldırı türüdür; akıllı kartlara karşı klasik</w:t>
+      </w:r>
+      <w:r>
+        <w:t xml:space="preserve"> </w:t>
+      </w:r>
+      <w:r>
+        <w:t xml:space="preserve">bir tekniktir.</w:t>
+      </w:r>
+      <w:r>
+        <w:t xml:space="preserve"> </w:t>
+      </w:r>
+      <w:r>
+        <w:rPr>
+          <w:b/>
+          <w:bCs/>
+        </w:rPr>
+        <w:t xml:space="preserve">DPA (Differential Power Analysis)</w:t>
+      </w:r>
+      <w:r>
+        <w:t xml:space="preserve"> </w:t>
+      </w:r>
+      <w:r>
+        <w:t xml:space="preserve">bunun somut bir örneğidir: bir cihazın güç tüketimi</w:t>
+      </w:r>
+      <w:r>
+        <w:t xml:space="preserve"> </w:t>
+      </w:r>
+      <w:r>
+        <w:t xml:space="preserve">ölçümlerine istatistik uygulayarak, cihazın içine hiç bakmadan anahtarı çıkarır. Bu fikri aklınızda tutun;</w:t>
+      </w:r>
+      <w:r>
+        <w:t xml:space="preserve"> </w:t>
+      </w:r>
+      <w:r>
+        <w:t xml:space="preserve">whitebox’ın en güçlü saldırısı (DCA, §4) DPA’nın yazılım hâlidir.</w:t>
+      </w:r>
+    </w:p>
+    <w:bookmarkEnd w:id="37"/>
+    <w:bookmarkStart w:id="38" w:name="ön-bilgi-bijeksiyon-ve-permütasyon"/>
+    <w:p>
+      <w:pPr>
+        <w:pStyle w:val="Heading3"/>
+      </w:pPr>
+      <w:r>
+        <w:t xml:space="preserve">Ön bilgi: bijeksiyon ve permütasyon</w:t>
+      </w:r>
+    </w:p>
+    <w:p>
+      <w:pPr>
+        <w:pStyle w:val="FirstParagraph"/>
+      </w:pPr>
+      <w:r>
+        <w:t xml:space="preserve">Bir</w:t>
+      </w:r>
+      <w:r>
+        <w:t xml:space="preserve"> </w:t>
+      </w:r>
+      <w:r>
+        <w:rPr>
+          <w:b/>
+          <w:bCs/>
+        </w:rPr>
+        <w:t xml:space="preserve">bijeksiyon (birebir-örten eşleme)</w:t>
+      </w:r>
+      <w:r>
+        <w:t xml:space="preserve">, her girdiyi tam bir çıktıya eşleyen ve tersi alınabilen bir dönüşümdür;</w:t>
+      </w:r>
+      <w:r>
+        <w:t xml:space="preserve"> </w:t>
+      </w:r>
+      <w:r>
+        <w:t xml:space="preserve">ör.</w:t>
+      </w:r>
+      <w:r>
+        <w:t xml:space="preserve"> </w:t>
+      </w:r>
+      <w:r>
+        <w:rPr>
+          <w:rStyle w:val="VerbatimChar"/>
+        </w:rPr>
+        <w:t xml:space="preserve">f(x) = x ^ 0x5A</w:t>
+      </w:r>
+      <w:r>
+        <w:t xml:space="preserve"> </w:t>
+      </w:r>
+      <w:r>
+        <w:t xml:space="preserve">bir bijeksiyondur (tersi yine kendisidir). Bir</w:t>
+      </w:r>
+      <w:r>
+        <w:t xml:space="preserve"> </w:t>
+      </w:r>
+      <w:r>
+        <w:rPr>
+          <w:b/>
+          <w:bCs/>
+        </w:rPr>
+        <w:t xml:space="preserve">permütasyon</w:t>
+      </w:r>
+      <w:r>
+        <w:t xml:space="preserve">, sonlu bir kümenin elemanlarını</w:t>
+      </w:r>
+      <w:r>
+        <w:t xml:space="preserve"> </w:t>
+      </w:r>
+      <w:r>
+        <w:t xml:space="preserve">yeniden sıralayan özel bir bijeksiyondur: her eleman tam olarak bir kez, başka bir elemanın yerine geçer — ör.</w:t>
+      </w:r>
+      <w:r>
+        <w:t xml:space="preserve"> </w:t>
+      </w:r>
+      <w:r>
+        <w:rPr>
+          <w:rStyle w:val="VerbatimChar"/>
+        </w:rPr>
+        <w:t xml:space="preserve">{0,1,2,3}</w:t>
+      </w:r>
+      <w:r>
+        <w:t xml:space="preserve"> </w:t>
+      </w:r>
+      <w:r>
+        <w:t xml:space="preserve">kümesi üzerinde</w:t>
+      </w:r>
+      <w:r>
+        <w:t xml:space="preserve"> </w:t>
+      </w:r>
+      <w:r>
+        <w:rPr>
+          <w:rStyle w:val="VerbatimChar"/>
+        </w:rPr>
+        <w:t xml:space="preserve">0→2, 1→0, 2→3, 3→1</w:t>
+      </w:r>
+      <w:r>
+        <w:t xml:space="preserve"> </w:t>
+      </w:r>
+      <w:r>
+        <w:t xml:space="preserve">bir permütasyondur, hiçbir değer atlanmamış ya da tekrar</w:t>
+      </w:r>
+      <w:r>
+        <w:t xml:space="preserve"> </w:t>
+      </w:r>
+      <w:r>
+        <w:t xml:space="preserve">edilmemiştir. S-box, sabit boyutlu bayt değerleri kümesinin bir permütasyonudur; §3’te kuracağımız oyuncak S-box da</w:t>
+      </w:r>
+      <w:r>
+        <w:t xml:space="preserve"> </w:t>
+      </w:r>
+      <w:r>
+        <w:t xml:space="preserve">aynı fikrin küçük (4 elemanlı) bir örneğidir. Whitebox, tabloları tam olarak bu tür gizli bijeksiyonlarla sarar.</w:t>
+      </w:r>
+    </w:p>
+    <w:bookmarkEnd w:id="38"/>
+    <w:bookmarkStart w:id="39" w:name="ön-bilgi-tee-ve-güvenli-öğe-se"/>
+    <w:p>
+      <w:pPr>
+        <w:pStyle w:val="Heading3"/>
+      </w:pPr>
+      <w:r>
+        <w:t xml:space="preserve">Ön bilgi: TEE ve güvenli öğe (SE)</w:t>
+      </w:r>
+    </w:p>
+    <w:p>
+      <w:pPr>
+        <w:pStyle w:val="FirstParagraph"/>
+      </w:pPr>
+      <w:r>
+        <w:rPr>
+          <w:b/>
+          <w:bCs/>
+        </w:rPr>
+        <w:t xml:space="preserve">TEE (Trusted Execution Environment)</w:t>
+      </w:r>
+      <w:r>
+        <w:t xml:space="preserve">, telefon işlemcisinin işletim sisteminden yalıtılmış güvenli bölgesidir;</w:t>
+      </w:r>
+      <w:r>
+        <w:t xml:space="preserve"> </w:t>
+      </w:r>
+      <w:r>
+        <w:rPr>
+          <w:b/>
+          <w:bCs/>
+        </w:rPr>
+        <w:t xml:space="preserve">güvenli öğe (SE)</w:t>
+      </w:r>
+      <w:r>
+        <w:t xml:space="preserve"> </w:t>
+      </w:r>
+      <w:r>
+        <w:t xml:space="preserve">ise anahtarları saklayan, ayrı ve kurcalamaya dirençli bir donanım çipidir. İkisi de anahtar</w:t>
+      </w:r>
+      <w:r>
+        <w:t xml:space="preserve"> </w:t>
+      </w:r>
+      <w:r>
+        <w:t xml:space="preserve">için en güçlü korumadır; whitebox kriptografi tam olarak bunların</w:t>
+      </w:r>
+      <w:r>
+        <w:t xml:space="preserve"> </w:t>
+      </w:r>
+      <w:r>
+        <w:rPr>
+          <w:b/>
+          <w:bCs/>
+        </w:rPr>
+        <w:t xml:space="preserve">bulunmadığı</w:t>
+      </w:r>
+      <w:r>
+        <w:t xml:space="preserve"> </w:t>
+      </w:r>
+      <w:r>
+        <w:t xml:space="preserve">durumlar için geliştirilmiştir</w:t>
+      </w:r>
+      <w:r>
+        <w:t xml:space="preserve"> </w:t>
+      </w:r>
+      <w:r>
+        <w:t xml:space="preserve">(§5).</w:t>
+      </w:r>
+    </w:p>
+    <w:bookmarkEnd w:id="39"/>
+    <w:bookmarkStart w:id="40" w:name="ön-bilgi-yürütme-izi-ve-korelasyon"/>
+    <w:p>
+      <w:pPr>
+        <w:pStyle w:val="Heading3"/>
+      </w:pPr>
+      <w:r>
+        <w:t xml:space="preserve">Ön bilgi: yürütme izi ve korelasyon</w:t>
+      </w:r>
+    </w:p>
+    <w:p>
+      <w:pPr>
+        <w:pStyle w:val="FirstParagraph"/>
+      </w:pPr>
+      <w:r>
+        <w:t xml:space="preserve">Bir</w:t>
+      </w:r>
+      <w:r>
+        <w:t xml:space="preserve"> </w:t>
+      </w:r>
+      <w:r>
+        <w:rPr>
+          <w:b/>
+          <w:bCs/>
+        </w:rPr>
+        <w:t xml:space="preserve">yürütme izi (execution trace)</w:t>
+      </w:r>
+      <w:r>
+        <w:t xml:space="preserve">, bir çalıştırma boyunca kaydedilen ara değerler dizisidir — hangi bellek</w:t>
+      </w:r>
+      <w:r>
+        <w:t xml:space="preserve"> </w:t>
+      </w:r>
+      <w:r>
+        <w:t xml:space="preserve">adresi okundu, hangi değer yazıldı, hangi komut çalıştı. Kara kutuda saldırgan yalnız son çıktıyı görürken, beyaz</w:t>
+      </w:r>
+      <w:r>
+        <w:t xml:space="preserve"> </w:t>
+      </w:r>
+      <w:r>
+        <w:t xml:space="preserve">kutuda isterse tüm izi kaydedebilir.</w:t>
+      </w:r>
+      <w:r>
+        <w:t xml:space="preserve"> </w:t>
+      </w:r>
+      <w:r>
+        <w:rPr>
+          <w:b/>
+          <w:bCs/>
+        </w:rPr>
+        <w:t xml:space="preserve">Korelasyon</w:t>
+      </w:r>
+      <w:r>
+        <w:t xml:space="preserve">, iki değişkenin (ör. gözlenen bir değer ile bir anahtar</w:t>
+      </w:r>
+      <w:r>
+        <w:t xml:space="preserve"> </w:t>
+      </w:r>
+      <w:r>
+        <w:t xml:space="preserve">hipoteziyle hesaplanan tahmini değer) birlikte, tutarlı biçimde değişip değişmediğinin ölçüsüdür; yüksek korelasyon</w:t>
+      </w:r>
+      <w:r>
+        <w:t xml:space="preserve"> </w:t>
+      </w:r>
+      <w:r>
+        <w:t xml:space="preserve">iki değişkenin birbirine bağlı olduğunu gösterir. DPA ve onun yazılım hâli DCA (§1, §3–§4), doğru anahtar</w:t>
+      </w:r>
+      <w:r>
+        <w:t xml:space="preserve"> </w:t>
+      </w:r>
+      <w:r>
+        <w:t xml:space="preserve">hipotezini yanlışlarından ayırmak için tam olarak bu ikisini birlikte kullanır: çok sayıda yürütme izi toplanır,</w:t>
+      </w:r>
+      <w:r>
+        <w:t xml:space="preserve"> </w:t>
+      </w:r>
+      <w:r>
+        <w:t xml:space="preserve">sonra her hipotez için gözlenenle tahmin edilen arasındaki korelasyon ölçülür.</w:t>
+      </w:r>
+    </w:p>
+    <w:bookmarkEnd w:id="40"/>
+    <w:bookmarkStart w:id="41" w:name="ön-bilgi-gf2-ve-matris"/>
+    <w:p>
+      <w:pPr>
+        <w:pStyle w:val="Heading3"/>
+      </w:pPr>
+      <w:r>
+        <w:t xml:space="preserve">Ön bilgi: GF(2) ve matris</w:t>
+      </w:r>
+    </w:p>
+    <w:p>
+      <w:pPr>
+        <w:pStyle w:val="FirstParagraph"/>
+      </w:pPr>
+      <w:r>
+        <w:t xml:space="preserve">Bir</w:t>
+      </w:r>
+      <w:r>
+        <w:t xml:space="preserve"> </w:t>
+      </w:r>
+      <w:r>
+        <w:rPr>
+          <w:b/>
+          <w:bCs/>
+        </w:rPr>
+        <w:t xml:space="preserve">sonlu cisim (finite field)</w:t>
+      </w:r>
+      <w:r>
+        <w:t xml:space="preserve">, üzerinde toplama ve çarpma tanımlı, sınırlı sayıda elemanı olan bir sayı</w:t>
+      </w:r>
+      <w:r>
+        <w:t xml:space="preserve"> </w:t>
+      </w:r>
+      <w:r>
+        <w:t xml:space="preserve">sistemidir.</w:t>
+      </w:r>
+      <w:r>
+        <w:t xml:space="preserve"> </w:t>
+      </w:r>
+      <w:r>
+        <w:rPr>
+          <w:b/>
+          <w:bCs/>
+        </w:rPr>
+        <w:t xml:space="preserve">GF(2)</w:t>
+      </w:r>
+      <w:r>
+        <w:t xml:space="preserve">, yalnız</w:t>
+      </w:r>
+      <w:r>
+        <w:t xml:space="preserve"> </w:t>
+      </w:r>
+      <w:r>
+        <w:rPr>
+          <w:rStyle w:val="VerbatimChar"/>
+        </w:rPr>
+        <w:t xml:space="preserve">{0, 1}</w:t>
+      </w:r>
+      <w:r>
+        <w:t xml:space="preserve"> </w:t>
+      </w:r>
+      <w:r>
+        <w:t xml:space="preserve">elemanlarından oluşan en küçük sonlu cisimdir; bu cisimde toplama tam olarak</w:t>
+      </w:r>
+      <w:r>
+        <w:t xml:space="preserve"> </w:t>
+      </w:r>
+      <w:r>
+        <w:rPr>
+          <w:b/>
+          <w:bCs/>
+        </w:rPr>
+        <w:t xml:space="preserve">XOR</w:t>
+      </w:r>
+      <w:r>
+        <w:t xml:space="preserve">, çarpma ise AND işlemidir. Bir</w:t>
+      </w:r>
+      <w:r>
+        <w:t xml:space="preserve"> </w:t>
+      </w:r>
+      <w:r>
+        <w:rPr>
+          <w:b/>
+          <w:bCs/>
+        </w:rPr>
+        <w:t xml:space="preserve">matris</w:t>
+      </w:r>
+      <w:r>
+        <w:t xml:space="preserve">, sayıların (burada yalnız 0 ve 1’lerin) dikdörtgen bir düzende</w:t>
+      </w:r>
+      <w:r>
+        <w:t xml:space="preserve"> </w:t>
+      </w:r>
+      <w:r>
+        <w:t xml:space="preserve">dizilişidir; girdinin bitlerini böyle bir matrisle</w:t>
+      </w:r>
+      <w:r>
+        <w:t xml:space="preserve"> </w:t>
+      </w:r>
+      <w:r>
+        <w:t xml:space="preserve">“çarpmak”</w:t>
+      </w:r>
+      <w:r>
+        <w:t xml:space="preserve"> </w:t>
+      </w:r>
+      <w:r>
+        <w:t xml:space="preserve">aslında seçili bitleri XOR’lamaktır (</w:t>
+      </w:r>
+      <w:r>
+        <w:rPr>
+          <w:b/>
+          <w:bCs/>
+        </w:rPr>
+        <w:t xml:space="preserve">doğrusal</w:t>
+      </w:r>
+      <w:r>
+        <w:rPr>
+          <w:b/>
+          <w:bCs/>
+        </w:rPr>
+        <w:t xml:space="preserve"> </w:t>
+      </w:r>
+      <w:r>
+        <w:rPr>
+          <w:b/>
+          <w:bCs/>
+        </w:rPr>
+        <w:t xml:space="preserve">dönüşüm</w:t>
+      </w:r>
+      <w:r>
+        <w:t xml:space="preserve">). Bir matris</w:t>
+      </w:r>
+      <w:r>
+        <w:t xml:space="preserve"> </w:t>
+      </w:r>
+      <w:r>
+        <w:rPr>
+          <w:b/>
+          <w:bCs/>
+        </w:rPr>
+        <w:t xml:space="preserve">tekil değilse (non-singular)</w:t>
+      </w:r>
+      <w:r>
+        <w:t xml:space="preserve">, yani tersi varsa, uyguladığı dönüşüm geri alınabilirdir —</w:t>
+      </w:r>
+      <w:r>
+        <w:t xml:space="preserve"> </w:t>
+      </w:r>
+      <w:r>
+        <w:t xml:space="preserve">bilgi kaybolmaz, yalnız karışır; bir matrisin kaç bağımsız satır/sütuna sahip olduğunun ölçüsüne</w:t>
+      </w:r>
+      <w:r>
+        <w:t xml:space="preserve"> </w:t>
+      </w:r>
+      <w:r>
+        <w:rPr>
+          <w:b/>
+          <w:bCs/>
+        </w:rPr>
+        <w:t xml:space="preserve">rank</w:t>
+      </w:r>
+      <w:r>
+        <w:t xml:space="preserve"> </w:t>
+      </w:r>
+      <w:r>
+        <w:t xml:space="preserve">denir,</w:t>
+      </w:r>
+      <w:r>
+        <w:t xml:space="preserve"> </w:t>
+      </w:r>
+      <w:r>
+        <w:t xml:space="preserve">“tam rank”</w:t>
+      </w:r>
+      <w:r>
+        <w:t xml:space="preserve"> </w:t>
+      </w:r>
+      <w:r>
+        <w:t xml:space="preserve">bir matrisin tekil olmadığı anlamına gelir. Whitebox’ın §3’te (Adım 4) göreceğimiz karıştırıcı</w:t>
+      </w:r>
+      <w:r>
+        <w:t xml:space="preserve"> </w:t>
+      </w:r>
+      <w:r>
+        <w:t xml:space="preserve">matrisleri her zaman tekil olmayan seçilir; aksi hâlde şifre çözülemez hale gelirdi. Ayrıntılı sonlu cisim</w:t>
+      </w:r>
+      <w:r>
+        <w:t xml:space="preserve"> </w:t>
+      </w:r>
+      <w:r>
+        <w:t xml:space="preserve">aritmetiği sınav kapsamı dışıdır; GF(2)’yi yalnız</w:t>
+      </w:r>
+      <w:r>
+        <w:t xml:space="preserve"> </w:t>
+      </w:r>
+      <w:r>
+        <w:t xml:space="preserve">“XOR’larla çalışan, geri alınabilir bir doğrusal işlem dünyası”</w:t>
+      </w:r>
+      <w:r>
+        <w:t xml:space="preserve"> </w:t>
+      </w:r>
+      <w:r>
+        <w:t xml:space="preserve">olarak hatırlamanız yeterlidir.</w:t>
+      </w:r>
+    </w:p>
+    <w:bookmarkEnd w:id="41"/>
+    <w:bookmarkStart w:id="42" w:name="kavramlar-birbirine-nasıl-bağlanır"/>
+    <w:p>
+      <w:pPr>
+        <w:pStyle w:val="Heading3"/>
+      </w:pPr>
+      <w:r>
+        <w:t xml:space="preserve">Kavramlar birbirine nasıl bağlanır?</w:t>
+      </w:r>
+    </w:p>
+    <w:p>
+      <w:pPr>
+        <w:pStyle w:val="FirstParagraph"/>
+      </w:pPr>
+      <w:r>
+        <w:t xml:space="preserve">Bu terimler hafta boyunca</w:t>
+      </w:r>
+      <w:r>
+        <w:t xml:space="preserve"> </w:t>
+      </w:r>
+      <w:r>
+        <w:rPr>
+          <w:b/>
+          <w:bCs/>
+        </w:rPr>
+        <w:t xml:space="preserve">tek başlarına</w:t>
+      </w:r>
+      <w:r>
+        <w:t xml:space="preserve"> </w:t>
+      </w:r>
+      <w:r>
+        <w:t xml:space="preserve">değil, birbirine</w:t>
+      </w:r>
+      <w:r>
+        <w:t xml:space="preserve"> </w:t>
+      </w:r>
+      <w:r>
+        <w:rPr>
+          <w:b/>
+          <w:bCs/>
+        </w:rPr>
+        <w:t xml:space="preserve">bağlı zincirler</w:t>
+      </w:r>
+      <w:r>
+        <w:t xml:space="preserve"> </w:t>
+      </w:r>
+      <w:r>
+        <w:t xml:space="preserve">halinde kullanılacak. Üç ana</w:t>
+      </w:r>
+      <w:r>
+        <w:t xml:space="preserve"> </w:t>
+      </w:r>
+      <w:r>
+        <w:t xml:space="preserve">zinciri şimdiden görelim, çünkü bölümler ilerledikçe bu zincirlerin</w:t>
+      </w:r>
+      <w:r>
+        <w:t xml:space="preserve"> </w:t>
+      </w:r>
+      <w:r>
+        <w:rPr>
+          <w:b/>
+          <w:bCs/>
+        </w:rPr>
+        <w:t xml:space="preserve">her halkasına</w:t>
+      </w:r>
+      <w:r>
+        <w:t xml:space="preserve"> </w:t>
+      </w:r>
+      <w:r>
+        <w:t xml:space="preserve">döneceğiz:</w:t>
       </w:r>
     </w:p>
     <w:p>
@@ -1690,13 +2998,35 @@
           <w:b/>
           <w:bCs/>
         </w:rPr>
-        <w:t xml:space="preserve">Anahtar (key):</w:t>
-      </w:r>
-      <w:r>
-        <w:t xml:space="preserve"> </w:t>
-      </w:r>
-      <w:r>
-        <w:t xml:space="preserve">şifrelemeyi yöneten gizli sayı (bir bayt dizisi).</w:t>
+        <w:t xml:space="preserve">Kurma zinciri:</w:t>
+      </w:r>
+      <w:r>
+        <w:t xml:space="preserve"> </w:t>
+      </w:r>
+      <w:r>
+        <w:t xml:space="preserve">anahtar → S-box → arama tablosu (kısmi değerlendirme) → bijeksiyon (iç/dış kodlama) → GF(2)</w:t>
+      </w:r>
+      <w:r>
+        <w:t xml:space="preserve"> </w:t>
+      </w:r>
+      <w:r>
+        <w:t xml:space="preserve">matrisi (karıştırma). Bu zincir Bölüm 3’te, oyuncak S-box’ımızla</w:t>
+      </w:r>
+      <w:r>
+        <w:t xml:space="preserve"> </w:t>
+      </w:r>
+      <w:r>
+        <w:rPr>
+          <w:b/>
+          <w:bCs/>
+        </w:rPr>
+        <w:t xml:space="preserve">elle</w:t>
+      </w:r>
+      <w:r>
+        <w:t xml:space="preserve"> </w:t>
+      </w:r>
+      <w:r>
+        <w:t xml:space="preserve">kurulacak.</w:t>
       </w:r>
     </w:p>
     <w:p>
@@ -1708,7 +3038,36 @@
         </w:numPr>
       </w:pPr>
       <w:r>
-        <w:t xml:space="preserve">Aynı algoritma + farklı anahtar = farklı sonuç.</w:t>
+        <w:rPr>
+          <w:b/>
+          <w:bCs/>
+        </w:rPr>
+        <w:t xml:space="preserve">Saldırı zinciri:</w:t>
+      </w:r>
+      <w:r>
+        <w:t xml:space="preserve"> </w:t>
+      </w:r>
+      <w:r>
+        <w:t xml:space="preserve">statik/dinamik analiz → entropi taraması / hata ayıklayıcı → yürütme izi → korelasyon.</w:t>
+      </w:r>
+      <w:r>
+        <w:t xml:space="preserve"> </w:t>
+      </w:r>
+      <w:r>
+        <w:t xml:space="preserve">Bu zincir Bölüm 1, 3 ve 4’te, önce beyaz kutu saldırganın oturumunda, sonra DCA örneğinde</w:t>
+      </w:r>
+      <w:r>
+        <w:t xml:space="preserve"> </w:t>
+      </w:r>
+      <w:r>
+        <w:rPr>
+          <w:b/>
+          <w:bCs/>
+        </w:rPr>
+        <w:t xml:space="preserve">somutlaşacak</w:t>
+      </w:r>
+      <w:r>
+        <w:t xml:space="preserve">.</w:t>
       </w:r>
     </w:p>
     <w:p>
@@ -1724,20 +3083,126 @@
           <w:b/>
           <w:bCs/>
         </w:rPr>
-        <w:t xml:space="preserve">Güvenlik anahtarın gizliliğine bağlıdır</w:t>
-      </w:r>
-      <w:r>
-        <w:t xml:space="preserve">, algoritmanın gizliliğine değil (Kerckhoffs ilkesi).</w:t>
-      </w:r>
-    </w:p>
-    <w:bookmarkEnd w:id="25"/>
-    <w:bookmarkStart w:id="26" w:name="simetrik-ve-asimetrik"/>
-    <w:p>
-      <w:pPr>
-        <w:pStyle w:val="Heading3"/>
-      </w:pPr>
-      <w:r>
-        <w:t xml:space="preserve">Simetrik ve asimetrik</w:t>
+        <w:t xml:space="preserve">Savunma zinciri:</w:t>
+      </w:r>
+      <w:r>
+        <w:t xml:space="preserve"> </w:t>
+      </w:r>
+      <w:r>
+        <w:t xml:space="preserve">TEE/SE/HSM → WBC (kurma zincirinin ürünü) → anahtar yenileme + cihaz bağlama + sunucu</w:t>
+      </w:r>
+      <w:r>
+        <w:t xml:space="preserve"> </w:t>
+      </w:r>
+      <w:r>
+        <w:t xml:space="preserve">denetimi. Bu zincir Bölüm 5 ve 6’da bir araya gelecek.</w:t>
+      </w:r>
+    </w:p>
+    <w:p>
+      <w:pPr>
+        <w:pStyle w:val="FirstParagraph"/>
+      </w:pPr>
+      <w:r>
+        <w:t xml:space="preserve">Bir terimi tek başına ezberlemek yerine,</w:t>
+      </w:r>
+      <w:r>
+        <w:t xml:space="preserve"> </w:t>
+      </w:r>
+      <w:r>
+        <w:rPr>
+          <w:b/>
+          <w:bCs/>
+        </w:rPr>
+        <w:t xml:space="preserve">hangi zincirin hangi halkasında</w:t>
+      </w:r>
+      <w:r>
+        <w:t xml:space="preserve"> </w:t>
+      </w:r>
+      <w:r>
+        <w:t xml:space="preserve">olduğunu hatırlamaya çalışın; bu,</w:t>
+      </w:r>
+      <w:r>
+        <w:t xml:space="preserve"> </w:t>
+      </w:r>
+      <w:r>
+        <w:t xml:space="preserve">dersin sonundaki (Bölüm 8) terimler sözlüğünde de aynı mantıkla düzenlenmiştir.</w:t>
+      </w:r>
+    </w:p>
+    <w:p>
+      <w:pPr>
+        <w:pStyle w:val="BodyText"/>
+      </w:pPr>
+      <w:r>
+        <w:t xml:space="preserve">Şimdi asıl soruya:</w:t>
+      </w:r>
+      <w:r>
+        <w:t xml:space="preserve"> </w:t>
+      </w:r>
+      <w:r>
+        <w:rPr>
+          <w:b/>
+          <w:bCs/>
+        </w:rPr>
+        <w:t xml:space="preserve">anahtar saldırganın elindeyken ne yaparız?</w:t>
+      </w:r>
+    </w:p>
+    <w:bookmarkEnd w:id="42"/>
+    <w:bookmarkEnd w:id="43"/>
+    <w:bookmarkStart w:id="55" w:name="üç-saldırgan-modeli-kara-gri-beyaz-kutu"/>
+    <w:p>
+      <w:pPr>
+        <w:pStyle w:val="Heading2"/>
+      </w:pPr>
+      <w:r>
+        <w:t xml:space="preserve">1. Üç saldırgan modeli: kara, gri, beyaz kutu</w:t>
+      </w:r>
+    </w:p>
+    <w:p>
+      <w:pPr>
+        <w:pStyle w:val="FirstParagraph"/>
+      </w:pPr>
+      <w:r>
+        <w:t xml:space="preserve">Kriptografiyi 3. ve 10. haftalarda</w:t>
+      </w:r>
+      <w:r>
+        <w:t xml:space="preserve"> </w:t>
+      </w:r>
+      <w:r>
+        <w:rPr>
+          <w:b/>
+          <w:bCs/>
+        </w:rPr>
+        <w:t xml:space="preserve">kara kutu</w:t>
+      </w:r>
+      <w:r>
+        <w:t xml:space="preserve"> </w:t>
+      </w:r>
+      <w:r>
+        <w:t xml:space="preserve">varsayımıyla ele aldık: saldırgan yalnız girdiyi ve çıktıyı görür,</w:t>
+      </w:r>
+      <w:r>
+        <w:t xml:space="preserve"> </w:t>
+      </w:r>
+      <w:r>
+        <w:t xml:space="preserve">anahtarı ve algoritmanın iç durumunu göremez. AES, RSA, HMAC gibi standart algoritmaların güvenlik kanıtları bu</w:t>
+      </w:r>
+      <w:r>
+        <w:t xml:space="preserve"> </w:t>
+      </w:r>
+      <w:r>
+        <w:t xml:space="preserve">varsayıma dayanır. Ama bu varsayım, kodu kullanıcıya teslim ettiğimizde çöker.</w:t>
+      </w:r>
+    </w:p>
+    <w:p>
+      <w:pPr>
+        <w:pStyle w:val="BlockText"/>
+      </w:pPr>
+      <w:r>
+        <w:rPr>
+          <w:b/>
+          <w:bCs/>
+        </w:rPr>
+        <w:t xml:space="preserve">Kısa tarihçe: whitebox kriptografi nereden geldi?</w:t>
       </w:r>
     </w:p>
     <w:p>
@@ -1753,42 +3218,29 @@
           <w:b/>
           <w:bCs/>
         </w:rPr>
-        <w:t xml:space="preserve">Simetrik:</w:t>
-      </w:r>
-      <w:r>
-        <w:t xml:space="preserve"> </w:t>
-      </w:r>
-      <w:r>
-        <w:t xml:space="preserve">şifreleme ve çözme</w:t>
-      </w:r>
-      <w:r>
-        <w:t xml:space="preserve"> </w:t>
-      </w:r>
-      <w:r>
-        <w:rPr>
-          <w:b/>
-          <w:bCs/>
-        </w:rPr>
-        <w:t xml:space="preserve">aynı</w:t>
-      </w:r>
-      <w:r>
-        <w:t xml:space="preserve"> </w:t>
-      </w:r>
-      <w:r>
-        <w:t xml:space="preserve">anahtar (ör.</w:t>
-      </w:r>
-      <w:r>
-        <w:t xml:space="preserve"> </w:t>
-      </w:r>
-      <w:r>
-        <w:rPr>
-          <w:b/>
-          <w:bCs/>
-        </w:rPr>
-        <w:t xml:space="preserve">AES</w:t>
-      </w:r>
-      <w:r>
-        <w:t xml:space="preserve">). Hızlı.</w:t>
+        <w:t xml:space="preserve">1883</w:t>
+      </w:r>
+      <w:r>
+        <w:t xml:space="preserve"> </w:t>
+      </w:r>
+      <w:r>
+        <w:t xml:space="preserve">— Kerckhoffs ilkesi: güvenlik</w:t>
+      </w:r>
+      <w:r>
+        <w:t xml:space="preserve"> </w:t>
+      </w:r>
+      <w:r>
+        <w:rPr>
+          <w:b/>
+          <w:bCs/>
+        </w:rPr>
+        <w:t xml:space="preserve">anahtarda</w:t>
+      </w:r>
+      <w:r>
+        <w:t xml:space="preserve"> </w:t>
+      </w:r>
+      <w:r>
+        <w:t xml:space="preserve">olmalı, sistemin gizliliğinde değil. Beyaz kutu düşüncesinin kökü budur.</w:t>
       </w:r>
     </w:p>
     <w:p>
@@ -1804,47 +3256,42 @@
           <w:b/>
           <w:bCs/>
         </w:rPr>
-        <w:t xml:space="preserve">Asimetrik:</w:t>
-      </w:r>
-      <w:r>
-        <w:t xml:space="preserve"> </w:t>
-      </w:r>
-      <w:r>
-        <w:t xml:space="preserve">açık ve gizli anahtar çifti (ör. RSA). Yavaş ama anahtar dağıtımı kolay.</w:t>
-      </w:r>
-    </w:p>
-    <w:p>
-      <w:pPr>
-        <w:pStyle w:val="FirstParagraph"/>
-      </w:pPr>
-      <w:r>
-        <w:t xml:space="preserve">Bu hafta ağırlıklı</w:t>
-      </w:r>
-      <w:r>
-        <w:t xml:space="preserve"> </w:t>
-      </w:r>
-      <w:r>
-        <w:rPr>
-          <w:b/>
-          <w:bCs/>
-        </w:rPr>
-        <w:t xml:space="preserve">AES</w:t>
-      </w:r>
-      <w:r>
-        <w:t xml:space="preserve"> </w:t>
-      </w:r>
-      <w:r>
-        <w:t xml:space="preserve">(simetrik) üstünden gideceğiz.</w:t>
-      </w:r>
-    </w:p>
-    <w:bookmarkEnd w:id="26"/>
-    <w:bookmarkStart w:id="27" w:name="aes-nedir-yüksekten"/>
-    <w:p>
-      <w:pPr>
-        <w:pStyle w:val="Heading3"/>
-      </w:pPr>
-      <w:r>
-        <w:t xml:space="preserve">AES nedir? (yüksekten)</w:t>
+        <w:t xml:space="preserve">2002</w:t>
+      </w:r>
+      <w:r>
+        <w:t xml:space="preserve"> </w:t>
+      </w:r>
+      <w:r>
+        <w:t xml:space="preserve">— Chow, Eisen, Johnson, van Oorschot ilk</w:t>
+      </w:r>
+      <w:r>
+        <w:t xml:space="preserve"> </w:t>
+      </w:r>
+      <w:r>
+        <w:rPr>
+          <w:b/>
+          <w:bCs/>
+        </w:rPr>
+        <w:t xml:space="preserve">whitebox AES</w:t>
+      </w:r>
+      <w:r>
+        <w:t xml:space="preserve"> </w:t>
+      </w:r>
+      <w:r>
+        <w:t xml:space="preserve">ve</w:t>
+      </w:r>
+      <w:r>
+        <w:t xml:space="preserve"> </w:t>
+      </w:r>
+      <w:r>
+        <w:rPr>
+          <w:b/>
+          <w:bCs/>
+        </w:rPr>
+        <w:t xml:space="preserve">whitebox DES</w:t>
+      </w:r>
+      <w:r>
+        <w:t xml:space="preserve">’i (DRM için) yayımlar. WBC’nin doğuşu.</w:t>
       </w:r>
     </w:p>
     <w:p>
@@ -1852,7 +3299,7 @@
         <w:pStyle w:val="Compact"/>
         <w:numPr>
           <w:ilvl w:val="0"/>
-          <w:numId w:val="1005"/>
+          <w:numId w:val="1004"/>
         </w:numPr>
       </w:pPr>
       <w:r>
@@ -1860,13 +3307,35 @@
           <w:b/>
           <w:bCs/>
         </w:rPr>
-        <w:t xml:space="preserve">AES:</w:t>
-      </w:r>
-      <w:r>
-        <w:t xml:space="preserve"> </w:t>
-      </w:r>
-      <w:r>
-        <w:t xml:space="preserve">en yaygın simetrik şifreleme algoritması.</w:t>
+        <w:t xml:space="preserve">2004</w:t>
+      </w:r>
+      <w:r>
+        <w:t xml:space="preserve"> </w:t>
+      </w:r>
+      <w:r>
+        <w:t xml:space="preserve">— Billet–Gilbert–Ech-Chatbi (</w:t>
+      </w:r>
+      <w:r>
+        <w:rPr>
+          <w:b/>
+          <w:bCs/>
+        </w:rPr>
+        <w:t xml:space="preserve">BGE saldırısı</w:t>
+      </w:r>
+      <w:r>
+        <w:t xml:space="preserve">) ilk WB-AES’i kırar →</w:t>
+      </w:r>
+      <w:r>
+        <w:t xml:space="preserve"> </w:t>
+      </w:r>
+      <w:r>
+        <w:t xml:space="preserve">“hepsi kırılır”</w:t>
+      </w:r>
+      <w:r>
+        <w:t xml:space="preserve"> </w:t>
+      </w:r>
+      <w:r>
+        <w:t xml:space="preserve">kuralının başlangıcı.</w:t>
       </w:r>
     </w:p>
     <w:p>
@@ -1874,27 +3343,53 @@
         <w:pStyle w:val="Compact"/>
         <w:numPr>
           <w:ilvl w:val="0"/>
-          <w:numId w:val="1005"/>
+          <w:numId w:val="1004"/>
         </w:numPr>
       </w:pPr>
       <w:r>
-        <w:t xml:space="preserve">16 baytlık</w:t>
-      </w:r>
-      <w:r>
-        <w:t xml:space="preserve"> </w:t>
-      </w:r>
-      <w:r>
-        <w:rPr>
-          <w:b/>
-          <w:bCs/>
-        </w:rPr>
-        <w:t xml:space="preserve">bloklar</w:t>
-      </w:r>
-      <w:r>
-        <w:t xml:space="preserve"> </w:t>
-      </w:r>
-      <w:r>
-        <w:t xml:space="preserve">üzerinde çalışır.</w:t>
+        <w:rPr>
+          <w:b/>
+          <w:bCs/>
+        </w:rPr>
+        <w:t xml:space="preserve">2016</w:t>
+      </w:r>
+      <w:r>
+        <w:t xml:space="preserve"> </w:t>
+      </w:r>
+      <w:r>
+        <w:t xml:space="preserve">— Bos vd.</w:t>
+      </w:r>
+      <w:r>
+        <w:t xml:space="preserve"> </w:t>
+      </w:r>
+      <w:r>
+        <w:rPr>
+          <w:b/>
+          <w:bCs/>
+        </w:rPr>
+        <w:t xml:space="preserve">DCA</w:t>
+      </w:r>
+      <w:r>
+        <w:t xml:space="preserve"> </w:t>
+      </w:r>
+      <w:r>
+        <w:t xml:space="preserve">(Differential Computation Analysis): donanımdaki DPA’yı yazılıma taşır, birçok WBC’yi</w:t>
+      </w:r>
+      <w:r>
+        <w:t xml:space="preserve"> </w:t>
+      </w:r>
+      <w:r>
+        <w:rPr>
+          <w:b/>
+          <w:bCs/>
+        </w:rPr>
+        <w:t xml:space="preserve">otomatik</w:t>
+      </w:r>
+      <w:r>
+        <w:t xml:space="preserve"> </w:t>
+      </w:r>
+      <w:r>
+        <w:t xml:space="preserve">kırar.</w:t>
       </w:r>
     </w:p>
     <w:p>
@@ -1902,2985 +3397,7 @@
         <w:pStyle w:val="Compact"/>
         <w:numPr>
           <w:ilvl w:val="0"/>
-          <w:numId w:val="1005"/>
-        </w:numPr>
-      </w:pPr>
-      <w:r>
-        <w:t xml:space="preserve">Veriyi</w:t>
-      </w:r>
-      <w:r>
-        <w:t xml:space="preserve"> </w:t>
-      </w:r>
-      <w:r>
-        <w:rPr>
-          <w:b/>
-          <w:bCs/>
-        </w:rPr>
-        <w:t xml:space="preserve">turlar</w:t>
-      </w:r>
-      <w:r>
-        <w:t xml:space="preserve"> </w:t>
-      </w:r>
-      <w:r>
-        <w:t xml:space="preserve">(rounds) halinde karıştırır; her turda: bayt değiştirme, satır/sütun karıştırma, anahtar ekleme.</w:t>
-      </w:r>
-    </w:p>
-    <w:p>
-      <w:pPr>
-        <w:pStyle w:val="FirstParagraph"/>
-      </w:pPr>
-      <w:r>
-        <w:t xml:space="preserve">Ayrıntı bu hafta sınavda sorulmayacak;</w:t>
-      </w:r>
-      <w:r>
-        <w:t xml:space="preserve"> </w:t>
-      </w:r>
-      <w:r>
-        <w:rPr>
-          <w:b/>
-          <w:bCs/>
-        </w:rPr>
-        <w:t xml:space="preserve">fikir</w:t>
-      </w:r>
-      <w:r>
-        <w:t xml:space="preserve"> </w:t>
-      </w:r>
-      <w:r>
-        <w:t xml:space="preserve">yeter.</w:t>
-      </w:r>
-    </w:p>
-    <w:bookmarkEnd w:id="27"/>
-    <w:bookmarkStart w:id="28" w:name="s-box-nedir"/>
-    <w:p>
-      <w:pPr>
-        <w:pStyle w:val="Heading3"/>
-      </w:pPr>
-      <w:r>
-        <w:t xml:space="preserve">S-box nedir?</w:t>
-      </w:r>
-    </w:p>
-    <w:p>
-      <w:pPr>
-        <w:pStyle w:val="Compact"/>
-        <w:numPr>
-          <w:ilvl w:val="0"/>
-          <w:numId w:val="1006"/>
-        </w:numPr>
-      </w:pPr>
-      <w:r>
-        <w:rPr>
-          <w:b/>
-          <w:bCs/>
-        </w:rPr>
-        <w:t xml:space="preserve">S-box (substitution box):</w:t>
-      </w:r>
-      <w:r>
-        <w:t xml:space="preserve"> </w:t>
-      </w:r>
-      <w:r>
-        <w:t xml:space="preserve">bir baytı başka bir baytla değiştiren</w:t>
-      </w:r>
-      <w:r>
-        <w:t xml:space="preserve"> </w:t>
-      </w:r>
-      <w:r>
-        <w:rPr>
-          <w:b/>
-          <w:bCs/>
-        </w:rPr>
-        <w:t xml:space="preserve">sabit bir tablo</w:t>
-      </w:r>
-      <w:r>
-        <w:t xml:space="preserve">.</w:t>
-      </w:r>
-    </w:p>
-    <w:p>
-      <w:pPr>
-        <w:pStyle w:val="Compact"/>
-        <w:numPr>
-          <w:ilvl w:val="0"/>
-          <w:numId w:val="1006"/>
-        </w:numPr>
-      </w:pPr>
-      <w:r>
-        <w:t xml:space="preserve">AES’in</w:t>
-      </w:r>
-      <w:r>
-        <w:t xml:space="preserve"> </w:t>
-      </w:r>
-      <w:r>
-        <w:t xml:space="preserve">“bayt değiştirme”</w:t>
-      </w:r>
-      <w:r>
-        <w:t xml:space="preserve"> </w:t>
-      </w:r>
-      <w:r>
-        <w:t xml:space="preserve">adımı budur.</w:t>
-      </w:r>
-    </w:p>
-    <w:p>
-      <w:pPr>
-        <w:pStyle w:val="Compact"/>
-        <w:numPr>
-          <w:ilvl w:val="0"/>
-          <w:numId w:val="1006"/>
-        </w:numPr>
-      </w:pPr>
-      <w:r>
-        <w:t xml:space="preserve">Örnek:</w:t>
-      </w:r>
-      <w:r>
-        <w:t xml:space="preserve"> </w:t>
-      </w:r>
-      <w:r>
-        <w:rPr>
-          <w:rStyle w:val="VerbatimChar"/>
-        </w:rPr>
-        <w:t xml:space="preserve">S-box[0x53] = 0xED</w:t>
-      </w:r>
-      <w:r>
-        <w:t xml:space="preserve"> </w:t>
-      </w:r>
-      <w:r>
-        <w:t xml:space="preserve">gibi 256 girişli bir eşleme.</w:t>
-      </w:r>
-    </w:p>
-    <w:p>
-      <w:pPr>
-        <w:pStyle w:val="FirstParagraph"/>
-      </w:pPr>
-      <w:r>
-        <w:t xml:space="preserve">Bu tabloyu aklınızda tutun; whitebox’ın kalbi budur.</w:t>
-      </w:r>
-    </w:p>
-    <w:bookmarkEnd w:id="28"/>
-    <w:bookmarkStart w:id="29" w:name="arama-tablosu-lookup-table"/>
-    <w:p>
-      <w:pPr>
-        <w:pStyle w:val="Heading3"/>
-      </w:pPr>
-      <w:r>
-        <w:t xml:space="preserve">Arama tablosu (lookup table)</w:t>
-      </w:r>
-    </w:p>
-    <w:p>
-      <w:pPr>
-        <w:pStyle w:val="Compact"/>
-        <w:numPr>
-          <w:ilvl w:val="0"/>
-          <w:numId w:val="1007"/>
-        </w:numPr>
-      </w:pPr>
-      <w:r>
-        <w:rPr>
-          <w:b/>
-          <w:bCs/>
-        </w:rPr>
-        <w:t xml:space="preserve">Arama tablosu:</w:t>
-      </w:r>
-      <w:r>
-        <w:t xml:space="preserve"> </w:t>
-      </w:r>
-      <w:r>
-        <w:t xml:space="preserve">“girdiye karşılık çıktı”</w:t>
-      </w:r>
-      <w:r>
-        <w:t xml:space="preserve"> </w:t>
-      </w:r>
-      <w:r>
-        <w:t xml:space="preserve">veren dizi.</w:t>
-      </w:r>
-    </w:p>
-    <w:p>
-      <w:pPr>
-        <w:pStyle w:val="Compact"/>
-        <w:numPr>
-          <w:ilvl w:val="0"/>
-          <w:numId w:val="1007"/>
-        </w:numPr>
-      </w:pPr>
-      <w:r>
-        <w:rPr>
-          <w:rStyle w:val="VerbatimChar"/>
-        </w:rPr>
-        <w:t xml:space="preserve">T[x]</w:t>
-      </w:r>
-      <w:r>
-        <w:t xml:space="preserve"> </w:t>
-      </w:r>
-      <w:r>
-        <w:t xml:space="preserve">= x için önceden hesaplanmış sonuç.</w:t>
-      </w:r>
-    </w:p>
-    <w:p>
-      <w:pPr>
-        <w:pStyle w:val="Compact"/>
-        <w:numPr>
-          <w:ilvl w:val="0"/>
-          <w:numId w:val="1007"/>
-        </w:numPr>
-      </w:pPr>
-      <w:r>
-        <w:t xml:space="preserve">Hesap yapmak yerine</w:t>
-      </w:r>
-      <w:r>
-        <w:t xml:space="preserve"> </w:t>
-      </w:r>
-      <w:r>
-        <w:rPr>
-          <w:b/>
-          <w:bCs/>
-        </w:rPr>
-        <w:t xml:space="preserve">tablodan okursunuz</w:t>
-      </w:r>
-      <w:r>
-        <w:t xml:space="preserve">; hızlıdır.</w:t>
-      </w:r>
-    </w:p>
-    <w:p>
-      <w:pPr>
-        <w:pStyle w:val="FirstParagraph"/>
-      </w:pPr>
-      <w:r>
-        <w:t xml:space="preserve">Whitebox, hesabı tablolara gömer.</w:t>
-      </w:r>
-    </w:p>
-    <w:bookmarkEnd w:id="29"/>
-    <w:bookmarkStart w:id="30" w:name="xor-hatırlatma"/>
-    <w:p>
-      <w:pPr>
-        <w:pStyle w:val="Heading3"/>
-      </w:pPr>
-      <w:r>
-        <w:t xml:space="preserve">XOR hatırlatma</w:t>
-      </w:r>
-    </w:p>
-    <w:p>
-      <w:pPr>
-        <w:pStyle w:val="Compact"/>
-        <w:numPr>
-          <w:ilvl w:val="0"/>
-          <w:numId w:val="1008"/>
-        </w:numPr>
-      </w:pPr>
-      <w:r>
-        <w:rPr>
-          <w:b/>
-          <w:bCs/>
-        </w:rPr>
-        <w:t xml:space="preserve">XOR</w:t>
-      </w:r>
-      <w:r>
-        <w:t xml:space="preserve"> </w:t>
-      </w:r>
-      <w:r>
-        <w:t xml:space="preserve">(</w:t>
-      </w:r>
-      <w:r>
-        <w:rPr>
-          <w:rStyle w:val="VerbatimChar"/>
-        </w:rPr>
-        <w:t xml:space="preserve">^</w:t>
-      </w:r>
-      <w:r>
-        <w:t xml:space="preserve">): bitler farklıysa 1, aynıysa 0.</w:t>
-      </w:r>
-    </w:p>
-    <w:p>
-      <w:pPr>
-        <w:pStyle w:val="Compact"/>
-        <w:numPr>
-          <w:ilvl w:val="0"/>
-          <w:numId w:val="1008"/>
-        </w:numPr>
-      </w:pPr>
-      <w:r>
-        <w:rPr>
-          <w:rStyle w:val="VerbatimChar"/>
-        </w:rPr>
-        <w:t xml:space="preserve">a ^ b ^ b == a</w:t>
-      </w:r>
-      <w:r>
-        <w:t xml:space="preserve"> </w:t>
-      </w:r>
-      <w:r>
-        <w:t xml:space="preserve">→ geri alınabilir.</w:t>
-      </w:r>
-    </w:p>
-    <w:p>
-      <w:pPr>
-        <w:pStyle w:val="Compact"/>
-        <w:numPr>
-          <w:ilvl w:val="0"/>
-          <w:numId w:val="1008"/>
-        </w:numPr>
-      </w:pPr>
-      <w:r>
-        <w:t xml:space="preserve">AES’te</w:t>
-      </w:r>
-      <w:r>
-        <w:t xml:space="preserve"> </w:t>
-      </w:r>
-      <w:r>
-        <w:t xml:space="preserve">“anahtar ekleme”</w:t>
-      </w:r>
-      <w:r>
-        <w:t xml:space="preserve"> </w:t>
-      </w:r>
-      <w:r>
-        <w:t xml:space="preserve">adımı bir XOR’dur:</w:t>
-      </w:r>
-      <w:r>
-        <w:t xml:space="preserve"> </w:t>
-      </w:r>
-      <w:r>
-        <w:rPr>
-          <w:rStyle w:val="VerbatimChar"/>
-        </w:rPr>
-        <w:t xml:space="preserve">durum ^ anahtar</w:t>
-      </w:r>
-      <w:r>
-        <w:t xml:space="preserve">.</w:t>
-      </w:r>
-    </w:p>
-    <w:bookmarkEnd w:id="30"/>
-    <w:bookmarkStart w:id="31" w:name="bit-güvenlik-düzeyi"/>
-    <w:p>
-      <w:pPr>
-        <w:pStyle w:val="Heading3"/>
-      </w:pPr>
-      <w:r>
-        <w:t xml:space="preserve">Bit güvenlik düzeyi</w:t>
-      </w:r>
-    </w:p>
-    <w:p>
-      <w:pPr>
-        <w:pStyle w:val="Compact"/>
-        <w:numPr>
-          <w:ilvl w:val="0"/>
-          <w:numId w:val="1009"/>
-        </w:numPr>
-      </w:pPr>
-      <w:r>
-        <w:t xml:space="preserve">“</w:t>
-      </w:r>
-      <w:r>
-        <w:rPr>
-          <w:b/>
-          <w:bCs/>
-        </w:rPr>
-        <w:t xml:space="preserve">n-bit güvenlik</w:t>
-      </w:r>
-      <w:r>
-        <w:t xml:space="preserve">”</w:t>
-      </w:r>
-      <w:r>
-        <w:t xml:space="preserve"> </w:t>
-      </w:r>
-      <w:r>
-        <w:t xml:space="preserve">= kırmak için kabaca 2ⁿ deneme gerekir.</w:t>
-      </w:r>
-    </w:p>
-    <w:p>
-      <w:pPr>
-        <w:pStyle w:val="Compact"/>
-        <w:numPr>
-          <w:ilvl w:val="0"/>
-          <w:numId w:val="1009"/>
-        </w:numPr>
-      </w:pPr>
-      <w:r>
-        <w:t xml:space="preserve">AES-128 → 128 bit; bugün kırılamaz sayılır.</w:t>
-      </w:r>
-    </w:p>
-    <w:p>
-      <w:pPr>
-        <w:pStyle w:val="Compact"/>
-        <w:numPr>
-          <w:ilvl w:val="0"/>
-          <w:numId w:val="1009"/>
-        </w:numPr>
-      </w:pPr>
-      <w:r>
-        <w:t xml:space="preserve">Yüksek sayı = daha güçlü.</w:t>
-      </w:r>
-    </w:p>
-    <w:bookmarkEnd w:id="31"/>
-    <w:bookmarkStart w:id="32" w:name="yan-kanal-side-channel-nedir"/>
-    <w:p>
-      <w:pPr>
-        <w:pStyle w:val="Heading3"/>
-      </w:pPr>
-      <w:r>
-        <w:t xml:space="preserve">Yan kanal (side channel) nedir?</w:t>
-      </w:r>
-    </w:p>
-    <w:p>
-      <w:pPr>
-        <w:pStyle w:val="Compact"/>
-        <w:numPr>
-          <w:ilvl w:val="0"/>
-          <w:numId w:val="1010"/>
-        </w:numPr>
-      </w:pPr>
-      <w:r>
-        <w:rPr>
-          <w:b/>
-          <w:bCs/>
-        </w:rPr>
-        <w:t xml:space="preserve">Yan kanal:</w:t>
-      </w:r>
-      <w:r>
-        <w:t xml:space="preserve"> </w:t>
-      </w:r>
-      <w:r>
-        <w:t xml:space="preserve">algoritmanın matematiğini değil, çalışırken</w:t>
-      </w:r>
-      <w:r>
-        <w:t xml:space="preserve"> </w:t>
-      </w:r>
-      <w:r>
-        <w:rPr>
-          <w:b/>
-          <w:bCs/>
-        </w:rPr>
-        <w:t xml:space="preserve">sızdırdığı fiziksel/dolaylı bilgiyi</w:t>
-      </w:r>
-      <w:r>
-        <w:t xml:space="preserve"> </w:t>
-      </w:r>
-      <w:r>
-        <w:t xml:space="preserve">kullanan saldırı.</w:t>
-      </w:r>
-    </w:p>
-    <w:p>
-      <w:pPr>
-        <w:pStyle w:val="Compact"/>
-        <w:numPr>
-          <w:ilvl w:val="0"/>
-          <w:numId w:val="1010"/>
-        </w:numPr>
-      </w:pPr>
-      <w:r>
-        <w:t xml:space="preserve">Örnek: harcanan</w:t>
-      </w:r>
-      <w:r>
-        <w:t xml:space="preserve"> </w:t>
-      </w:r>
-      <w:r>
-        <w:rPr>
-          <w:b/>
-          <w:bCs/>
-        </w:rPr>
-        <w:t xml:space="preserve">zaman</w:t>
-      </w:r>
-      <w:r>
-        <w:t xml:space="preserve">,</w:t>
-      </w:r>
-      <w:r>
-        <w:t xml:space="preserve"> </w:t>
-      </w:r>
-      <w:r>
-        <w:rPr>
-          <w:b/>
-          <w:bCs/>
-        </w:rPr>
-        <w:t xml:space="preserve">güç</w:t>
-      </w:r>
-      <w:r>
-        <w:t xml:space="preserve"> </w:t>
-      </w:r>
-      <w:r>
-        <w:t xml:space="preserve">tüketimi, elektromanyetik yayım.</w:t>
-      </w:r>
-    </w:p>
-    <w:p>
-      <w:pPr>
-        <w:pStyle w:val="FirstParagraph"/>
-      </w:pPr>
-      <w:r>
-        <w:t xml:space="preserve">Kartlarda klasiktir; birazdan whitebox’ta yazılım karşılığını göreceğiz.</w:t>
-      </w:r>
-    </w:p>
-    <w:bookmarkEnd w:id="32"/>
-    <w:bookmarkStart w:id="33" w:name="dpa-nedir"/>
-    <w:p>
-      <w:pPr>
-        <w:pStyle w:val="Heading3"/>
-      </w:pPr>
-      <w:r>
-        <w:t xml:space="preserve">DPA nedir?</w:t>
-      </w:r>
-    </w:p>
-    <w:p>
-      <w:pPr>
-        <w:pStyle w:val="Compact"/>
-        <w:numPr>
-          <w:ilvl w:val="0"/>
-          <w:numId w:val="1011"/>
-        </w:numPr>
-      </w:pPr>
-      <w:r>
-        <w:rPr>
-          <w:b/>
-          <w:bCs/>
-        </w:rPr>
-        <w:t xml:space="preserve">DPA (Differential Power Analysis):</w:t>
-      </w:r>
-      <w:r>
-        <w:t xml:space="preserve"> </w:t>
-      </w:r>
-      <w:r>
-        <w:t xml:space="preserve">bir cihazın</w:t>
-      </w:r>
-      <w:r>
-        <w:t xml:space="preserve"> </w:t>
-      </w:r>
-      <w:r>
-        <w:rPr>
-          <w:b/>
-          <w:bCs/>
-        </w:rPr>
-        <w:t xml:space="preserve">güç tüketimi</w:t>
-      </w:r>
-      <w:r>
-        <w:t xml:space="preserve"> </w:t>
-      </w:r>
-      <w:r>
-        <w:t xml:space="preserve">ölçümlerine istatistik uygulayıp anahtarı çıkaran yan kanal saldırısı.</w:t>
-      </w:r>
-    </w:p>
-    <w:p>
-      <w:pPr>
-        <w:pStyle w:val="Compact"/>
-        <w:numPr>
-          <w:ilvl w:val="0"/>
-          <w:numId w:val="1011"/>
-        </w:numPr>
-      </w:pPr>
-      <w:r>
-        <w:t xml:space="preserve">Cihazın içine bakmaz; dışarıdan ölçer.</w:t>
-      </w:r>
-    </w:p>
-    <w:p>
-      <w:pPr>
-        <w:pStyle w:val="FirstParagraph"/>
-      </w:pPr>
-      <w:r>
-        <w:t xml:space="preserve">Bu fikri aklınızda tutun; whitebox’ın en güçlü saldırısı (DCA) bunun yazılım hâlidir.</w:t>
-      </w:r>
-    </w:p>
-    <w:bookmarkEnd w:id="33"/>
-    <w:bookmarkStart w:id="34" w:name="bijeksiyon-birebir-örten-eşleme"/>
-    <w:p>
-      <w:pPr>
-        <w:pStyle w:val="Heading3"/>
-      </w:pPr>
-      <w:r>
-        <w:t xml:space="preserve">Bijeksiyon (birebir-örten eşleme)</w:t>
-      </w:r>
-    </w:p>
-    <w:p>
-      <w:pPr>
-        <w:pStyle w:val="Compact"/>
-        <w:numPr>
-          <w:ilvl w:val="0"/>
-          <w:numId w:val="1012"/>
-        </w:numPr>
-      </w:pPr>
-      <w:r>
-        <w:rPr>
-          <w:b/>
-          <w:bCs/>
-        </w:rPr>
-        <w:t xml:space="preserve">Bijeksiyon:</w:t>
-      </w:r>
-      <w:r>
-        <w:t xml:space="preserve"> </w:t>
-      </w:r>
-      <w:r>
-        <w:t xml:space="preserve">her girdiyi tam bir çıktıya eşleyen,</w:t>
-      </w:r>
-      <w:r>
-        <w:t xml:space="preserve"> </w:t>
-      </w:r>
-      <w:r>
-        <w:rPr>
-          <w:b/>
-          <w:bCs/>
-        </w:rPr>
-        <w:t xml:space="preserve">tersi alınabilen</w:t>
-      </w:r>
-      <w:r>
-        <w:t xml:space="preserve"> </w:t>
-      </w:r>
-      <w:r>
-        <w:t xml:space="preserve">dönüşüm.</w:t>
-      </w:r>
-    </w:p>
-    <w:p>
-      <w:pPr>
-        <w:pStyle w:val="Compact"/>
-        <w:numPr>
-          <w:ilvl w:val="0"/>
-          <w:numId w:val="1012"/>
-        </w:numPr>
-      </w:pPr>
-      <w:r>
-        <w:t xml:space="preserve">Örnek:</w:t>
-      </w:r>
-      <w:r>
-        <w:t xml:space="preserve"> </w:t>
-      </w:r>
-      <w:r>
-        <w:rPr>
-          <w:rStyle w:val="VerbatimChar"/>
-        </w:rPr>
-        <w:t xml:space="preserve">f(x) = x ^ 0x5A</w:t>
-      </w:r>
-      <w:r>
-        <w:t xml:space="preserve"> </w:t>
-      </w:r>
-      <w:r>
-        <w:t xml:space="preserve">bir bijeksiyondur (tersi yine kendisi).</w:t>
-      </w:r>
-    </w:p>
-    <w:p>
-      <w:pPr>
-        <w:pStyle w:val="FirstParagraph"/>
-      </w:pPr>
-      <w:r>
-        <w:t xml:space="preserve">Whitebox, tabloları</w:t>
-      </w:r>
-      <w:r>
-        <w:t xml:space="preserve"> </w:t>
-      </w:r>
-      <w:r>
-        <w:rPr>
-          <w:b/>
-          <w:bCs/>
-        </w:rPr>
-        <w:t xml:space="preserve">gizli bijeksiyonlarla</w:t>
-      </w:r>
-      <w:r>
-        <w:t xml:space="preserve"> </w:t>
-      </w:r>
-      <w:r>
-        <w:t xml:space="preserve">sarar.</w:t>
-      </w:r>
-    </w:p>
-    <w:bookmarkEnd w:id="34"/>
-    <w:bookmarkStart w:id="35" w:name="tee-ve-güvenli-öğe-se"/>
-    <w:p>
-      <w:pPr>
-        <w:pStyle w:val="Heading3"/>
-      </w:pPr>
-      <w:r>
-        <w:t xml:space="preserve">TEE ve güvenli öğe (SE)</w:t>
-      </w:r>
-    </w:p>
-    <w:p>
-      <w:pPr>
-        <w:pStyle w:val="Compact"/>
-        <w:numPr>
-          <w:ilvl w:val="0"/>
-          <w:numId w:val="1013"/>
-        </w:numPr>
-      </w:pPr>
-      <w:r>
-        <w:rPr>
-          <w:b/>
-          <w:bCs/>
-        </w:rPr>
-        <w:t xml:space="preserve">TEE (Trusted Execution Environment):</w:t>
-      </w:r>
-      <w:r>
-        <w:t xml:space="preserve"> </w:t>
-      </w:r>
-      <w:r>
-        <w:t xml:space="preserve">telefon işlemcisinin, işletim sisteminden</w:t>
-      </w:r>
-      <w:r>
-        <w:t xml:space="preserve"> </w:t>
-      </w:r>
-      <w:r>
-        <w:rPr>
-          <w:b/>
-          <w:bCs/>
-        </w:rPr>
-        <w:t xml:space="preserve">yalıtılmış</w:t>
-      </w:r>
-      <w:r>
-        <w:t xml:space="preserve"> </w:t>
-      </w:r>
-      <w:r>
-        <w:t xml:space="preserve">güvenli bölgesi.</w:t>
-      </w:r>
-    </w:p>
-    <w:p>
-      <w:pPr>
-        <w:pStyle w:val="Compact"/>
-        <w:numPr>
-          <w:ilvl w:val="0"/>
-          <w:numId w:val="1013"/>
-        </w:numPr>
-      </w:pPr>
-      <w:r>
-        <w:rPr>
-          <w:b/>
-          <w:bCs/>
-        </w:rPr>
-        <w:t xml:space="preserve">Güvenli öğe (SE):</w:t>
-      </w:r>
-      <w:r>
-        <w:t xml:space="preserve"> </w:t>
-      </w:r>
-      <w:r>
-        <w:t xml:space="preserve">anahtarları saklayan ayrı, kurcalamaya dirençli</w:t>
-      </w:r>
-      <w:r>
-        <w:t xml:space="preserve"> </w:t>
-      </w:r>
-      <w:r>
-        <w:rPr>
-          <w:b/>
-          <w:bCs/>
-        </w:rPr>
-        <w:t xml:space="preserve">donanım</w:t>
-      </w:r>
-      <w:r>
-        <w:t xml:space="preserve"> </w:t>
-      </w:r>
-      <w:r>
-        <w:t xml:space="preserve">çip.</w:t>
-      </w:r>
-    </w:p>
-    <w:p>
-      <w:pPr>
-        <w:pStyle w:val="FirstParagraph"/>
-      </w:pPr>
-      <w:r>
-        <w:t xml:space="preserve">Anahtar için en güçlü koruma bunlardır; whitebox bunların</w:t>
-      </w:r>
-      <w:r>
-        <w:t xml:space="preserve"> </w:t>
-      </w:r>
-      <w:r>
-        <w:rPr>
-          <w:b/>
-          <w:bCs/>
-        </w:rPr>
-        <w:t xml:space="preserve">olmadığı</w:t>
-      </w:r>
-      <w:r>
-        <w:t xml:space="preserve"> </w:t>
-      </w:r>
-      <w:r>
-        <w:t xml:space="preserve">durum içindir.</w:t>
-      </w:r>
-    </w:p>
-    <w:bookmarkEnd w:id="35"/>
-    <w:bookmarkStart w:id="36" w:name="hsm-ve-softhsm"/>
-    <w:p>
-      <w:pPr>
-        <w:pStyle w:val="Heading3"/>
-      </w:pPr>
-      <w:r>
-        <w:t xml:space="preserve">HSM ve SoftHSM</w:t>
-      </w:r>
-    </w:p>
-    <w:p>
-      <w:pPr>
-        <w:pStyle w:val="Compact"/>
-        <w:numPr>
-          <w:ilvl w:val="0"/>
-          <w:numId w:val="1014"/>
-        </w:numPr>
-      </w:pPr>
-      <w:r>
-        <w:rPr>
-          <w:b/>
-          <w:bCs/>
-        </w:rPr>
-        <w:t xml:space="preserve">HSM (Hardware Security Module):</w:t>
-      </w:r>
-      <w:r>
-        <w:t xml:space="preserve"> </w:t>
-      </w:r>
-      <w:r>
-        <w:t xml:space="preserve">sunucuda anahtarları saklayan/işleten özel donanım; anahtar</w:t>
-      </w:r>
-      <w:r>
-        <w:t xml:space="preserve"> </w:t>
-      </w:r>
-      <w:r>
-        <w:rPr>
-          <w:b/>
-          <w:bCs/>
-        </w:rPr>
-        <w:t xml:space="preserve">dışarı çıkmaz</w:t>
-      </w:r>
-      <w:r>
-        <w:t xml:space="preserve">.</w:t>
-      </w:r>
-    </w:p>
-    <w:p>
-      <w:pPr>
-        <w:pStyle w:val="Compact"/>
-        <w:numPr>
-          <w:ilvl w:val="0"/>
-          <w:numId w:val="1014"/>
-        </w:numPr>
-      </w:pPr>
-      <w:r>
-        <w:rPr>
-          <w:b/>
-          <w:bCs/>
-        </w:rPr>
-        <w:t xml:space="preserve">SoftHSM:</w:t>
-      </w:r>
-      <w:r>
-        <w:t xml:space="preserve"> </w:t>
-      </w:r>
-      <w:r>
-        <w:t xml:space="preserve">HSM’in</w:t>
-      </w:r>
-      <w:r>
-        <w:t xml:space="preserve"> </w:t>
-      </w:r>
-      <w:r>
-        <w:rPr>
-          <w:b/>
-          <w:bCs/>
-        </w:rPr>
-        <w:t xml:space="preserve">yazılım benzetimi</w:t>
-      </w:r>
-      <w:r>
-        <w:t xml:space="preserve">; aynı arayüz (PKCS#11), ama donanım koruması yok (geliştirme/test için).</w:t>
-      </w:r>
-    </w:p>
-    <w:bookmarkEnd w:id="36"/>
-    <w:bookmarkStart w:id="37" w:name="hata-ayıklayıcı-debugger-nedir"/>
-    <w:p>
-      <w:pPr>
-        <w:pStyle w:val="Heading3"/>
-      </w:pPr>
-      <w:r>
-        <w:t xml:space="preserve">Hata ayıklayıcı (debugger) nedir?</w:t>
-      </w:r>
-    </w:p>
-    <w:p>
-      <w:pPr>
-        <w:pStyle w:val="Compact"/>
-        <w:numPr>
-          <w:ilvl w:val="0"/>
-          <w:numId w:val="1015"/>
-        </w:numPr>
-      </w:pPr>
-      <w:r>
-        <w:rPr>
-          <w:b/>
-          <w:bCs/>
-        </w:rPr>
-        <w:t xml:space="preserve">Hata ayıklayıcı (debugger):</w:t>
-      </w:r>
-      <w:r>
-        <w:t xml:space="preserve"> </w:t>
-      </w:r>
-      <w:r>
-        <w:t xml:space="preserve">bir programı</w:t>
-      </w:r>
-      <w:r>
-        <w:t xml:space="preserve"> </w:t>
-      </w:r>
-      <w:r>
-        <w:rPr>
-          <w:b/>
-          <w:bCs/>
-        </w:rPr>
-        <w:t xml:space="preserve">adım adım</w:t>
-      </w:r>
-      <w:r>
-        <w:t xml:space="preserve"> </w:t>
-      </w:r>
-      <w:r>
-        <w:t xml:space="preserve">çalıştırmanıza, o an bellekte olan her değeri okumanıza,</w:t>
-      </w:r>
-      <w:r>
-        <w:t xml:space="preserve"> </w:t>
-      </w:r>
-      <w:r>
-        <w:t xml:space="preserve">işlemcinin kayıtlarını (register) görmenize izin veren araç (ör.</w:t>
-      </w:r>
-      <w:r>
-        <w:t xml:space="preserve"> </w:t>
-      </w:r>
-      <w:r>
-        <w:rPr>
-          <w:rStyle w:val="VerbatimChar"/>
-        </w:rPr>
-        <w:t xml:space="preserve">gdb</w:t>
-      </w:r>
-      <w:r>
-        <w:t xml:space="preserve">,</w:t>
-      </w:r>
-      <w:r>
-        <w:t xml:space="preserve"> </w:t>
-      </w:r>
-      <w:r>
-        <w:rPr>
-          <w:rStyle w:val="VerbatimChar"/>
-        </w:rPr>
-        <w:t xml:space="preserve">x64dbg</w:t>
-      </w:r>
-      <w:r>
-        <w:t xml:space="preserve">, IDA/Ghidra’nın dinamik modu).</w:t>
-      </w:r>
-    </w:p>
-    <w:p>
-      <w:pPr>
-        <w:pStyle w:val="Compact"/>
-        <w:numPr>
-          <w:ilvl w:val="0"/>
-          <w:numId w:val="1015"/>
-        </w:numPr>
-      </w:pPr>
-      <w:r>
-        <w:t xml:space="preserve">Programcı için bunu</w:t>
-      </w:r>
-      <w:r>
-        <w:t xml:space="preserve"> </w:t>
-      </w:r>
-      <w:r>
-        <w:rPr>
-          <w:b/>
-          <w:bCs/>
-        </w:rPr>
-        <w:t xml:space="preserve">hata bulmak</w:t>
-      </w:r>
-      <w:r>
-        <w:t xml:space="preserve"> </w:t>
-      </w:r>
-      <w:r>
-        <w:t xml:space="preserve">için kullanırız; beyaz kutu saldırgan için bu, programın</w:t>
-      </w:r>
-      <w:r>
-        <w:t xml:space="preserve"> </w:t>
-      </w:r>
-      <w:r>
-        <w:rPr>
-          <w:b/>
-          <w:bCs/>
-        </w:rPr>
-        <w:t xml:space="preserve">her adımını</w:t>
-      </w:r>
-      <w:r>
-        <w:rPr>
-          <w:b/>
-          <w:bCs/>
-        </w:rPr>
-        <w:t xml:space="preserve"> </w:t>
-      </w:r>
-      <w:r>
-        <w:rPr>
-          <w:b/>
-          <w:bCs/>
-        </w:rPr>
-        <w:t xml:space="preserve">gözlemleme</w:t>
-      </w:r>
-      <w:r>
-        <w:t xml:space="preserve"> </w:t>
-      </w:r>
-      <w:r>
-        <w:t xml:space="preserve">aracına dönüşür.</w:t>
-      </w:r>
-    </w:p>
-    <w:p>
-      <w:pPr>
-        <w:pStyle w:val="FirstParagraph"/>
-      </w:pPr>
-      <w:r>
-        <w:t xml:space="preserve">Beyaz kutu saldırganın</w:t>
-      </w:r>
-      <w:r>
-        <w:t xml:space="preserve"> </w:t>
-      </w:r>
-      <w:r>
-        <w:t xml:space="preserve">“çalışmayı gözlemleme”</w:t>
-      </w:r>
-      <w:r>
-        <w:t xml:space="preserve"> </w:t>
-      </w:r>
-      <w:r>
-        <w:t xml:space="preserve">ve</w:t>
-      </w:r>
-      <w:r>
-        <w:t xml:space="preserve"> </w:t>
-      </w:r>
-      <w:r>
-        <w:t xml:space="preserve">“yalnız bir turu çalıştırma”</w:t>
-      </w:r>
-      <w:r>
-        <w:t xml:space="preserve"> </w:t>
-      </w:r>
-      <w:r>
-        <w:t xml:space="preserve">yeteneği, pratikte tam olarak bir hata</w:t>
-      </w:r>
-      <w:r>
-        <w:t xml:space="preserve"> </w:t>
-      </w:r>
-      <w:r>
-        <w:t xml:space="preserve">ayıklayıcıyla oturup kesme noktası (breakpoint) koymaktır.</w:t>
-      </w:r>
-    </w:p>
-    <w:bookmarkEnd w:id="37"/>
-    <w:bookmarkStart w:id="38" w:name="statik-analiz-ve-dinamik-analiz"/>
-    <w:p>
-      <w:pPr>
-        <w:pStyle w:val="Heading3"/>
-      </w:pPr>
-      <w:r>
-        <w:t xml:space="preserve">Statik analiz ve dinamik analiz</w:t>
-      </w:r>
-    </w:p>
-    <w:p>
-      <w:pPr>
-        <w:pStyle w:val="FirstParagraph"/>
-      </w:pPr>
-      <w:r>
-        <w:t xml:space="preserve">Bir programı incelemenin iki temel yolu vardır ve whitebox saldırılarının hangi</w:t>
-      </w:r>
-      <w:r>
-        <w:t xml:space="preserve"> </w:t>
-      </w:r>
-      <w:r>
-        <w:t xml:space="preserve">“kutuda”</w:t>
-      </w:r>
-      <w:r>
-        <w:t xml:space="preserve"> </w:t>
-      </w:r>
-      <w:r>
-        <w:t xml:space="preserve">durduğunu anlamak için</w:t>
-      </w:r>
-      <w:r>
-        <w:t xml:space="preserve"> </w:t>
-      </w:r>
-      <w:r>
-        <w:t xml:space="preserve">bu ikisini ayırt etmek gerekir:</w:t>
-      </w:r>
-    </w:p>
-    <w:p>
-      <w:pPr>
-        <w:pStyle w:val="Compact"/>
-        <w:numPr>
-          <w:ilvl w:val="0"/>
-          <w:numId w:val="1016"/>
-        </w:numPr>
-      </w:pPr>
-      <w:r>
-        <w:rPr>
-          <w:b/>
-          <w:bCs/>
-        </w:rPr>
-        <w:t xml:space="preserve">Statik analiz:</w:t>
-      </w:r>
-      <w:r>
-        <w:t xml:space="preserve"> </w:t>
-      </w:r>
-      <w:r>
-        <w:t xml:space="preserve">programı</w:t>
-      </w:r>
-      <w:r>
-        <w:t xml:space="preserve"> </w:t>
-      </w:r>
-      <w:r>
-        <w:rPr>
-          <w:b/>
-          <w:bCs/>
-        </w:rPr>
-        <w:t xml:space="preserve">çalıştırmadan</w:t>
-      </w:r>
-      <w:r>
-        <w:t xml:space="preserve">, yalnız ikili dosyayı (ya da kaynak kodu) inceleyerek yapılan analiz</w:t>
-      </w:r>
-      <w:r>
-        <w:t xml:space="preserve"> </w:t>
-      </w:r>
-      <w:r>
-        <w:t xml:space="preserve">(ör.</w:t>
-      </w:r>
-      <w:r>
-        <w:t xml:space="preserve"> </w:t>
-      </w:r>
-      <w:r>
-        <w:rPr>
-          <w:rStyle w:val="VerbatimChar"/>
-        </w:rPr>
-        <w:t xml:space="preserve">strings</w:t>
-      </w:r>
-      <w:r>
-        <w:t xml:space="preserve"> </w:t>
-      </w:r>
-      <w:r>
-        <w:t xml:space="preserve">komutu, bir ayrıştırıcı/disassembler ile komutları okumak).</w:t>
-      </w:r>
-    </w:p>
-    <w:p>
-      <w:pPr>
-        <w:pStyle w:val="Compact"/>
-        <w:numPr>
-          <w:ilvl w:val="0"/>
-          <w:numId w:val="1016"/>
-        </w:numPr>
-      </w:pPr>
-      <w:r>
-        <w:rPr>
-          <w:b/>
-          <w:bCs/>
-        </w:rPr>
-        <w:t xml:space="preserve">Dinamik analiz:</w:t>
-      </w:r>
-      <w:r>
-        <w:t xml:space="preserve"> </w:t>
-      </w:r>
-      <w:r>
-        <w:t xml:space="preserve">programı</w:t>
-      </w:r>
-      <w:r>
-        <w:t xml:space="preserve"> </w:t>
-      </w:r>
-      <w:r>
-        <w:rPr>
-          <w:b/>
-          <w:bCs/>
-        </w:rPr>
-        <w:t xml:space="preserve">gerçekten çalıştırarak</w:t>
-      </w:r>
-      <w:r>
-        <w:t xml:space="preserve">, bir hata ayıklayıcı ya da aşağıda tanımlayacağımız</w:t>
-      </w:r>
-      <w:r>
-        <w:t xml:space="preserve"> </w:t>
-      </w:r>
-      <w:r>
-        <w:t xml:space="preserve">enstrümantasyonla izleyerek yapılan analiz.</w:t>
-      </w:r>
-    </w:p>
-    <w:p>
-      <w:pPr>
-        <w:pStyle w:val="FirstParagraph"/>
-      </w:pPr>
-      <w:r>
-        <w:t xml:space="preserve">Bölüm 2’deki</w:t>
-      </w:r>
-      <w:r>
-        <w:t xml:space="preserve"> </w:t>
-      </w:r>
-      <w:r>
-        <w:rPr>
-          <w:b/>
-          <w:bCs/>
-        </w:rPr>
-        <w:t xml:space="preserve">entropi taraması</w:t>
-      </w:r>
-      <w:r>
-        <w:t xml:space="preserve"> </w:t>
-      </w:r>
-      <w:r>
-        <w:t xml:space="preserve">statiktir (program hiç çalıştırılmaz); Bölüm 4’teki</w:t>
-      </w:r>
-      <w:r>
-        <w:t xml:space="preserve"> </w:t>
-      </w:r>
-      <w:r>
-        <w:rPr>
-          <w:b/>
-          <w:bCs/>
-        </w:rPr>
-        <w:t xml:space="preserve">DCA</w:t>
-      </w:r>
-      <w:r>
-        <w:t xml:space="preserve"> </w:t>
-      </w:r>
-      <w:r>
-        <w:t xml:space="preserve">dinamiktir (program</w:t>
-      </w:r>
-      <w:r>
-        <w:t xml:space="preserve"> </w:t>
-      </w:r>
-      <w:r>
-        <w:t xml:space="preserve">defalarca çalıştırılıp izlenir). İkisi de beyaz kutu saldırganın elindedir; kara kutu saldırgan hiçbirini yapamaz.</w:t>
-      </w:r>
-    </w:p>
-    <w:bookmarkEnd w:id="38"/>
-    <w:bookmarkStart w:id="39" w:name="X4fcb58b0c7c2d0f02d4eee98b0a20bd8a510932"/>
-    <w:p>
-      <w:pPr>
-        <w:pStyle w:val="Heading3"/>
-      </w:pPr>
-      <w:r>
-        <w:t xml:space="preserve">Enstrümantasyon (instrumentation) ve emülatör nedir?</w:t>
-      </w:r>
-    </w:p>
-    <w:p>
-      <w:pPr>
-        <w:pStyle w:val="Compact"/>
-        <w:numPr>
-          <w:ilvl w:val="0"/>
-          <w:numId w:val="1017"/>
-        </w:numPr>
-      </w:pPr>
-      <w:r>
-        <w:rPr>
-          <w:b/>
-          <w:bCs/>
-        </w:rPr>
-        <w:t xml:space="preserve">Enstrümantasyon:</w:t>
-      </w:r>
-      <w:r>
-        <w:t xml:space="preserve"> </w:t>
-      </w:r>
-      <w:r>
-        <w:t xml:space="preserve">bir programı, çalışırken</w:t>
-      </w:r>
-      <w:r>
-        <w:t xml:space="preserve"> </w:t>
-      </w:r>
-      <w:r>
-        <w:rPr>
-          <w:b/>
-          <w:bCs/>
-        </w:rPr>
-        <w:t xml:space="preserve">belirli noktalarda neyin işlendiğini otomatik olarak kaydedecek</w:t>
-      </w:r>
-      <w:r>
-        <w:t xml:space="preserve"> </w:t>
-      </w:r>
-      <w:r>
-        <w:t xml:space="preserve">şekilde değiştirmek ya da özel bir araç altında çalıştırmak (ör. her bellek okuma/yazmasını loglayan bir katman</w:t>
-      </w:r>
-      <w:r>
-        <w:t xml:space="preserve"> </w:t>
-      </w:r>
-      <w:r>
-        <w:t xml:space="preserve">eklemek).</w:t>
-      </w:r>
-    </w:p>
-    <w:p>
-      <w:pPr>
-        <w:pStyle w:val="Compact"/>
-        <w:numPr>
-          <w:ilvl w:val="0"/>
-          <w:numId w:val="1017"/>
-        </w:numPr>
-      </w:pPr>
-      <w:r>
-        <w:rPr>
-          <w:b/>
-          <w:bCs/>
-        </w:rPr>
-        <w:t xml:space="preserve">Emülatör:</w:t>
-      </w:r>
-      <w:r>
-        <w:t xml:space="preserve"> </w:t>
-      </w:r>
-      <w:r>
-        <w:t xml:space="preserve">gerçek işlemciyi</w:t>
-      </w:r>
-      <w:r>
-        <w:t xml:space="preserve"> </w:t>
-      </w:r>
-      <w:r>
-        <w:rPr>
-          <w:b/>
-          <w:bCs/>
-        </w:rPr>
-        <w:t xml:space="preserve">yazılımla taklit eden</w:t>
-      </w:r>
-      <w:r>
-        <w:t xml:space="preserve"> </w:t>
-      </w:r>
-      <w:r>
-        <w:t xml:space="preserve">bir araç; her komutu tek tek yorumladığı için, çalışan</w:t>
-      </w:r>
-      <w:r>
-        <w:t xml:space="preserve"> </w:t>
-      </w:r>
-      <w:r>
-        <w:t xml:space="preserve">programın</w:t>
-      </w:r>
-      <w:r>
-        <w:t xml:space="preserve"> </w:t>
-      </w:r>
-      <w:r>
-        <w:rPr>
-          <w:b/>
-          <w:bCs/>
-        </w:rPr>
-        <w:t xml:space="preserve">her adımını</w:t>
-      </w:r>
-      <w:r>
-        <w:t xml:space="preserve"> </w:t>
-      </w:r>
-      <w:r>
-        <w:t xml:space="preserve">durdurmadan kaydedebilir.</w:t>
-      </w:r>
-    </w:p>
-    <w:p>
-      <w:pPr>
-        <w:pStyle w:val="FirstParagraph"/>
-      </w:pPr>
-      <w:r>
-        <w:t xml:space="preserve">Saldırgan whitebox rutinini enstrümante ederse ya da bir emülatör altında çalıştırırsa, her arama tablosu</w:t>
-      </w:r>
-      <w:r>
-        <w:t xml:space="preserve"> </w:t>
-      </w:r>
-      <w:r>
-        <w:t xml:space="preserve">erişiminde</w:t>
-      </w:r>
-      <w:r>
-        <w:t xml:space="preserve"> </w:t>
-      </w:r>
-      <w:r>
-        <w:rPr>
-          <w:b/>
-          <w:bCs/>
-        </w:rPr>
-        <w:t xml:space="preserve">okunan/yazılan değeri</w:t>
-      </w:r>
-      <w:r>
-        <w:t xml:space="preserve"> </w:t>
-      </w:r>
-      <w:r>
-        <w:t xml:space="preserve">otomatik olarak toplayabilir. Bunu elle, tek tek hata ayıklayıcı adımlamaya</w:t>
-      </w:r>
-      <w:r>
-        <w:t xml:space="preserve"> </w:t>
-      </w:r>
-      <w:r>
-        <w:t xml:space="preserve">gerek kalmadan</w:t>
-      </w:r>
-      <w:r>
-        <w:t xml:space="preserve"> </w:t>
-      </w:r>
-      <w:r>
-        <w:rPr>
-          <w:b/>
-          <w:bCs/>
-        </w:rPr>
-        <w:t xml:space="preserve">binlerce kez</w:t>
-      </w:r>
-      <w:r>
-        <w:t xml:space="preserve"> </w:t>
-      </w:r>
-      <w:r>
-        <w:t xml:space="preserve">tekrarlayabilir — birazdan göreceğimiz DCA saldırısının ön koşulu budur.</w:t>
-      </w:r>
-    </w:p>
-    <w:bookmarkEnd w:id="39"/>
-    <w:bookmarkStart w:id="40" w:name="yürütme-izi-execution-trace-nedir"/>
-    <w:p>
-      <w:pPr>
-        <w:pStyle w:val="Heading3"/>
-      </w:pPr>
-      <w:r>
-        <w:t xml:space="preserve">Yürütme izi (execution trace) nedir?</w:t>
-      </w:r>
-    </w:p>
-    <w:p>
-      <w:pPr>
-        <w:pStyle w:val="Compact"/>
-        <w:numPr>
-          <w:ilvl w:val="0"/>
-          <w:numId w:val="1018"/>
-        </w:numPr>
-      </w:pPr>
-      <w:r>
-        <w:rPr>
-          <w:b/>
-          <w:bCs/>
-        </w:rPr>
-        <w:t xml:space="preserve">Yürütme izi (trace):</w:t>
-      </w:r>
-      <w:r>
-        <w:t xml:space="preserve"> </w:t>
-      </w:r>
-      <w:r>
-        <w:t xml:space="preserve">bir çalıştırma boyunca kaydedilen ara değerler</w:t>
-      </w:r>
-      <w:r>
-        <w:t xml:space="preserve"> </w:t>
-      </w:r>
-      <w:r>
-        <w:rPr>
-          <w:b/>
-          <w:bCs/>
-        </w:rPr>
-        <w:t xml:space="preserve">dizisi</w:t>
-      </w:r>
-      <w:r>
-        <w:t xml:space="preserve"> </w:t>
-      </w:r>
-      <w:r>
-        <w:t xml:space="preserve">— hangi bellek adresi okundu,</w:t>
-      </w:r>
-      <w:r>
-        <w:t xml:space="preserve"> </w:t>
-      </w:r>
-      <w:r>
-        <w:t xml:space="preserve">hangi değer yazıldı, hangi komut çalıştı.</w:t>
-      </w:r>
-    </w:p>
-    <w:p>
-      <w:pPr>
-        <w:pStyle w:val="Compact"/>
-        <w:numPr>
-          <w:ilvl w:val="0"/>
-          <w:numId w:val="1018"/>
-        </w:numPr>
-      </w:pPr>
-      <w:r>
-        <w:t xml:space="preserve">Kara kutuda saldırgan yalnız</w:t>
-      </w:r>
-      <w:r>
-        <w:t xml:space="preserve"> </w:t>
-      </w:r>
-      <w:r>
-        <w:rPr>
-          <w:b/>
-          <w:bCs/>
-        </w:rPr>
-        <w:t xml:space="preserve">son çıktıyı</w:t>
-      </w:r>
-      <w:r>
-        <w:t xml:space="preserve"> </w:t>
-      </w:r>
-      <w:r>
-        <w:t xml:space="preserve">(şifreli metni) görür; beyaz kutuda saldırgan, isterse</w:t>
-      </w:r>
-      <w:r>
-        <w:t xml:space="preserve"> </w:t>
-      </w:r>
-      <w:r>
-        <w:rPr>
-          <w:b/>
-          <w:bCs/>
-        </w:rPr>
-        <w:t xml:space="preserve">tüm izi</w:t>
-      </w:r>
-      <w:r>
-        <w:t xml:space="preserve"> </w:t>
-      </w:r>
-      <w:r>
-        <w:t xml:space="preserve">(algoritmanın her ara adımını) görebilir ve saklayabilir.</w:t>
-      </w:r>
-    </w:p>
-    <w:p>
-      <w:pPr>
-        <w:pStyle w:val="FirstParagraph"/>
-      </w:pPr>
-      <w:r>
-        <w:t xml:space="preserve">Bölüm 3 ve 4’te,</w:t>
-      </w:r>
-      <w:r>
-        <w:t xml:space="preserve"> </w:t>
-      </w:r>
-      <w:r>
-        <w:t xml:space="preserve">“iz”</w:t>
-      </w:r>
-      <w:r>
-        <w:t xml:space="preserve"> </w:t>
-      </w:r>
-      <w:r>
-        <w:t xml:space="preserve">kelimesini hep bu anlamda kullanacağız: whitebox tablolarından okunan ara değerlerin, farklı</w:t>
-      </w:r>
-      <w:r>
-        <w:t xml:space="preserve"> </w:t>
-      </w:r>
-      <w:r>
-        <w:t xml:space="preserve">girdiler için tekrar tekrar kaydedilmiş listesi.</w:t>
-      </w:r>
-    </w:p>
-    <w:bookmarkEnd w:id="40"/>
-    <w:bookmarkStart w:id="41" w:name="korelasyon-istatistiksel-ilişki-nedir"/>
-    <w:p>
-      <w:pPr>
-        <w:pStyle w:val="Heading3"/>
-      </w:pPr>
-      <w:r>
-        <w:t xml:space="preserve">Korelasyon (istatistiksel ilişki) nedir?</w:t>
-      </w:r>
-    </w:p>
-    <w:p>
-      <w:pPr>
-        <w:pStyle w:val="Compact"/>
-        <w:numPr>
-          <w:ilvl w:val="0"/>
-          <w:numId w:val="1019"/>
-        </w:numPr>
-      </w:pPr>
-      <w:r>
-        <w:rPr>
-          <w:b/>
-          <w:bCs/>
-        </w:rPr>
-        <w:t xml:space="preserve">Korelasyon:</w:t>
-      </w:r>
-      <w:r>
-        <w:t xml:space="preserve"> </w:t>
-      </w:r>
-      <w:r>
-        <w:t xml:space="preserve">iki değişkenin (ör.</w:t>
-      </w:r>
-      <w:r>
-        <w:t xml:space="preserve"> </w:t>
-      </w:r>
-      <w:r>
-        <w:t xml:space="preserve">“gözlenen bir değer”</w:t>
-      </w:r>
-      <w:r>
-        <w:t xml:space="preserve"> </w:t>
-      </w:r>
-      <w:r>
-        <w:t xml:space="preserve">ile</w:t>
-      </w:r>
-      <w:r>
-        <w:t xml:space="preserve"> </w:t>
-      </w:r>
-      <w:r>
-        <w:t xml:space="preserve">“bir anahtar hipoteziyle hesaplanan tahmini değer”</w:t>
-      </w:r>
-      <w:r>
-        <w:t xml:space="preserve">)</w:t>
-      </w:r>
-      <w:r>
-        <w:t xml:space="preserve"> </w:t>
-      </w:r>
-      <w:r>
-        <w:rPr>
-          <w:b/>
-          <w:bCs/>
-        </w:rPr>
-        <w:t xml:space="preserve">birlikte, tutarlı biçimde değişip değişmediğinin</w:t>
-      </w:r>
-      <w:r>
-        <w:t xml:space="preserve"> </w:t>
-      </w:r>
-      <w:r>
-        <w:t xml:space="preserve">ölçüsü.</w:t>
-      </w:r>
-    </w:p>
-    <w:p>
-      <w:pPr>
-        <w:pStyle w:val="Compact"/>
-        <w:numPr>
-          <w:ilvl w:val="0"/>
-          <w:numId w:val="1019"/>
-        </w:numPr>
-      </w:pPr>
-      <w:r>
-        <w:t xml:space="preserve">Yüksek korelasyon → iki değişken</w:t>
-      </w:r>
-      <w:r>
-        <w:t xml:space="preserve"> </w:t>
-      </w:r>
-      <w:r>
-        <w:rPr>
-          <w:b/>
-          <w:bCs/>
-        </w:rPr>
-        <w:t xml:space="preserve">birbirine bağlı görünüyor</w:t>
-      </w:r>
-      <w:r>
-        <w:t xml:space="preserve">. Düşük/yok korelasyon → aralarında</w:t>
-      </w:r>
-      <w:r>
-        <w:t xml:space="preserve"> </w:t>
-      </w:r>
-      <w:r>
-        <w:rPr>
-          <w:b/>
-          <w:bCs/>
-        </w:rPr>
-        <w:t xml:space="preserve">tesadüften</w:t>
-      </w:r>
-      <w:r>
-        <w:rPr>
-          <w:b/>
-          <w:bCs/>
-        </w:rPr>
-        <w:t xml:space="preserve"> </w:t>
-      </w:r>
-      <w:r>
-        <w:rPr>
-          <w:b/>
-          <w:bCs/>
-        </w:rPr>
-        <w:t xml:space="preserve">öte bir ilişki yok</w:t>
-      </w:r>
-      <w:r>
-        <w:t xml:space="preserve"> </w:t>
-      </w:r>
-      <w:r>
-        <w:t xml:space="preserve">görünüyor.</w:t>
-      </w:r>
-    </w:p>
-    <w:p>
-      <w:pPr>
-        <w:pStyle w:val="FirstParagraph"/>
-      </w:pPr>
-      <w:r>
-        <w:t xml:space="preserve">Yan kanal saldırıları (DPA, ve yazılım hâli DCA),</w:t>
-      </w:r>
-      <w:r>
-        <w:t xml:space="preserve"> </w:t>
-      </w:r>
-      <w:r>
-        <w:rPr>
-          <w:b/>
-          <w:bCs/>
-        </w:rPr>
-        <w:t xml:space="preserve">doğru</w:t>
-      </w:r>
-      <w:r>
-        <w:t xml:space="preserve"> </w:t>
-      </w:r>
-      <w:r>
-        <w:t xml:space="preserve">anahtar hipotezini yanlışlarından ayırmak için tam olarak</w:t>
-      </w:r>
-      <w:r>
-        <w:t xml:space="preserve"> </w:t>
-      </w:r>
-      <w:r>
-        <w:t xml:space="preserve">bunu kullanır: doğru hipotez için tahmin edilen değerler, gerçekten gözlenenlerle</w:t>
-      </w:r>
-      <w:r>
-        <w:t xml:space="preserve"> </w:t>
-      </w:r>
-      <w:r>
-        <w:rPr>
-          <w:b/>
-          <w:bCs/>
-        </w:rPr>
-        <w:t xml:space="preserve">korele</w:t>
-      </w:r>
-      <w:r>
-        <w:t xml:space="preserve"> </w:t>
-      </w:r>
-      <w:r>
-        <w:t xml:space="preserve">çıkar; yanlış hipotezler</w:t>
-      </w:r>
-      <w:r>
-        <w:t xml:space="preserve"> </w:t>
-      </w:r>
-      <w:r>
-        <w:t xml:space="preserve">için çıkmaz.</w:t>
-      </w:r>
-    </w:p>
-    <w:bookmarkEnd w:id="41"/>
-    <w:bookmarkStart w:id="42" w:name="permütasyon-nedir"/>
-    <w:p>
-      <w:pPr>
-        <w:pStyle w:val="Heading3"/>
-      </w:pPr>
-      <w:r>
-        <w:t xml:space="preserve">Permütasyon nedir?</w:t>
-      </w:r>
-    </w:p>
-    <w:p>
-      <w:pPr>
-        <w:pStyle w:val="Compact"/>
-        <w:numPr>
-          <w:ilvl w:val="0"/>
-          <w:numId w:val="1020"/>
-        </w:numPr>
-      </w:pPr>
-      <w:r>
-        <w:rPr>
-          <w:b/>
-          <w:bCs/>
-        </w:rPr>
-        <w:t xml:space="preserve">Permütasyon:</w:t>
-      </w:r>
-      <w:r>
-        <w:t xml:space="preserve"> </w:t>
-      </w:r>
-      <w:r>
-        <w:t xml:space="preserve">sonlu bir kümenin elemanlarını</w:t>
-      </w:r>
-      <w:r>
-        <w:t xml:space="preserve"> </w:t>
-      </w:r>
-      <w:r>
-        <w:rPr>
-          <w:b/>
-          <w:bCs/>
-        </w:rPr>
-        <w:t xml:space="preserve">yeniden sıralayan</w:t>
-      </w:r>
-      <w:r>
-        <w:t xml:space="preserve">, birebir-örten (bijeksiyon) özel bir eşleme</w:t>
-      </w:r>
-      <w:r>
-        <w:t xml:space="preserve"> </w:t>
-      </w:r>
-      <w:r>
-        <w:t xml:space="preserve">türü — her eleman tam olarak bir kez, başka bir elemanın yerine geçer.</w:t>
-      </w:r>
-    </w:p>
-    <w:p>
-      <w:pPr>
-        <w:pStyle w:val="Compact"/>
-        <w:numPr>
-          <w:ilvl w:val="0"/>
-          <w:numId w:val="1020"/>
-        </w:numPr>
-      </w:pPr>
-      <w:r>
-        <w:t xml:space="preserve">Örnek:</w:t>
-      </w:r>
-      <w:r>
-        <w:t xml:space="preserve"> </w:t>
-      </w:r>
-      <w:r>
-        <w:rPr>
-          <w:rStyle w:val="VerbatimChar"/>
-        </w:rPr>
-        <w:t xml:space="preserve">{0,1,2,3}</w:t>
-      </w:r>
-      <w:r>
-        <w:t xml:space="preserve"> </w:t>
-      </w:r>
-      <w:r>
-        <w:t xml:space="preserve">kümesi üzerinde</w:t>
-      </w:r>
-      <w:r>
-        <w:t xml:space="preserve"> </w:t>
-      </w:r>
-      <w:r>
-        <w:rPr>
-          <w:rStyle w:val="VerbatimChar"/>
-        </w:rPr>
-        <w:t xml:space="preserve">0→2, 1→0, 2→3, 3→1</w:t>
-      </w:r>
-      <w:r>
-        <w:t xml:space="preserve"> </w:t>
-      </w:r>
-      <w:r>
-        <w:t xml:space="preserve">bir permütasyondur; her değer tam bir kez kullanılmıştır,</w:t>
-      </w:r>
-      <w:r>
-        <w:t xml:space="preserve"> </w:t>
-      </w:r>
-      <w:r>
-        <w:t xml:space="preserve">hiçbiri atlanmamış ya da tekrar edilmemiştir.</w:t>
-      </w:r>
-    </w:p>
-    <w:p>
-      <w:pPr>
-        <w:pStyle w:val="FirstParagraph"/>
-      </w:pPr>
-      <w:r>
-        <w:t xml:space="preserve">S-box, sabit boyutlu bir kümenin (bayt değerlerinin) permütasyonudur; birazdan kuracağımız</w:t>
-      </w:r>
-      <w:r>
-        <w:t xml:space="preserve"> </w:t>
-      </w:r>
-      <w:r>
-        <w:rPr>
-          <w:b/>
-          <w:bCs/>
-        </w:rPr>
-        <w:t xml:space="preserve">oyuncak S-box</w:t>
-      </w:r>
-      <w:r>
-        <w:t xml:space="preserve"> </w:t>
-      </w:r>
-      <w:r>
-        <w:t xml:space="preserve">da</w:t>
-      </w:r>
-      <w:r>
-        <w:t xml:space="preserve"> </w:t>
-      </w:r>
-      <w:r>
-        <w:t xml:space="preserve">aynı fikrin küçük (4 elemanlı) bir örneğidir.</w:t>
-      </w:r>
-    </w:p>
-    <w:bookmarkEnd w:id="42"/>
-    <w:bookmarkStart w:id="43" w:name="entropi-rastgelelik-ölçüsü-nedir"/>
-    <w:p>
-      <w:pPr>
-        <w:pStyle w:val="Heading3"/>
-      </w:pPr>
-      <w:r>
-        <w:t xml:space="preserve">Entropi (rastgelelik ölçüsü) nedir?</w:t>
-      </w:r>
-    </w:p>
-    <w:p>
-      <w:pPr>
-        <w:pStyle w:val="Compact"/>
-        <w:numPr>
-          <w:ilvl w:val="0"/>
-          <w:numId w:val="1021"/>
-        </w:numPr>
-      </w:pPr>
-      <w:r>
-        <w:rPr>
-          <w:b/>
-          <w:bCs/>
-        </w:rPr>
-        <w:t xml:space="preserve">Entropi:</w:t>
-      </w:r>
-      <w:r>
-        <w:t xml:space="preserve"> </w:t>
-      </w:r>
-      <w:r>
-        <w:t xml:space="preserve">bir veri bloğunun ne kadar</w:t>
-      </w:r>
-      <w:r>
-        <w:t xml:space="preserve"> </w:t>
-      </w:r>
-      <w:r>
-        <w:rPr>
-          <w:b/>
-          <w:bCs/>
-        </w:rPr>
-        <w:t xml:space="preserve">rastgele/öngörülemez</w:t>
-      </w:r>
-      <w:r>
-        <w:t xml:space="preserve"> </w:t>
-      </w:r>
-      <w:r>
-        <w:t xml:space="preserve">göründüğünün ölçüsü.</w:t>
-      </w:r>
-    </w:p>
-    <w:p>
-      <w:pPr>
-        <w:pStyle w:val="Compact"/>
-        <w:numPr>
-          <w:ilvl w:val="0"/>
-          <w:numId w:val="1021"/>
-        </w:numPr>
-      </w:pPr>
-      <w:r>
-        <w:t xml:space="preserve">Sıradan bir metin (ör. bir Türkçe cümle)</w:t>
-      </w:r>
-      <w:r>
-        <w:t xml:space="preserve"> </w:t>
-      </w:r>
-      <w:r>
-        <w:rPr>
-          <w:b/>
-          <w:bCs/>
-        </w:rPr>
-        <w:t xml:space="preserve">düşük</w:t>
-      </w:r>
-      <w:r>
-        <w:t xml:space="preserve"> </w:t>
-      </w:r>
-      <w:r>
-        <w:t xml:space="preserve">entropili görünür: bazı harfler (a, e, n) çok sık, bazıları</w:t>
-      </w:r>
-      <w:r>
-        <w:t xml:space="preserve"> </w:t>
-      </w:r>
-      <w:r>
-        <w:t xml:space="preserve">(j, w) çok nadir geçer; bu düzensiz dağılım tahmin edilebilirliği artırır.</w:t>
-      </w:r>
-    </w:p>
-    <w:p>
-      <w:pPr>
-        <w:pStyle w:val="Compact"/>
-        <w:numPr>
-          <w:ilvl w:val="0"/>
-          <w:numId w:val="1021"/>
-        </w:numPr>
-      </w:pPr>
-      <w:r>
-        <w:t xml:space="preserve">Rastgele üretilmiş bir kriptografik anahtar</w:t>
-      </w:r>
-      <w:r>
-        <w:t xml:space="preserve"> </w:t>
-      </w:r>
-      <w:r>
-        <w:rPr>
-          <w:b/>
-          <w:bCs/>
-        </w:rPr>
-        <w:t xml:space="preserve">yüksek</w:t>
-      </w:r>
-      <w:r>
-        <w:t xml:space="preserve"> </w:t>
-      </w:r>
-      <w:r>
-        <w:t xml:space="preserve">entropili görünür: bütün bayt değerleri (0x00–0xFF) hemen</w:t>
-      </w:r>
-      <w:r>
-        <w:t xml:space="preserve"> </w:t>
-      </w:r>
-      <w:r>
-        <w:t xml:space="preserve">hemen eşit sıklıkta görünür, hiçbir örüntü yoktur.</w:t>
-      </w:r>
-    </w:p>
-    <w:p>
-      <w:pPr>
-        <w:pStyle w:val="Compact"/>
-        <w:numPr>
-          <w:ilvl w:val="0"/>
-          <w:numId w:val="1021"/>
-        </w:numPr>
-      </w:pPr>
-      <w:r>
-        <w:rPr>
-          <w:b/>
-          <w:bCs/>
-        </w:rPr>
-        <w:t xml:space="preserve">Entropi taraması:</w:t>
-      </w:r>
-      <w:r>
-        <w:t xml:space="preserve"> </w:t>
-      </w:r>
-      <w:r>
-        <w:t xml:space="preserve">ikili dosyayı baştan sona gezip,</w:t>
-      </w:r>
-      <w:r>
-        <w:t xml:space="preserve"> </w:t>
-      </w:r>
-      <w:r>
-        <w:rPr>
-          <w:b/>
-          <w:bCs/>
-        </w:rPr>
-        <w:t xml:space="preserve">çevresine göre anormal yüksek entropili</w:t>
-      </w:r>
-      <w:r>
-        <w:t xml:space="preserve"> </w:t>
-      </w:r>
-      <w:r>
-        <w:t xml:space="preserve">blokları</w:t>
-      </w:r>
-      <w:r>
-        <w:t xml:space="preserve"> </w:t>
-      </w:r>
-      <w:r>
-        <w:t xml:space="preserve">arayan statik analiz tekniği; gömülü anahtarları, sıkıştırılmış ya da şifrelenmiş verileri bulmakta kullanılır</w:t>
-      </w:r>
-      <w:r>
-        <w:t xml:space="preserve"> </w:t>
-      </w:r>
-      <w:r>
-        <w:t xml:space="preserve">(Shamir–van Someren’in gözlemi).</w:t>
-      </w:r>
-    </w:p>
-    <w:p>
-      <w:pPr>
-        <w:pStyle w:val="FirstParagraph"/>
-      </w:pPr>
-      <w:r>
-        <w:t xml:space="preserve">Bölüm 2’de göreceğimiz gibi,</w:t>
-      </w:r>
-      <w:r>
-        <w:t xml:space="preserve"> </w:t>
-      </w:r>
-      <w:r>
-        <w:t xml:space="preserve">“anahtarı sabit bir diziye gömme”</w:t>
-      </w:r>
-      <w:r>
-        <w:t xml:space="preserve"> </w:t>
-      </w:r>
-      <w:r>
-        <w:t xml:space="preserve">hatasını</w:t>
-      </w:r>
-      <w:r>
-        <w:t xml:space="preserve"> </w:t>
-      </w:r>
-      <w:r>
-        <w:rPr>
-          <w:b/>
-          <w:bCs/>
-        </w:rPr>
-        <w:t xml:space="preserve">saniyeler içinde</w:t>
-      </w:r>
-      <w:r>
-        <w:t xml:space="preserve"> </w:t>
-      </w:r>
-      <w:r>
-        <w:t xml:space="preserve">açığa çıkaran araç</w:t>
-      </w:r>
-      <w:r>
-        <w:t xml:space="preserve"> </w:t>
-      </w:r>
-      <w:r>
-        <w:t xml:space="preserve">tam olarak budur; bu haftanın</w:t>
-      </w:r>
-      <w:r>
-        <w:t xml:space="preserve"> </w:t>
-      </w:r>
-      <w:r>
-        <w:rPr>
-          <w:rStyle w:val="VerbatimChar"/>
-        </w:rPr>
-        <w:t xml:space="preserve">02-gomulu-anahtar</w:t>
-      </w:r>
-      <w:r>
-        <w:t xml:space="preserve"> </w:t>
-      </w:r>
-      <w:r>
-        <w:t xml:space="preserve">demosundaki</w:t>
-      </w:r>
-      <w:r>
-        <w:t xml:space="preserve"> </w:t>
-      </w:r>
-      <w:r>
-        <w:rPr>
-          <w:rStyle w:val="VerbatimChar"/>
-        </w:rPr>
-        <w:t xml:space="preserve">--tara</w:t>
-      </w:r>
-      <w:r>
-        <w:t xml:space="preserve"> </w:t>
-      </w:r>
-      <w:r>
-        <w:t xml:space="preserve">seçeneği de aynı fikri uygular.</w:t>
-      </w:r>
-    </w:p>
-    <w:bookmarkEnd w:id="43"/>
-    <w:bookmarkStart w:id="44" w:name="sonlu-cisim-gf2-çok-kısaca"/>
-    <w:p>
-      <w:pPr>
-        <w:pStyle w:val="Heading3"/>
-      </w:pPr>
-      <w:r>
-        <w:t xml:space="preserve">Sonlu cisim GF(2) — çok kısaca</w:t>
-      </w:r>
-    </w:p>
-    <w:p>
-      <w:pPr>
-        <w:pStyle w:val="Compact"/>
-        <w:numPr>
-          <w:ilvl w:val="0"/>
-          <w:numId w:val="1022"/>
-        </w:numPr>
-      </w:pPr>
-      <w:r>
-        <w:rPr>
-          <w:b/>
-          <w:bCs/>
-        </w:rPr>
-        <w:t xml:space="preserve">Sonlu cisim (finite field):</w:t>
-      </w:r>
-      <w:r>
-        <w:t xml:space="preserve"> </w:t>
-      </w:r>
-      <w:r>
-        <w:t xml:space="preserve">üzerinde toplama ve çarpma tanımlı,</w:t>
-      </w:r>
-      <w:r>
-        <w:t xml:space="preserve"> </w:t>
-      </w:r>
-      <w:r>
-        <w:rPr>
-          <w:b/>
-          <w:bCs/>
-        </w:rPr>
-        <w:t xml:space="preserve">sınırlı sayıda</w:t>
-      </w:r>
-      <w:r>
-        <w:t xml:space="preserve"> </w:t>
-      </w:r>
-      <w:r>
-        <w:t xml:space="preserve">elemanı olan bir sayı</w:t>
-      </w:r>
-      <w:r>
-        <w:t xml:space="preserve"> </w:t>
-      </w:r>
-      <w:r>
-        <w:t xml:space="preserve">sistemi (normal sayılardan farklı olarak</w:t>
-      </w:r>
-      <w:r>
-        <w:t xml:space="preserve"> </w:t>
-      </w:r>
-      <w:r>
-        <w:t xml:space="preserve">“taşma”</w:t>
-      </w:r>
-      <w:r>
-        <w:t xml:space="preserve"> </w:t>
-      </w:r>
-      <w:r>
-        <w:t xml:space="preserve">yaşamaz; belirli bir kümenin dışına çıkmaz).</w:t>
-      </w:r>
-    </w:p>
-    <w:p>
-      <w:pPr>
-        <w:pStyle w:val="Compact"/>
-        <w:numPr>
-          <w:ilvl w:val="0"/>
-          <w:numId w:val="1022"/>
-        </w:numPr>
-      </w:pPr>
-      <w:r>
-        <w:rPr>
-          <w:b/>
-          <w:bCs/>
-        </w:rPr>
-        <w:t xml:space="preserve">GF(2):</w:t>
-      </w:r>
-      <w:r>
-        <w:t xml:space="preserve"> </w:t>
-      </w:r>
-      <w:r>
-        <w:t xml:space="preserve">yalnız</w:t>
-      </w:r>
-      <w:r>
-        <w:t xml:space="preserve"> </w:t>
-      </w:r>
-      <w:r>
-        <w:rPr>
-          <w:rStyle w:val="VerbatimChar"/>
-        </w:rPr>
-        <w:t xml:space="preserve">{0, 1}</w:t>
-      </w:r>
-      <w:r>
-        <w:t xml:space="preserve"> </w:t>
-      </w:r>
-      <w:r>
-        <w:t xml:space="preserve">elemanlarından oluşan</w:t>
-      </w:r>
-      <w:r>
-        <w:t xml:space="preserve"> </w:t>
-      </w:r>
-      <w:r>
-        <w:rPr>
-          <w:b/>
-          <w:bCs/>
-        </w:rPr>
-        <w:t xml:space="preserve">en küçük</w:t>
-      </w:r>
-      <w:r>
-        <w:t xml:space="preserve"> </w:t>
-      </w:r>
-      <w:r>
-        <w:t xml:space="preserve">sonlu cisim; bu cisimde toplama tam olarak</w:t>
-      </w:r>
-      <w:r>
-        <w:t xml:space="preserve"> </w:t>
-      </w:r>
-      <w:r>
-        <w:rPr>
-          <w:b/>
-          <w:bCs/>
-        </w:rPr>
-        <w:t xml:space="preserve">XOR</w:t>
-      </w:r>
-      <w:r>
-        <w:t xml:space="preserve">,</w:t>
-      </w:r>
-      <w:r>
-        <w:t xml:space="preserve"> </w:t>
-      </w:r>
-      <w:r>
-        <w:t xml:space="preserve">çarpma ise</w:t>
-      </w:r>
-      <w:r>
-        <w:t xml:space="preserve"> </w:t>
-      </w:r>
-      <w:r>
-        <w:rPr>
-          <w:b/>
-          <w:bCs/>
-        </w:rPr>
-        <w:t xml:space="preserve">AND</w:t>
-      </w:r>
-      <w:r>
-        <w:t xml:space="preserve"> </w:t>
-      </w:r>
-      <w:r>
-        <w:t xml:space="preserve">işlemidir.</w:t>
-      </w:r>
-    </w:p>
-    <w:p>
-      <w:pPr>
-        <w:pStyle w:val="Compact"/>
-        <w:numPr>
-          <w:ilvl w:val="0"/>
-          <w:numId w:val="1022"/>
-        </w:numPr>
-      </w:pPr>
-      <w:r>
-        <w:t xml:space="preserve">AES’in iç matematiği baytlar üzerinde GF(2⁸) denen daha büyük bir sonlu cisimde çalışır; whitebox’ın birazdan</w:t>
-      </w:r>
-      <w:r>
-        <w:t xml:space="preserve"> </w:t>
-      </w:r>
-      <w:r>
-        <w:t xml:space="preserve">göreceğimiz</w:t>
-      </w:r>
-      <w:r>
-        <w:t xml:space="preserve"> </w:t>
-      </w:r>
-      <w:r>
-        <w:t xml:space="preserve">“karıştırıcı matrisleri”</w:t>
-      </w:r>
-      <w:r>
-        <w:t xml:space="preserve"> </w:t>
-      </w:r>
-      <w:r>
-        <w:t xml:space="preserve">ise GF(2) üzerinde, yani</w:t>
-      </w:r>
-      <w:r>
-        <w:t xml:space="preserve"> </w:t>
-      </w:r>
-      <w:r>
-        <w:rPr>
-          <w:b/>
-          <w:bCs/>
-        </w:rPr>
-        <w:t xml:space="preserve">saf XOR tabanlı doğrusal cebir</w:t>
-      </w:r>
-      <w:r>
-        <w:t xml:space="preserve"> </w:t>
-      </w:r>
-      <w:r>
-        <w:t xml:space="preserve">ile kurulur.</w:t>
-      </w:r>
-    </w:p>
-    <w:p>
-      <w:pPr>
-        <w:pStyle w:val="FirstParagraph"/>
-      </w:pPr>
-      <w:r>
-        <w:t xml:space="preserve">Ayrıntılı sonlu cisim aritmetiği bu haftanın kapsamı dışıdır ve sınavda sorulmayacaktır; yalnız</w:t>
-      </w:r>
-      <w:r>
-        <w:t xml:space="preserve"> </w:t>
-      </w:r>
-      <w:r>
-        <w:t xml:space="preserve">“GF(2) = XOR’larla</w:t>
-      </w:r>
-      <w:r>
-        <w:t xml:space="preserve"> </w:t>
-      </w:r>
-      <w:r>
-        <w:t xml:space="preserve">çalışan, geri alınabilir bir doğrusal işlem dünyası”</w:t>
-      </w:r>
-      <w:r>
-        <w:t xml:space="preserve"> </w:t>
-      </w:r>
-      <w:r>
-        <w:t xml:space="preserve">fikrini taşımanız yeterlidir.</w:t>
-      </w:r>
-    </w:p>
-    <w:bookmarkEnd w:id="44"/>
-    <w:bookmarkStart w:id="45" w:name="Xf33a1a2f8be4d81c8692f71697611887f979be5"/>
-    <w:p>
-      <w:pPr>
-        <w:pStyle w:val="Heading3"/>
-      </w:pPr>
-      <w:r>
-        <w:t xml:space="preserve">Matris, doğrusal dönüşüm, tekil olmayan (non-singular) matris</w:t>
-      </w:r>
-    </w:p>
-    <w:p>
-      <w:pPr>
-        <w:pStyle w:val="Compact"/>
-        <w:numPr>
-          <w:ilvl w:val="0"/>
-          <w:numId w:val="1023"/>
-        </w:numPr>
-      </w:pPr>
-      <w:r>
-        <w:rPr>
-          <w:b/>
-          <w:bCs/>
-        </w:rPr>
-        <w:t xml:space="preserve">Matris:</w:t>
-      </w:r>
-      <w:r>
-        <w:t xml:space="preserve"> </w:t>
-      </w:r>
-      <w:r>
-        <w:t xml:space="preserve">sayıların (burada yalnız 0 ve 1’lerin) dikdörtgen bir düzende dizilişi.</w:t>
-      </w:r>
-    </w:p>
-    <w:p>
-      <w:pPr>
-        <w:pStyle w:val="Compact"/>
-        <w:numPr>
-          <w:ilvl w:val="0"/>
-          <w:numId w:val="1023"/>
-        </w:numPr>
-      </w:pPr>
-      <w:r>
-        <w:rPr>
-          <w:b/>
-          <w:bCs/>
-        </w:rPr>
-        <w:t xml:space="preserve">Doğrusal dönüşüm:</w:t>
-      </w:r>
-      <w:r>
-        <w:t xml:space="preserve"> </w:t>
-      </w:r>
-      <w:r>
-        <w:t xml:space="preserve">girdinin bitlerini sabit bir matrisle</w:t>
-      </w:r>
-      <w:r>
-        <w:t xml:space="preserve"> </w:t>
-      </w:r>
-      <w:r>
-        <w:t xml:space="preserve">“çarparak”</w:t>
-      </w:r>
-      <w:r>
-        <w:t xml:space="preserve"> </w:t>
-      </w:r>
-      <w:r>
-        <w:t xml:space="preserve">(aslında seçili bitleri XOR’layarak) çıktı</w:t>
-      </w:r>
-      <w:r>
-        <w:t xml:space="preserve"> </w:t>
-      </w:r>
-      <w:r>
-        <w:t xml:space="preserve">bitleri üreten dönüşüm.</w:t>
-      </w:r>
-    </w:p>
-    <w:p>
-      <w:pPr>
-        <w:pStyle w:val="Compact"/>
-        <w:numPr>
-          <w:ilvl w:val="0"/>
-          <w:numId w:val="1023"/>
-        </w:numPr>
-      </w:pPr>
-      <w:r>
-        <w:rPr>
-          <w:b/>
-          <w:bCs/>
-        </w:rPr>
-        <w:t xml:space="preserve">Tekil olmayan (non-singular) matris:</w:t>
-      </w:r>
-      <w:r>
-        <w:t xml:space="preserve"> </w:t>
-      </w:r>
-      <w:r>
-        <w:rPr>
-          <w:b/>
-          <w:bCs/>
-        </w:rPr>
-        <w:t xml:space="preserve">tersi olan</w:t>
-      </w:r>
-      <w:r>
-        <w:t xml:space="preserve"> </w:t>
-      </w:r>
-      <w:r>
-        <w:t xml:space="preserve">matris — yani uyguladığı dönüşüm</w:t>
-      </w:r>
-      <w:r>
-        <w:t xml:space="preserve"> </w:t>
-      </w:r>
-      <w:r>
-        <w:rPr>
-          <w:b/>
-          <w:bCs/>
-        </w:rPr>
-        <w:t xml:space="preserve">geri alınabilir</w:t>
-      </w:r>
-      <w:r>
-        <w:t xml:space="preserve">dir,</w:t>
-      </w:r>
-      <w:r>
-        <w:t xml:space="preserve"> </w:t>
-      </w:r>
-      <w:r>
-        <w:t xml:space="preserve">bilgi kaybetmez. Whitebox’ın karıştırıcı matrisleri her zaman tekil olmayan seçilir; aksi halde şifre çözülemez</w:t>
-      </w:r>
-      <w:r>
-        <w:t xml:space="preserve"> </w:t>
-      </w:r>
-      <w:r>
-        <w:t xml:space="preserve">hale gelirdi (bilgi geri döndürülemezdi).</w:t>
-      </w:r>
-    </w:p>
-    <w:p>
-      <w:pPr>
-        <w:pStyle w:val="Compact"/>
-        <w:numPr>
-          <w:ilvl w:val="0"/>
-          <w:numId w:val="1023"/>
-        </w:numPr>
-      </w:pPr>
-      <w:r>
-        <w:rPr>
-          <w:b/>
-          <w:bCs/>
-        </w:rPr>
-        <w:t xml:space="preserve">Rank:</w:t>
-      </w:r>
-      <w:r>
-        <w:t xml:space="preserve"> </w:t>
-      </w:r>
-      <w:r>
-        <w:t xml:space="preserve">bir matrisin kaç</w:t>
-      </w:r>
-      <w:r>
-        <w:t xml:space="preserve"> </w:t>
-      </w:r>
-      <w:r>
-        <w:rPr>
-          <w:b/>
-          <w:bCs/>
-        </w:rPr>
-        <w:t xml:space="preserve">bağımsız</w:t>
-      </w:r>
-      <w:r>
-        <w:t xml:space="preserve"> </w:t>
-      </w:r>
-      <w:r>
-        <w:t xml:space="preserve">satır/sütuna sahip olduğunun ölçüsü;</w:t>
-      </w:r>
-      <w:r>
-        <w:t xml:space="preserve"> </w:t>
-      </w:r>
-      <w:r>
-        <w:t xml:space="preserve">“tam rank”</w:t>
-      </w:r>
-      <w:r>
-        <w:t xml:space="preserve"> </w:t>
-      </w:r>
-      <w:r>
-        <w:t xml:space="preserve">bir matrisin tekil</w:t>
-      </w:r>
-      <w:r>
-        <w:t xml:space="preserve"> </w:t>
-      </w:r>
-      <w:r>
-        <w:t xml:space="preserve">olmadığı, yani tersinin var olduğu anlamına gelir.</w:t>
-      </w:r>
-    </w:p>
-    <w:p>
-      <w:pPr>
-        <w:pStyle w:val="FirstParagraph"/>
-      </w:pPr>
-      <w:r>
-        <w:t xml:space="preserve">Bölüm 3, Adım 4’te bu fikri</w:t>
-      </w:r>
-      <w:r>
-        <w:t xml:space="preserve"> </w:t>
-      </w:r>
-      <w:r>
-        <w:rPr>
-          <w:b/>
-          <w:bCs/>
-        </w:rPr>
-        <w:t xml:space="preserve">küçük, elle çözülebilir bir GF(2) matris örneğiyle</w:t>
-      </w:r>
-      <w:r>
-        <w:t xml:space="preserve"> </w:t>
-      </w:r>
-      <w:r>
-        <w:t xml:space="preserve">somutlaştıracağız.</w:t>
-      </w:r>
-    </w:p>
-    <w:bookmarkEnd w:id="45"/>
-    <w:bookmarkStart w:id="46" w:name="şimdi-hazırız"/>
-    <w:p>
-      <w:pPr>
-        <w:pStyle w:val="Heading3"/>
-      </w:pPr>
-      <w:r>
-        <w:t xml:space="preserve">Şimdi hazırız</w:t>
-      </w:r>
-    </w:p>
-    <w:p>
-      <w:pPr>
-        <w:pStyle w:val="FirstParagraph"/>
-      </w:pPr>
-      <w:r>
-        <w:t xml:space="preserve">Bildiğimiz terimler:</w:t>
-      </w:r>
-    </w:p>
-    <w:p>
-      <w:pPr>
-        <w:pStyle w:val="BodyText"/>
-      </w:pPr>
-      <w:r>
-        <w:t xml:space="preserve">şifreleme/çözme · anahtar · simetrik/asimetrik · AES · S-box · arama tablosu · XOR · bit güvenlik · yan kanal · DPA · bijeksiyon · TEE/SE · HSM/SoftHSM · hata ayıklayıcı · statik/dinamik analiz · enstrümantasyon/emülatör · yürütme izi · korelasyon · permütasyon · entropi · GF(2) · tekil olmayan matris/rank</w:t>
-      </w:r>
-    </w:p>
-    <w:p>
-      <w:pPr>
-        <w:pStyle w:val="BodyText"/>
-      </w:pPr>
-      <w:r>
-        <w:t xml:space="preserve">Bu terimler hafta boyunca</w:t>
-      </w:r>
-      <w:r>
-        <w:t xml:space="preserve"> </w:t>
-      </w:r>
-      <w:r>
-        <w:rPr>
-          <w:b/>
-          <w:bCs/>
-        </w:rPr>
-        <w:t xml:space="preserve">tek başlarına</w:t>
-      </w:r>
-      <w:r>
-        <w:t xml:space="preserve"> </w:t>
-      </w:r>
-      <w:r>
-        <w:t xml:space="preserve">değil, birbirine</w:t>
-      </w:r>
-      <w:r>
-        <w:t xml:space="preserve"> </w:t>
-      </w:r>
-      <w:r>
-        <w:rPr>
-          <w:b/>
-          <w:bCs/>
-        </w:rPr>
-        <w:t xml:space="preserve">bağlı zincirler</w:t>
-      </w:r>
-      <w:r>
-        <w:t xml:space="preserve"> </w:t>
-      </w:r>
-      <w:r>
-        <w:t xml:space="preserve">halinde kullanılacak. Üç ana</w:t>
-      </w:r>
-      <w:r>
-        <w:t xml:space="preserve"> </w:t>
-      </w:r>
-      <w:r>
-        <w:t xml:space="preserve">zinciri şimdiden görelim, çünkü bölümler ilerledikçe bu zincirlerin</w:t>
-      </w:r>
-      <w:r>
-        <w:t xml:space="preserve"> </w:t>
-      </w:r>
-      <w:r>
-        <w:rPr>
-          <w:b/>
-          <w:bCs/>
-        </w:rPr>
-        <w:t xml:space="preserve">her halkasına</w:t>
-      </w:r>
-      <w:r>
-        <w:t xml:space="preserve"> </w:t>
-      </w:r>
-      <w:r>
-        <w:t xml:space="preserve">döneceğiz:</w:t>
-      </w:r>
-    </w:p>
-    <w:p>
-      <w:pPr>
-        <w:pStyle w:val="Compact"/>
-        <w:numPr>
-          <w:ilvl w:val="0"/>
-          <w:numId w:val="1024"/>
-        </w:numPr>
-      </w:pPr>
-      <w:r>
-        <w:rPr>
-          <w:b/>
-          <w:bCs/>
-        </w:rPr>
-        <w:t xml:space="preserve">Kurma zinciri:</w:t>
-      </w:r>
-      <w:r>
-        <w:t xml:space="preserve"> </w:t>
-      </w:r>
-      <w:r>
-        <w:t xml:space="preserve">anahtar → S-box → arama tablosu (kısmi değerlendirme) → bijeksiyon (iç/dış kodlama) → GF(2)</w:t>
-      </w:r>
-      <w:r>
-        <w:t xml:space="preserve"> </w:t>
-      </w:r>
-      <w:r>
-        <w:t xml:space="preserve">matrisi (karıştırma). Bu zincir Bölüm 3’te, oyuncak S-box’ımızla</w:t>
-      </w:r>
-      <w:r>
-        <w:t xml:space="preserve"> </w:t>
-      </w:r>
-      <w:r>
-        <w:rPr>
-          <w:b/>
-          <w:bCs/>
-        </w:rPr>
-        <w:t xml:space="preserve">elle</w:t>
-      </w:r>
-      <w:r>
-        <w:t xml:space="preserve"> </w:t>
-      </w:r>
-      <w:r>
-        <w:t xml:space="preserve">kurulacak.</w:t>
-      </w:r>
-    </w:p>
-    <w:p>
-      <w:pPr>
-        <w:pStyle w:val="Compact"/>
-        <w:numPr>
-          <w:ilvl w:val="0"/>
-          <w:numId w:val="1024"/>
-        </w:numPr>
-      </w:pPr>
-      <w:r>
-        <w:rPr>
-          <w:b/>
-          <w:bCs/>
-        </w:rPr>
-        <w:t xml:space="preserve">Saldırı zinciri:</w:t>
-      </w:r>
-      <w:r>
-        <w:t xml:space="preserve"> </w:t>
-      </w:r>
-      <w:r>
-        <w:t xml:space="preserve">statik/dinamik analiz → entropi taraması / hata ayıklayıcı → yürütme izi → korelasyon.</w:t>
-      </w:r>
-      <w:r>
-        <w:t xml:space="preserve"> </w:t>
-      </w:r>
-      <w:r>
-        <w:t xml:space="preserve">Bu zincir Bölüm 1, 3 ve 4’te, önce beyaz kutu saldırganın oturumunda, sonra DCA örneğinde</w:t>
-      </w:r>
-      <w:r>
-        <w:t xml:space="preserve"> </w:t>
-      </w:r>
-      <w:r>
-        <w:rPr>
-          <w:b/>
-          <w:bCs/>
-        </w:rPr>
-        <w:t xml:space="preserve">somutlaşacak</w:t>
-      </w:r>
-      <w:r>
-        <w:t xml:space="preserve">.</w:t>
-      </w:r>
-    </w:p>
-    <w:p>
-      <w:pPr>
-        <w:pStyle w:val="Compact"/>
-        <w:numPr>
-          <w:ilvl w:val="0"/>
-          <w:numId w:val="1024"/>
-        </w:numPr>
-      </w:pPr>
-      <w:r>
-        <w:rPr>
-          <w:b/>
-          <w:bCs/>
-        </w:rPr>
-        <w:t xml:space="preserve">Savunma zinciri:</w:t>
-      </w:r>
-      <w:r>
-        <w:t xml:space="preserve"> </w:t>
-      </w:r>
-      <w:r>
-        <w:t xml:space="preserve">TEE/SE/HSM → WBC (kurma zincirinin ürünü) → anahtar yenileme + cihaz bağlama + sunucu</w:t>
-      </w:r>
-      <w:r>
-        <w:t xml:space="preserve"> </w:t>
-      </w:r>
-      <w:r>
-        <w:t xml:space="preserve">denetimi. Bu zincir Bölüm 5 ve 6’da bir araya gelecek.</w:t>
-      </w:r>
-    </w:p>
-    <w:p>
-      <w:pPr>
-        <w:pStyle w:val="FirstParagraph"/>
-      </w:pPr>
-      <w:r>
-        <w:t xml:space="preserve">Bir terimi tek başına ezberlemek yerine,</w:t>
-      </w:r>
-      <w:r>
-        <w:t xml:space="preserve"> </w:t>
-      </w:r>
-      <w:r>
-        <w:rPr>
-          <w:b/>
-          <w:bCs/>
-        </w:rPr>
-        <w:t xml:space="preserve">hangi zincirin hangi halkasında</w:t>
-      </w:r>
-      <w:r>
-        <w:t xml:space="preserve"> </w:t>
-      </w:r>
-      <w:r>
-        <w:t xml:space="preserve">olduğunu hatırlamaya çalışın; bu,</w:t>
-      </w:r>
-      <w:r>
-        <w:t xml:space="preserve"> </w:t>
-      </w:r>
-      <w:r>
-        <w:t xml:space="preserve">dersin sonundaki (Bölüm 8) terimler sözlüğünde de aynı mantıkla düzenlenmiştir.</w:t>
-      </w:r>
-    </w:p>
-    <w:p>
-      <w:pPr>
-        <w:pStyle w:val="BodyText"/>
-      </w:pPr>
-      <w:r>
-        <w:t xml:space="preserve">Şimdi asıl soruya:</w:t>
-      </w:r>
-      <w:r>
-        <w:t xml:space="preserve"> </w:t>
-      </w:r>
-      <w:r>
-        <w:rPr>
-          <w:b/>
-          <w:bCs/>
-        </w:rPr>
-        <w:t xml:space="preserve">anahtar saldırganın elindeyken ne yaparız?</w:t>
-      </w:r>
-    </w:p>
-    <w:bookmarkEnd w:id="46"/>
-    <w:bookmarkEnd w:id="47"/>
-    <w:bookmarkStart w:id="57" w:name="üç-saldırgan-modeli-kara-gri-beyaz-kutu"/>
-    <w:p>
-      <w:pPr>
-        <w:pStyle w:val="Heading2"/>
-      </w:pPr>
-      <w:r>
-        <w:t xml:space="preserve">1. Üç saldırgan modeli: kara, gri, beyaz kutu</w:t>
-      </w:r>
-    </w:p>
-    <w:p>
-      <w:pPr>
-        <w:pStyle w:val="FirstParagraph"/>
-      </w:pPr>
-      <w:r>
-        <w:t xml:space="preserve">Kriptografiyi 3. ve 10. haftalarda</w:t>
-      </w:r>
-      <w:r>
-        <w:t xml:space="preserve"> </w:t>
-      </w:r>
-      <w:r>
-        <w:rPr>
-          <w:b/>
-          <w:bCs/>
-        </w:rPr>
-        <w:t xml:space="preserve">kara kutu</w:t>
-      </w:r>
-      <w:r>
-        <w:t xml:space="preserve"> </w:t>
-      </w:r>
-      <w:r>
-        <w:t xml:space="preserve">varsayımıyla ele aldık: saldırgan yalnız girdiyi ve çıktıyı görür,</w:t>
-      </w:r>
-      <w:r>
-        <w:t xml:space="preserve"> </w:t>
-      </w:r>
-      <w:r>
-        <w:t xml:space="preserve">anahtarı ve algoritmanın iç durumunu göremez. AES, RSA, HMAC gibi standart algoritmaların güvenlik kanıtları bu</w:t>
-      </w:r>
-      <w:r>
-        <w:t xml:space="preserve"> </w:t>
-      </w:r>
-      <w:r>
-        <w:t xml:space="preserve">varsayıma dayanır. Ama bu varsayım, kodu kullanıcıya teslim ettiğimizde çöker.</w:t>
-      </w:r>
-    </w:p>
-    <w:p>
-      <w:pPr>
-        <w:pStyle w:val="BlockText"/>
-      </w:pPr>
-      <w:r>
-        <w:rPr>
-          <w:b/>
-          <w:bCs/>
-        </w:rPr>
-        <w:t xml:space="preserve">Kısa tarihçe: whitebox kriptografi nereden geldi?</w:t>
-      </w:r>
-    </w:p>
-    <w:p>
-      <w:pPr>
-        <w:pStyle w:val="Compact"/>
-        <w:numPr>
-          <w:ilvl w:val="0"/>
-          <w:numId w:val="1025"/>
-        </w:numPr>
-      </w:pPr>
-      <w:r>
-        <w:rPr>
-          <w:b/>
-          <w:bCs/>
-        </w:rPr>
-        <w:t xml:space="preserve">1883</w:t>
-      </w:r>
-      <w:r>
-        <w:t xml:space="preserve"> </w:t>
-      </w:r>
-      <w:r>
-        <w:t xml:space="preserve">— Kerckhoffs ilkesi: güvenlik</w:t>
-      </w:r>
-      <w:r>
-        <w:t xml:space="preserve"> </w:t>
-      </w:r>
-      <w:r>
-        <w:rPr>
-          <w:b/>
-          <w:bCs/>
-        </w:rPr>
-        <w:t xml:space="preserve">anahtarda</w:t>
-      </w:r>
-      <w:r>
-        <w:t xml:space="preserve"> </w:t>
-      </w:r>
-      <w:r>
-        <w:t xml:space="preserve">olmalı, sistemin gizliliğinde değil. Beyaz kutu düşüncesinin kökü budur.</w:t>
-      </w:r>
-    </w:p>
-    <w:p>
-      <w:pPr>
-        <w:pStyle w:val="Compact"/>
-        <w:numPr>
-          <w:ilvl w:val="0"/>
-          <w:numId w:val="1025"/>
-        </w:numPr>
-      </w:pPr>
-      <w:r>
-        <w:rPr>
-          <w:b/>
-          <w:bCs/>
-        </w:rPr>
-        <w:t xml:space="preserve">2002</w:t>
-      </w:r>
-      <w:r>
-        <w:t xml:space="preserve"> </w:t>
-      </w:r>
-      <w:r>
-        <w:t xml:space="preserve">— Chow, Eisen, Johnson, van Oorschot ilk</w:t>
-      </w:r>
-      <w:r>
-        <w:t xml:space="preserve"> </w:t>
-      </w:r>
-      <w:r>
-        <w:rPr>
-          <w:b/>
-          <w:bCs/>
-        </w:rPr>
-        <w:t xml:space="preserve">whitebox AES</w:t>
-      </w:r>
-      <w:r>
-        <w:t xml:space="preserve"> </w:t>
-      </w:r>
-      <w:r>
-        <w:t xml:space="preserve">ve</w:t>
-      </w:r>
-      <w:r>
-        <w:t xml:space="preserve"> </w:t>
-      </w:r>
-      <w:r>
-        <w:rPr>
-          <w:b/>
-          <w:bCs/>
-        </w:rPr>
-        <w:t xml:space="preserve">whitebox DES</w:t>
-      </w:r>
-      <w:r>
-        <w:t xml:space="preserve">’i (DRM için) yayımlar. WBC’nin doğuşu.</w:t>
-      </w:r>
-    </w:p>
-    <w:p>
-      <w:pPr>
-        <w:pStyle w:val="Compact"/>
-        <w:numPr>
-          <w:ilvl w:val="0"/>
-          <w:numId w:val="1025"/>
-        </w:numPr>
-      </w:pPr>
-      <w:r>
-        <w:rPr>
-          <w:b/>
-          <w:bCs/>
-        </w:rPr>
-        <w:t xml:space="preserve">2004</w:t>
-      </w:r>
-      <w:r>
-        <w:t xml:space="preserve"> </w:t>
-      </w:r>
-      <w:r>
-        <w:t xml:space="preserve">— Billet–Gilbert–Ech-Chatbi (</w:t>
-      </w:r>
-      <w:r>
-        <w:rPr>
-          <w:b/>
-          <w:bCs/>
-        </w:rPr>
-        <w:t xml:space="preserve">BGE saldırısı</w:t>
-      </w:r>
-      <w:r>
-        <w:t xml:space="preserve">) ilk WB-AES’i kırar →</w:t>
-      </w:r>
-      <w:r>
-        <w:t xml:space="preserve"> </w:t>
-      </w:r>
-      <w:r>
-        <w:t xml:space="preserve">“hepsi kırılır”</w:t>
-      </w:r>
-      <w:r>
-        <w:t xml:space="preserve"> </w:t>
-      </w:r>
-      <w:r>
-        <w:t xml:space="preserve">kuralının başlangıcı.</w:t>
-      </w:r>
-    </w:p>
-    <w:p>
-      <w:pPr>
-        <w:pStyle w:val="Compact"/>
-        <w:numPr>
-          <w:ilvl w:val="0"/>
-          <w:numId w:val="1025"/>
-        </w:numPr>
-      </w:pPr>
-      <w:r>
-        <w:rPr>
-          <w:b/>
-          <w:bCs/>
-        </w:rPr>
-        <w:t xml:space="preserve">2016</w:t>
-      </w:r>
-      <w:r>
-        <w:t xml:space="preserve"> </w:t>
-      </w:r>
-      <w:r>
-        <w:t xml:space="preserve">— Bos vd.</w:t>
-      </w:r>
-      <w:r>
-        <w:t xml:space="preserve"> </w:t>
-      </w:r>
-      <w:r>
-        <w:rPr>
-          <w:b/>
-          <w:bCs/>
-        </w:rPr>
-        <w:t xml:space="preserve">DCA</w:t>
-      </w:r>
-      <w:r>
-        <w:t xml:space="preserve"> </w:t>
-      </w:r>
-      <w:r>
-        <w:t xml:space="preserve">(Differential Computation Analysis): donanımdaki DPA’yı yazılıma taşır, birçok WBC’yi</w:t>
-      </w:r>
-      <w:r>
-        <w:t xml:space="preserve"> </w:t>
-      </w:r>
-      <w:r>
-        <w:rPr>
-          <w:b/>
-          <w:bCs/>
-        </w:rPr>
-        <w:t xml:space="preserve">otomatik</w:t>
-      </w:r>
-      <w:r>
-        <w:t xml:space="preserve"> </w:t>
-      </w:r>
-      <w:r>
-        <w:t xml:space="preserve">kırar.</w:t>
-      </w:r>
-    </w:p>
-    <w:p>
-      <w:pPr>
-        <w:pStyle w:val="Compact"/>
-        <w:numPr>
-          <w:ilvl w:val="0"/>
-          <w:numId w:val="1025"/>
+          <w:numId w:val="1004"/>
         </w:numPr>
       </w:pPr>
       <w:r>
@@ -4933,20 +3450,20 @@
       <w:r>
         <w:drawing>
           <wp:inline>
-            <wp:extent cx="5759999" cy="2377094"/>
+            <wp:extent cx="5759999" cy="2224194"/>
             <wp:effectExtent b="0" l="0" r="0" t="0"/>
-            <wp:docPr descr="Whitebox kriptografinin kırılma tarihi" title="" id="49" name="Picture"/>
+            <wp:docPr descr="Whitebox kriptografinin kırılma tarihi" title="" id="45" name="Picture"/>
             <a:graphic>
               <a:graphicData uri="http://schemas.openxmlformats.org/drawingml/2006/picture">
                 <pic:pic>
                   <pic:nvPicPr>
-                    <pic:cNvPr descr="h11-08-tarihce.png" id="50" name="Picture"/>
+                    <pic:cNvPr descr="h11-08-tarihce.png" id="46" name="Picture"/>
                     <pic:cNvPicPr>
                       <a:picLocks noChangeArrowheads="1" noChangeAspect="1"/>
                     </pic:cNvPicPr>
                   </pic:nvPicPr>
                   <pic:blipFill>
-                    <a:blip r:embed="rId48"/>
+                    <a:blip r:embed="rId44"/>
                     <a:stretch>
                       <a:fillRect/>
                     </a:stretch>
@@ -4954,7 +3471,7 @@
                   <pic:spPr bwMode="auto">
                     <a:xfrm>
                       <a:off x="0" y="0"/>
-                      <a:ext cx="5759999" cy="2377094"/>
+                      <a:ext cx="5759999" cy="2224194"/>
                     </a:xfrm>
                     <a:prstGeom prst="rect">
                       <a:avLst/>
@@ -4980,20 +3497,20 @@
       <w:r>
         <w:drawing>
           <wp:inline>
-            <wp:extent cx="5759999" cy="2283460"/>
+            <wp:extent cx="5759999" cy="1815768"/>
             <wp:effectExtent b="0" l="0" r="0" t="0"/>
-            <wp:docPr descr="Kara, gri ve beyaz kutu saldırgan modelleri" title="" id="52" name="Picture"/>
+            <wp:docPr descr="Kara, gri ve beyaz kutu saldırgan modelleri" title="" id="48" name="Picture"/>
             <a:graphic>
               <a:graphicData uri="http://schemas.openxmlformats.org/drawingml/2006/picture">
                 <pic:pic>
                   <pic:nvPicPr>
-                    <pic:cNvPr descr="h11-01-saldirgan-modelleri.png" id="53" name="Picture"/>
+                    <pic:cNvPr descr="h11-01-saldirgan-modelleri.png" id="49" name="Picture"/>
                     <pic:cNvPicPr>
                       <a:picLocks noChangeArrowheads="1" noChangeAspect="1"/>
                     </pic:cNvPicPr>
                   </pic:nvPicPr>
                   <pic:blipFill>
-                    <a:blip r:embed="rId51"/>
+                    <a:blip r:embed="rId47"/>
                     <a:stretch>
                       <a:fillRect/>
                     </a:stretch>
@@ -5001,7 +3518,7 @@
                   <pic:spPr bwMode="auto">
                     <a:xfrm>
                       <a:off x="0" y="0"/>
-                      <a:ext cx="5759999" cy="2283460"/>
+                      <a:ext cx="5759999" cy="1815768"/>
                     </a:xfrm>
                     <a:prstGeom prst="rect">
                       <a:avLst/>
@@ -5292,7 +3809,7 @@
         <w:pStyle w:val="Compact"/>
         <w:numPr>
           <w:ilvl w:val="0"/>
-          <w:numId w:val="1026"/>
+          <w:numId w:val="1005"/>
         </w:numPr>
       </w:pPr>
       <w:r>
@@ -5314,7 +3831,7 @@
         <w:pStyle w:val="Compact"/>
         <w:numPr>
           <w:ilvl w:val="0"/>
-          <w:numId w:val="1026"/>
+          <w:numId w:val="1005"/>
         </w:numPr>
       </w:pPr>
       <w:r>
@@ -5423,7 +3940,24 @@
           <w:b/>
           <w:bCs/>
         </w:rPr>
-        <w:t xml:space="preserve">yalnız WBC değil, kod sağlamlaştırma (9. hafta) ve RASP (6. hafta) yöntemleridir.</w:t>
+        <w:t xml:space="preserve">yalnız WBC değil, kod sağlamlaştırma (9. hafta) ve RASP (</w:t>
+      </w:r>
+      <w:hyperlink r:id="rId50">
+        <w:r>
+          <w:rPr>
+            <w:rStyle w:val="Hyperlink"/>
+            <w:b/>
+            <w:bCs/>
+          </w:rPr>
+          <w:t xml:space="preserve">6. hafta</w:t>
+        </w:r>
+      </w:hyperlink>
+      <w:r>
+        <w:rPr>
+          <w:b/>
+          <w:bCs/>
+        </w:rPr>
+        <w:t xml:space="preserve">) yöntemleridir.</w:t>
       </w:r>
       <w:r>
         <w:t xml:space="preserve"> </w:t>
@@ -5448,7 +3982,7 @@
         <w:t xml:space="preserve">tek başına bir çözüm olarak sunulmaz.</w:t>
       </w:r>
     </w:p>
-    <w:bookmarkStart w:id="54" w:name="Xd24ae537a8ba102e0139a03a3e1894e0f20aadc"/>
+    <w:bookmarkStart w:id="51" w:name="Xd24ae537a8ba102e0139a03a3e1894e0f20aadc"/>
     <w:p>
       <w:pPr>
         <w:pStyle w:val="Heading3"/>
@@ -5524,7 +4058,7 @@
         <w:pStyle w:val="Compact"/>
         <w:numPr>
           <w:ilvl w:val="0"/>
-          <w:numId w:val="1027"/>
+          <w:numId w:val="1006"/>
         </w:numPr>
       </w:pPr>
       <w:r>
@@ -5605,7 +4139,7 @@
         <w:pStyle w:val="Compact"/>
         <w:numPr>
           <w:ilvl w:val="0"/>
-          <w:numId w:val="1027"/>
+          <w:numId w:val="1006"/>
         </w:numPr>
       </w:pPr>
       <w:r>
@@ -5680,7 +4214,7 @@
         <w:pStyle w:val="Compact"/>
         <w:numPr>
           <w:ilvl w:val="0"/>
-          <w:numId w:val="1027"/>
+          <w:numId w:val="1006"/>
         </w:numPr>
       </w:pPr>
       <w:r>
@@ -5758,7 +4292,7 @@
         <w:pStyle w:val="Compact"/>
         <w:numPr>
           <w:ilvl w:val="0"/>
-          <w:numId w:val="1027"/>
+          <w:numId w:val="1006"/>
         </w:numPr>
       </w:pPr>
       <w:r>
@@ -5843,7 +4377,7 @@
         <w:pStyle w:val="Compact"/>
         <w:numPr>
           <w:ilvl w:val="0"/>
-          <w:numId w:val="1027"/>
+          <w:numId w:val="1006"/>
         </w:numPr>
       </w:pPr>
       <w:r>
@@ -5928,7 +4462,7 @@
         <w:pStyle w:val="Compact"/>
         <w:numPr>
           <w:ilvl w:val="0"/>
-          <w:numId w:val="1027"/>
+          <w:numId w:val="1006"/>
         </w:numPr>
       </w:pPr>
       <w:r>
@@ -6303,8 +4837,8 @@
         <w:t xml:space="preserve">koymayın (sunucuda tutun).</w:t>
       </w:r>
     </w:p>
-    <w:bookmarkEnd w:id="54"/>
-    <w:bookmarkStart w:id="55" w:name="Xa9a9401fbe1101d6617da4f1ae7432426b48571"/>
+    <w:bookmarkEnd w:id="51"/>
+    <w:bookmarkStart w:id="52" w:name="Xa9a9401fbe1101d6617da4f1ae7432426b48571"/>
     <w:p>
       <w:pPr>
         <w:pStyle w:val="Heading3"/>
@@ -6361,7 +4895,7 @@
         <w:pStyle w:val="Compact"/>
         <w:numPr>
           <w:ilvl w:val="0"/>
-          <w:numId w:val="1028"/>
+          <w:numId w:val="1007"/>
         </w:numPr>
       </w:pPr>
       <w:r>
@@ -6418,7 +4952,7 @@
         <w:pStyle w:val="Compact"/>
         <w:numPr>
           <w:ilvl w:val="0"/>
-          <w:numId w:val="1028"/>
+          <w:numId w:val="1007"/>
         </w:numPr>
       </w:pPr>
       <w:r>
@@ -6478,7 +5012,7 @@
         <w:pStyle w:val="Compact"/>
         <w:numPr>
           <w:ilvl w:val="0"/>
-          <w:numId w:val="1028"/>
+          <w:numId w:val="1007"/>
         </w:numPr>
       </w:pPr>
       <w:r>
@@ -6569,7 +5103,7 @@
         <w:pStyle w:val="Compact"/>
         <w:numPr>
           <w:ilvl w:val="0"/>
-          <w:numId w:val="1028"/>
+          <w:numId w:val="1007"/>
         </w:numPr>
       </w:pPr>
       <w:r>
@@ -7162,8 +5696,8 @@
         <w:t xml:space="preserve">kuruldu.</w:t>
       </w:r>
     </w:p>
-    <w:bookmarkEnd w:id="55"/>
-    <w:bookmarkStart w:id="56" w:name="X36a9d1c4a6c030c469ebaac2023667c90bfd42d"/>
+    <w:bookmarkEnd w:id="52"/>
+    <w:bookmarkStart w:id="54" w:name="X36a9d1c4a6c030c469ebaac2023667c90bfd42d"/>
     <w:p>
       <w:pPr>
         <w:pStyle w:val="Heading3"/>
@@ -7198,15 +5732,25 @@
         <w:pStyle w:val="Compact"/>
         <w:numPr>
           <w:ilvl w:val="0"/>
-          <w:numId w:val="1029"/>
+          <w:numId w:val="1008"/>
         </w:numPr>
       </w:pPr>
-      <w:r>
-        <w:rPr>
-          <w:b/>
-          <w:bCs/>
-        </w:rPr>
-        <w:t xml:space="preserve">3. hafta — Kerckhoffs ilkesi.</w:t>
+      <w:hyperlink r:id="rId26">
+        <w:r>
+          <w:rPr>
+            <w:rStyle w:val="Hyperlink"/>
+            <w:b/>
+            <w:bCs/>
+          </w:rPr>
+          <w:t xml:space="preserve">3. hafta — Kerckhoffs ilkesi</w:t>
+        </w:r>
+      </w:hyperlink>
+      <w:r>
+        <w:rPr>
+          <w:b/>
+          <w:bCs/>
+        </w:rPr>
+        <w:t xml:space="preserve">.</w:t>
       </w:r>
       <w:r>
         <w:t xml:space="preserve"> </w:t>
@@ -7218,7 +5762,13 @@
         <w:t xml:space="preserve"> </w:t>
       </w:r>
       <w:r>
-        <w:t xml:space="preserve">ilkesini öğrenmiştik. Beyaz kutu modeli bunu bir adım öteye taşır: burada</w:t>
+        <w:t xml:space="preserve">ilkesini öğrenmiştik. Beyaz kutu modeli</w:t>
+      </w:r>
+      <w:r>
+        <w:t xml:space="preserve"> </w:t>
+      </w:r>
+      <w:r>
+        <w:t xml:space="preserve">bunu bir adım öteye taşır: burada</w:t>
       </w:r>
       <w:r>
         <w:t xml:space="preserve"> </w:t>
@@ -7234,19 +5784,19 @@
         <w:t xml:space="preserve"> </w:t>
       </w:r>
       <w:r>
-        <w:t xml:space="preserve">saldırganın</w:t>
-      </w:r>
-      <w:r>
-        <w:t xml:space="preserve"> </w:t>
-      </w:r>
-      <w:r>
-        <w:t xml:space="preserve">elindedir; geriye yalnız</w:t>
-      </w:r>
-      <w:r>
-        <w:t xml:space="preserve"> </w:t>
-      </w:r>
-      <w:r>
-        <w:t xml:space="preserve">“anahtarı çıkarmayı ne kadar pahalılaştırabilirim”</w:t>
+        <w:t xml:space="preserve">saldırganın elindedir; geriye yalnız</w:t>
+      </w:r>
+      <w:r>
+        <w:t xml:space="preserve"> </w:t>
+      </w:r>
+      <w:r>
+        <w:t xml:space="preserve">“anahtarı</w:t>
+      </w:r>
+      <w:r>
+        <w:t xml:space="preserve"> </w:t>
+      </w:r>
+      <w:r>
+        <w:t xml:space="preserve">çıkarmayı ne kadar pahalılaştırabilirim”</w:t>
       </w:r>
       <w:r>
         <w:t xml:space="preserve"> </w:t>
@@ -7260,27 +5810,43 @@
         <w:pStyle w:val="Compact"/>
         <w:numPr>
           <w:ilvl w:val="0"/>
-          <w:numId w:val="1029"/>
+          <w:numId w:val="1008"/>
         </w:numPr>
       </w:pPr>
-      <w:r>
-        <w:rPr>
-          <w:b/>
-          <w:bCs/>
-        </w:rPr>
-        <w:t xml:space="preserve">9. hafta — gizleme kuralları (K-01…K-08).</w:t>
-      </w:r>
-      <w:r>
-        <w:t xml:space="preserve"> </w:t>
-      </w:r>
-      <w:r>
-        <w:t xml:space="preserve">O hafta kontrol akışını (K-04), sabitleri (K-02, K-07) ve</w:t>
-      </w:r>
-      <w:r>
-        <w:t xml:space="preserve"> </w:t>
-      </w:r>
-      <w:r>
-        <w:t xml:space="preserve">boole değerlerini (K-08) gizleyen kuralları görmüştük; hepsi</w:t>
+      <w:hyperlink r:id="rId53">
+        <w:r>
+          <w:rPr>
+            <w:rStyle w:val="Hyperlink"/>
+            <w:b/>
+            <w:bCs/>
+          </w:rPr>
+          <w:t xml:space="preserve">9. hafta — gizleme kuralları (K-01…K-08)</w:t>
+        </w:r>
+      </w:hyperlink>
+      <w:r>
+        <w:rPr>
+          <w:b/>
+          <w:bCs/>
+        </w:rPr>
+        <w:t xml:space="preserve">.</w:t>
+      </w:r>
+      <w:r>
+        <w:t xml:space="preserve"> </w:t>
+      </w:r>
+      <w:r>
+        <w:t xml:space="preserve">O</w:t>
+      </w:r>
+      <w:r>
+        <w:t xml:space="preserve"> </w:t>
+      </w:r>
+      <w:r>
+        <w:t xml:space="preserve">hafta kontrol akışını (K-04), sabitleri (K-02, K-07) ve boole değerlerini (K-08) gizleyen kuralları görmüştük;</w:t>
+      </w:r>
+      <w:r>
+        <w:t xml:space="preserve"> </w:t>
+      </w:r>
+      <w:r>
+        <w:t xml:space="preserve">hepsi</w:t>
       </w:r>
       <w:r>
         <w:t xml:space="preserve"> </w:t>
@@ -7293,13 +5859,7 @@
         <w:t xml:space="preserve">kod sağlamlaştırma</w:t>
       </w:r>
       <w:r>
-        <w:t xml:space="preserve">ydı, yani beyaz kutu</w:t>
-      </w:r>
-      <w:r>
-        <w:t xml:space="preserve"> </w:t>
-      </w:r>
-      <w:r>
-        <w:t xml:space="preserve">saldırganın</w:t>
+        <w:t xml:space="preserve">ydı, yani beyaz kutu saldırganın</w:t>
       </w:r>
       <w:r>
         <w:t xml:space="preserve"> </w:t>
@@ -7315,13 +5875,13 @@
         <w:t xml:space="preserve"> </w:t>
       </w:r>
       <w:r>
-        <w:t xml:space="preserve">zorlaştırıyordu. WBC bunun kriptografiye özel, çok daha güçlü bir türüdür: yalnız</w:t>
-      </w:r>
-      <w:r>
-        <w:t xml:space="preserve"> </w:t>
-      </w:r>
-      <w:r>
-        <w:t xml:space="preserve">kodu değil,</w:t>
+        <w:t xml:space="preserve">zorlaştırıyordu. WBC bunun</w:t>
+      </w:r>
+      <w:r>
+        <w:t xml:space="preserve"> </w:t>
+      </w:r>
+      <w:r>
+        <w:t xml:space="preserve">kriptografiye özel, çok daha güçlü bir türüdür: yalnız kodu değil,</w:t>
       </w:r>
       <w:r>
         <w:t xml:space="preserve"> </w:t>
@@ -7345,15 +5905,25 @@
         <w:pStyle w:val="Compact"/>
         <w:numPr>
           <w:ilvl w:val="0"/>
-          <w:numId w:val="1029"/>
+          <w:numId w:val="1008"/>
         </w:numPr>
       </w:pPr>
-      <w:r>
-        <w:rPr>
-          <w:b/>
-          <w:bCs/>
-        </w:rPr>
-        <w:t xml:space="preserve">10. hafta — algoritmalar ve anahtar yönetimi.</w:t>
+      <w:hyperlink r:id="rId27">
+        <w:r>
+          <w:rPr>
+            <w:rStyle w:val="Hyperlink"/>
+            <w:b/>
+            <w:bCs/>
+          </w:rPr>
+          <w:t xml:space="preserve">10. hafta — algoritmalar ve anahtar yönetimi</w:t>
+        </w:r>
+      </w:hyperlink>
+      <w:r>
+        <w:rPr>
+          <w:b/>
+          <w:bCs/>
+        </w:rPr>
+        <w:t xml:space="preserve">.</w:t>
       </w:r>
       <w:r>
         <w:t xml:space="preserve"> </w:t>
@@ -7375,7 +5945,13 @@
         <w:t xml:space="preserve"> </w:t>
       </w:r>
       <w:r>
-        <w:t xml:space="preserve">modelinde yazılır. Bu hafta öğreneceğimiz şey, aynı AES algoritmasının</w:t>
+        <w:t xml:space="preserve">modelinde yazılır. Bu hafta öğreneceğimiz şey, aynı AES</w:t>
+      </w:r>
+      <w:r>
+        <w:t xml:space="preserve"> </w:t>
+      </w:r>
+      <w:r>
+        <w:t xml:space="preserve">algoritmasının</w:t>
       </w:r>
       <w:r>
         <w:t xml:space="preserve"> </w:t>
@@ -7391,35 +5967,37 @@
         <w:t xml:space="preserve"> </w:t>
       </w:r>
       <w:r>
-        <w:t xml:space="preserve">bir ortamda çalıştırılması</w:t>
-      </w:r>
-      <w:r>
-        <w:t xml:space="preserve"> </w:t>
-      </w:r>
-      <w:r>
-        <w:t xml:space="preserve">gerektiğinde, o kara kutu güvenlik kanıtının</w:t>
-      </w:r>
-      <w:r>
-        <w:t xml:space="preserve"> </w:t>
-      </w:r>
-      <w:r>
-        <w:rPr>
-          <w:b/>
-          <w:bCs/>
-        </w:rPr>
-        <w:t xml:space="preserve">artık geçerli olmadığıdır</w:t>
-      </w:r>
-      <w:r>
-        <w:t xml:space="preserve"> </w:t>
-      </w:r>
-      <w:r>
-        <w:t xml:space="preserve">— WBC, bu boşluğu (kısmen ve pahalı bir</w:t>
-      </w:r>
-      <w:r>
-        <w:t xml:space="preserve"> </w:t>
-      </w:r>
-      <w:r>
-        <w:t xml:space="preserve">şekilde) kapatmaya çalışır.</w:t>
+        <w:t xml:space="preserve">bir ortamda çalıştırılması gerektiğinde, o kara kutu güvenlik kanıtının</w:t>
+      </w:r>
+      <w:r>
+        <w:t xml:space="preserve"> </w:t>
+      </w:r>
+      <w:r>
+        <w:rPr>
+          <w:b/>
+          <w:bCs/>
+        </w:rPr>
+        <w:t xml:space="preserve">artık</w:t>
+      </w:r>
+      <w:r>
+        <w:rPr>
+          <w:b/>
+          <w:bCs/>
+        </w:rPr>
+        <w:t xml:space="preserve"> </w:t>
+      </w:r>
+      <w:r>
+        <w:rPr>
+          <w:b/>
+          <w:bCs/>
+        </w:rPr>
+        <w:t xml:space="preserve">geçerli olmadığıdır</w:t>
+      </w:r>
+      <w:r>
+        <w:t xml:space="preserve"> </w:t>
+      </w:r>
+      <w:r>
+        <w:t xml:space="preserve">— WBC, bu boşluğu (kısmen ve pahalı bir şekilde) kapatmaya çalışır.</w:t>
       </w:r>
     </w:p>
     <w:p>
@@ -7491,9 +6069,9 @@
         <w:t xml:space="preserve">bir yanıtıdır.</w:t>
       </w:r>
     </w:p>
-    <w:bookmarkEnd w:id="56"/>
-    <w:bookmarkEnd w:id="57"/>
-    <w:bookmarkStart w:id="66" w:name="problem-neden-bu-kadar-zor"/>
+    <w:bookmarkEnd w:id="54"/>
+    <w:bookmarkEnd w:id="55"/>
+    <w:bookmarkStart w:id="67" w:name="problem-neden-bu-kadar-zor"/>
     <w:p>
       <w:pPr>
         <w:pStyle w:val="Heading2"/>
@@ -7610,20 +6188,20 @@
       <w:r>
         <w:drawing>
           <wp:inline>
-            <wp:extent cx="5759999" cy="2470728"/>
+            <wp:extent cx="5759999" cy="2005479"/>
             <wp:effectExtent b="0" l="0" r="0" t="0"/>
-            <wp:docPr descr="Code lifting saldırısı ve önlemi" title="" id="59" name="Picture"/>
+            <wp:docPr descr="Code lifting saldırısı ve önlemi" title="" id="57" name="Picture"/>
             <a:graphic>
               <a:graphicData uri="http://schemas.openxmlformats.org/drawingml/2006/picture">
                 <pic:pic>
                   <pic:nvPicPr>
-                    <pic:cNvPr descr="h11-06-code-lifting.png" id="60" name="Picture"/>
+                    <pic:cNvPr descr="h11-06-code-lifting.png" id="58" name="Picture"/>
                     <pic:cNvPicPr>
                       <a:picLocks noChangeArrowheads="1" noChangeAspect="1"/>
                     </pic:cNvPicPr>
                   </pic:nvPicPr>
                   <pic:blipFill>
-                    <a:blip r:embed="rId58"/>
+                    <a:blip r:embed="rId56"/>
                     <a:stretch>
                       <a:fillRect/>
                     </a:stretch>
@@ -7631,7 +6209,7 @@
                   <pic:spPr bwMode="auto">
                     <a:xfrm>
                       <a:off x="0" y="0"/>
-                      <a:ext cx="5759999" cy="2470728"/>
+                      <a:ext cx="5759999" cy="2005479"/>
                     </a:xfrm>
                     <a:prstGeom prst="rect">
                       <a:avLst/>
@@ -7702,7 +6280,7 @@
         <w:t xml:space="preserve">çok daha pahalı hale getirmek.</w:t>
       </w:r>
     </w:p>
-    <w:bookmarkStart w:id="61" w:name="naif-çözümlerin-neden-çöktüğü-kurallar"/>
+    <w:bookmarkStart w:id="60" w:name="naif-çözümlerin-neden-çöktüğü-kurallar"/>
     <w:p>
       <w:pPr>
         <w:pStyle w:val="Heading3"/>
@@ -7742,7 +6320,7 @@
         <w:pStyle w:val="Compact"/>
         <w:numPr>
           <w:ilvl w:val="0"/>
-          <w:numId w:val="1030"/>
+          <w:numId w:val="1009"/>
         </w:numPr>
       </w:pPr>
       <w:r>
@@ -7844,7 +6422,7 @@
         <w:pStyle w:val="Compact"/>
         <w:numPr>
           <w:ilvl w:val="0"/>
-          <w:numId w:val="1030"/>
+          <w:numId w:val="1009"/>
         </w:numPr>
       </w:pPr>
       <w:r>
@@ -7893,7 +6471,7 @@
         <w:pStyle w:val="Compact"/>
         <w:numPr>
           <w:ilvl w:val="0"/>
-          <w:numId w:val="1030"/>
+          <w:numId w:val="1009"/>
         </w:numPr>
       </w:pPr>
       <w:r>
@@ -7901,7 +6479,7 @@
           <w:b/>
           <w:bCs/>
         </w:rPr>
-        <w:t xml:space="preserve">Kod taşıma (code lifting) tehdidi.</w:t>
+        <w:t xml:space="preserve">Kod sökme (code lifting) tehdidi.</w:t>
       </w:r>
       <w:r>
         <w:t xml:space="preserve"> </w:t>
@@ -7957,7 +6535,7 @@
         <w:t xml:space="preserve"> </w:t>
       </w:r>
       <w:r>
-        <w:t xml:space="preserve">demesi yetmez; kod taşımaya karşı</w:t>
+        <w:t xml:space="preserve">demesi yetmez; kod sökmeye karşı</w:t>
       </w:r>
       <w:r>
         <w:t xml:space="preserve"> </w:t>
@@ -7981,7 +6559,7 @@
         <w:pStyle w:val="Compact"/>
         <w:numPr>
           <w:ilvl w:val="0"/>
-          <w:numId w:val="1030"/>
+          <w:numId w:val="1009"/>
         </w:numPr>
       </w:pPr>
       <w:r>
@@ -8176,7 +6754,18 @@
         <w:t xml:space="preserve"> </w:t>
       </w:r>
       <w:r>
-        <w:t xml:space="preserve">(12. hafta) test/hata ayıklama yollarını da üretim koduyla</w:t>
+        <w:t xml:space="preserve">(</w:t>
+      </w:r>
+      <w:hyperlink r:id="rId59">
+        <w:r>
+          <w:rPr>
+            <w:rStyle w:val="Hyperlink"/>
+          </w:rPr>
+          <w:t xml:space="preserve">12. hafta</w:t>
+        </w:r>
+      </w:hyperlink>
+      <w:r>
+        <w:t xml:space="preserve">) test/hata ayıklama yollarını da üretim koduyla</w:t>
       </w:r>
       <w:r>
         <w:t xml:space="preserve"> </w:t>
@@ -8275,7 +6864,7 @@
         <w:t xml:space="preserve">olarak öğreneceğiz. Bu, 9. haftanın gizleme kurallarının kriptografiye uygulanmış halidir.</w:t>
       </w:r>
     </w:p>
-    <w:bookmarkEnd w:id="61"/>
+    <w:bookmarkEnd w:id="60"/>
     <w:bookmarkStart w:id="62" w:name="X082d50e62463e1f041dc7d027e9bc2d40557d05"/>
     <w:p>
       <w:pPr>
@@ -8794,32 +7383,33 @@
         <w:t xml:space="preserve"> </w:t>
       </w:r>
       <w:r>
-        <w:t xml:space="preserve">çözebiliyorsa, aynı hesabı okuyabilen saldırgan da çözer. Bu, tam olarak 9. haftanın</w:t>
-      </w:r>
-      <w:r>
-        <w:t xml:space="preserve"> </w:t>
-      </w:r>
-      <w:r>
-        <w:rPr>
-          <w:b/>
-          <w:bCs/>
-        </w:rPr>
-        <w:t xml:space="preserve">K-07 (statik dizge/sabit</w:t>
-      </w:r>
-      <w:r>
-        <w:rPr>
-          <w:b/>
-          <w:bCs/>
-        </w:rPr>
-        <w:t xml:space="preserve"> </w:t>
-      </w:r>
-      <w:r>
-        <w:rPr>
-          <w:b/>
-          <w:bCs/>
-        </w:rPr>
-        <w:t xml:space="preserve">kodlama)</w:t>
-      </w:r>
+        <w:t xml:space="preserve">çözebiliyorsa, aynı hesabı okuyabilen saldırgan da çözer. Bu, tam olarak</w:t>
+      </w:r>
+      <w:r>
+        <w:t xml:space="preserve"> </w:t>
+      </w:r>
+      <w:hyperlink r:id="rId61">
+        <w:r>
+          <w:rPr>
+            <w:rStyle w:val="Hyperlink"/>
+          </w:rPr>
+          <w:t xml:space="preserve">9. haftanın</w:t>
+        </w:r>
+        <w:r>
+          <w:rPr>
+            <w:rStyle w:val="Hyperlink"/>
+          </w:rPr>
+          <w:t xml:space="preserve"> </w:t>
+        </w:r>
+        <w:r>
+          <w:rPr>
+            <w:rStyle w:val="Hyperlink"/>
+            <w:b/>
+            <w:bCs/>
+          </w:rPr>
+          <w:t xml:space="preserve">K-07 (statik dize (string)/sabit kodlama)</w:t>
+        </w:r>
+      </w:hyperlink>
       <w:r>
         <w:t xml:space="preserve"> </w:t>
       </w:r>
@@ -8837,13 +7427,13 @@
         <w:t xml:space="preserve">çözme anahtarı da yanında duruyorsa</w:t>
       </w:r>
       <w:r>
-        <w:t xml:space="preserve">, hiçbir</w:t>
-      </w:r>
-      <w:r>
-        <w:t xml:space="preserve"> </w:t>
-      </w:r>
-      <w:r>
-        <w:t xml:space="preserve">şey kazandırmaz.</w:t>
+        <w:t xml:space="preserve">, hiçbir şey</w:t>
+      </w:r>
+      <w:r>
+        <w:t xml:space="preserve"> </w:t>
+      </w:r>
+      <w:r>
+        <w:t xml:space="preserve">kazandırmaz.</w:t>
       </w:r>
     </w:p>
     <w:p>
@@ -8961,13 +7551,13 @@
       </w:r>
     </w:p>
     <w:bookmarkEnd w:id="62"/>
-    <w:bookmarkStart w:id="63" w:name="kod-taşıma-code-lifting-biraz-daha-derin"/>
+    <w:bookmarkStart w:id="64" w:name="kod-sökme-code-lifting-biraz-daha-derin"/>
     <w:p>
       <w:pPr>
         <w:pStyle w:val="Heading3"/>
       </w:pPr>
       <w:r>
-        <w:t xml:space="preserve">Kod taşıma (code lifting) — biraz daha derin</w:t>
+        <w:t xml:space="preserve">Kod sökme (code lifting) — biraz daha derin</w:t>
       </w:r>
     </w:p>
     <w:p>
@@ -8975,7 +7565,7 @@
         <w:pStyle w:val="FirstParagraph"/>
       </w:pPr>
       <w:r>
-        <w:t xml:space="preserve">Yukarıda kod taşımayı tanımladık: saldırganın anahtarı hiç çıkarmadan, tabloları ve onları çalıştıran yorumlayıcıyı</w:t>
+        <w:t xml:space="preserve">Yukarıda kod sökmeyi tanımladık: saldırganın anahtarı hiç çıkarmadan, tabloları ve onları çalıştıran yorumlayıcıyı</w:t>
       </w:r>
       <w:r>
         <w:t xml:space="preserve"> </w:t>
@@ -9009,7 +7599,7 @@
           <w:b/>
           <w:bCs/>
         </w:rPr>
-        <w:t xml:space="preserve">Kavramsal senaryo: kod taşıma</w:t>
+        <w:t xml:space="preserve">Kavramsal senaryo: kod sökme</w:t>
       </w:r>
     </w:p>
     <w:p>
@@ -9134,7 +7724,7 @@
         <w:t xml:space="preserve"> </w:t>
       </w:r>
       <w:r>
-        <w:t xml:space="preserve">istediği yerde kullanabilir; kod taşımaya gerek yoktur. WBC’de ise anahtar</w:t>
+        <w:t xml:space="preserve">istediği yerde kullanabilir; kod sökmeye gerek yoktur. WBC’de ise anahtar</w:t>
       </w:r>
       <w:r>
         <w:t xml:space="preserve"> </w:t>
@@ -9199,32 +7789,33 @@
         <w:t xml:space="preserve">çok daha kolaydır</w:t>
       </w:r>
       <w:r>
-        <w:t xml:space="preserve">. 9. haftanın</w:t>
-      </w:r>
-      <w:r>
-        <w:t xml:space="preserve"> </w:t>
-      </w:r>
-      <w:r>
-        <w:rPr>
-          <w:b/>
-          <w:bCs/>
-        </w:rPr>
-        <w:t xml:space="preserve">K-06 (çağrı ve</w:t>
-      </w:r>
-      <w:r>
-        <w:rPr>
-          <w:b/>
-          <w:bCs/>
-        </w:rPr>
-        <w:t xml:space="preserve"> </w:t>
-      </w:r>
-      <w:r>
-        <w:rPr>
-          <w:b/>
-          <w:bCs/>
-        </w:rPr>
-        <w:t xml:space="preserve">bağımlılık gizleme)</w:t>
-      </w:r>
+        <w:t xml:space="preserve">.</w:t>
+      </w:r>
+      <w:r>
+        <w:t xml:space="preserve"> </w:t>
+      </w:r>
+      <w:hyperlink r:id="rId63">
+        <w:r>
+          <w:rPr>
+            <w:rStyle w:val="Hyperlink"/>
+          </w:rPr>
+          <w:t xml:space="preserve">9. haftanın</w:t>
+        </w:r>
+        <w:r>
+          <w:rPr>
+            <w:rStyle w:val="Hyperlink"/>
+          </w:rPr>
+          <w:t xml:space="preserve"> </w:t>
+        </w:r>
+        <w:r>
+          <w:rPr>
+            <w:rStyle w:val="Hyperlink"/>
+            <w:b/>
+            <w:bCs/>
+          </w:rPr>
+          <w:t xml:space="preserve">K-06 (çağrı ve bağımlılık gizleme)</w:t>
+        </w:r>
+      </w:hyperlink>
       <w:r>
         <w:t xml:space="preserve"> </w:t>
       </w:r>
@@ -9273,8 +7864,8 @@
         <w:t xml:space="preserve">tablolar yalnız belirli bir bağlamda (ör. cihaz kimliğiyle karıştırılmış girdi/çıktıyla) anlamlı sonuç verir.</w:t>
       </w:r>
     </w:p>
-    <w:bookmarkEnd w:id="63"/>
-    <w:bookmarkStart w:id="64" w:name="Xa7b1492b76bffb0ba8c4b998e885137894b9635"/>
+    <w:bookmarkEnd w:id="64"/>
+    <w:bookmarkStart w:id="65" w:name="Xa7b1492b76bffb0ba8c4b998e885137894b9635"/>
     <w:p>
       <w:pPr>
         <w:pStyle w:val="Heading3"/>
@@ -9717,8 +8308,8 @@
         <w:t xml:space="preserve">olmasıdır.</w:t>
       </w:r>
     </w:p>
-    <w:bookmarkEnd w:id="64"/>
-    <w:bookmarkStart w:id="65" w:name="X1a84486af598c4040725ad08fba661c4e328249"/>
+    <w:bookmarkEnd w:id="65"/>
+    <w:bookmarkStart w:id="66" w:name="X1a84486af598c4040725ad08fba661c4e328249"/>
     <w:p>
       <w:pPr>
         <w:pStyle w:val="Heading3"/>
@@ -9991,9 +8582,9 @@
         </w:pict>
       </w:r>
     </w:p>
-    <w:bookmarkEnd w:id="65"/>
     <w:bookmarkEnd w:id="66"/>
-    <w:bookmarkStart w:id="92" w:name="X19c27af4a394419b2169999d6c495a648fb2b90"/>
+    <w:bookmarkEnd w:id="67"/>
+    <w:bookmarkStart w:id="94" w:name="X19c27af4a394419b2169999d6c495a648fb2b90"/>
     <w:p>
       <w:pPr>
         <w:pStyle w:val="Heading2"/>
@@ -10064,7 +8655,7 @@
         <w:t xml:space="preserve">anlamanız gerekir. Adım adım ve kavramsal gidiyoruz.</w:t>
       </w:r>
     </w:p>
-    <w:bookmarkStart w:id="71" w:name="X84c8331882a7ff1d8d42388ed47cff24a6bbd82"/>
+    <w:bookmarkStart w:id="72" w:name="X84c8331882a7ff1d8d42388ed47cff24a6bbd82"/>
     <w:p>
       <w:pPr>
         <w:pStyle w:val="Heading3"/>
@@ -10244,7 +8835,7 @@
         <w:t xml:space="preserve">.</w:t>
       </w:r>
     </w:p>
-    <w:bookmarkStart w:id="70" w:name="Xc82503b6327925a5e4b072b206d7875e169a7ac"/>
+    <w:bookmarkStart w:id="71" w:name="Xc82503b6327925a5e4b072b206d7875e169a7ac"/>
     <w:p>
       <w:pPr>
         <w:pStyle w:val="Heading4"/>
@@ -10334,20 +8925,20 @@
       <w:r>
         <w:drawing>
           <wp:inline>
-            <wp:extent cx="5759999" cy="2748610"/>
+            <wp:extent cx="5759999" cy="1631942"/>
             <wp:effectExtent b="0" l="0" r="0" t="0"/>
-            <wp:docPr descr="Naif tablodan anahtarın üç adımda çıkarılması" title="" id="68" name="Picture"/>
+            <wp:docPr descr="Naif tablodan anahtarın üç adımda çıkarılması" title="" id="69" name="Picture"/>
             <a:graphic>
               <a:graphicData uri="http://schemas.openxmlformats.org/drawingml/2006/picture">
                 <pic:pic>
                   <pic:nvPicPr>
-                    <pic:cNvPr descr="h11-02-anahtar-sizmasi.png" id="69" name="Picture"/>
+                    <pic:cNvPr descr="h11-02-anahtar-sizmasi.png" id="70" name="Picture"/>
                     <pic:cNvPicPr>
                       <a:picLocks noChangeArrowheads="1" noChangeAspect="1"/>
                     </pic:cNvPicPr>
                   </pic:nvPicPr>
                   <pic:blipFill>
-                    <a:blip r:embed="rId67"/>
+                    <a:blip r:embed="rId68"/>
                     <a:stretch>
                       <a:fillRect/>
                     </a:stretch>
@@ -10355,7 +8946,7 @@
                   <pic:spPr bwMode="auto">
                     <a:xfrm>
                       <a:off x="0" y="0"/>
-                      <a:ext cx="5759999" cy="2748610"/>
+                      <a:ext cx="5759999" cy="1631942"/>
                     </a:xfrm>
                     <a:prstGeom prst="rect">
                       <a:avLst/>
@@ -10944,9 +9535,9 @@
         <w:t xml:space="preserve">kutusunda.</w:t>
       </w:r>
     </w:p>
-    <w:bookmarkEnd w:id="70"/>
     <w:bookmarkEnd w:id="71"/>
-    <w:bookmarkStart w:id="72" w:name="X2156a050955e19b8fb118fb05438e7397aa24d5"/>
+    <w:bookmarkEnd w:id="72"/>
+    <w:bookmarkStart w:id="73" w:name="X2156a050955e19b8fb118fb05438e7397aa24d5"/>
     <w:p>
       <w:pPr>
         <w:pStyle w:val="Heading3"/>
@@ -11901,8 +10492,8 @@
         <w:t xml:space="preserve">hesaplanır. Tablonun boyutu saldırıyı yavaşlatmaz; yalnız kaç girdi kontrol edileceğini değiştirir.</w:t>
       </w:r>
     </w:p>
-    <w:bookmarkEnd w:id="72"/>
-    <w:bookmarkStart w:id="73" w:name="Xe4b84e217d57e0395180c84ef983a8571aaa8e3"/>
+    <w:bookmarkEnd w:id="73"/>
+    <w:bookmarkStart w:id="74" w:name="Xe4b84e217d57e0395180c84ef983a8571aaa8e3"/>
     <w:p>
       <w:pPr>
         <w:pStyle w:val="Heading3"/>
@@ -12905,8 +11496,8 @@
         <w:t xml:space="preserve">gibi.</w:t>
       </w:r>
     </w:p>
-    <w:bookmarkEnd w:id="73"/>
-    <w:bookmarkStart w:id="74" w:name="X3fd1500451f320b56e22c9ade41a18e49d9f664"/>
+    <w:bookmarkEnd w:id="74"/>
+    <w:bookmarkStart w:id="75" w:name="X3fd1500451f320b56e22c9ade41a18e49d9f664"/>
     <w:p>
       <w:pPr>
         <w:pStyle w:val="Heading3"/>
@@ -14392,8 +12983,8 @@
         <w:t xml:space="preserve">— savunmanın gerçek gücü, Bölüm 4’te göreceğimiz karşı önlemlerdedir.</w:t>
       </w:r>
     </w:p>
-    <w:bookmarkEnd w:id="74"/>
-    <w:bookmarkStart w:id="76" w:name="X18111b6506fbd0a75426daef81eb8b320b81252"/>
+    <w:bookmarkEnd w:id="75"/>
+    <w:bookmarkStart w:id="77" w:name="X18111b6506fbd0a75426daef81eb8b320b81252"/>
     <w:p>
       <w:pPr>
         <w:pStyle w:val="Heading3"/>
@@ -14468,7 +13059,7 @@
         <w:t xml:space="preserve">bir aritmetik anahtar işlemi görünmez.</w:t>
       </w:r>
     </w:p>
-    <w:bookmarkStart w:id="75" w:name="Xed4860c2cf81fb0686aa8c63c80d5e6f9d3fde3"/>
+    <w:bookmarkStart w:id="76" w:name="Xed4860c2cf81fb0686aa8c63c80d5e6f9d3fde3"/>
     <w:p>
       <w:pPr>
         <w:pStyle w:val="Heading4"/>
@@ -15168,9 +13759,9 @@
         <w:t xml:space="preserve">geçişler yine gözlemlenebilir. Tam koruma, Adım 3–5’in kodlamalarıyla gelir.</w:t>
       </w:r>
     </w:p>
-    <w:bookmarkEnd w:id="75"/>
     <w:bookmarkEnd w:id="76"/>
-    <w:bookmarkStart w:id="81" w:name="adım-3-iç-kodlamalar-internal-encodings"/>
+    <w:bookmarkEnd w:id="77"/>
+    <w:bookmarkStart w:id="82" w:name="adım-3-iç-kodlamalar-internal-encodings"/>
     <w:p>
       <w:pPr>
         <w:pStyle w:val="Heading3"/>
@@ -15219,20 +13810,20 @@
       <w:r>
         <w:drawing>
           <wp:inline>
-            <wp:extent cx="5759999" cy="2470728"/>
+            <wp:extent cx="5759999" cy="1964938"/>
             <wp:effectExtent b="0" l="0" r="0" t="0"/>
-            <wp:docPr descr="İç kodlamanın anahtar sızmasını nasıl engellediği" title="" id="78" name="Picture"/>
+            <wp:docPr descr="İç kodlamanın anahtar sızmasını nasıl engellediği" title="" id="79" name="Picture"/>
             <a:graphic>
               <a:graphicData uri="http://schemas.openxmlformats.org/drawingml/2006/picture">
                 <pic:pic>
                   <pic:nvPicPr>
-                    <pic:cNvPr descr="h11-03-ic-kodlama.png" id="79" name="Picture"/>
+                    <pic:cNvPr descr="h11-03-ic-kodlama.png" id="80" name="Picture"/>
                     <pic:cNvPicPr>
                       <a:picLocks noChangeArrowheads="1" noChangeAspect="1"/>
                     </pic:cNvPicPr>
                   </pic:nvPicPr>
                   <pic:blipFill>
-                    <a:blip r:embed="rId77"/>
+                    <a:blip r:embed="rId78"/>
                     <a:stretch>
                       <a:fillRect/>
                     </a:stretch>
@@ -15240,7 +13831,7 @@
                   <pic:spPr bwMode="auto">
                     <a:xfrm>
                       <a:off x="0" y="0"/>
-                      <a:ext cx="5759999" cy="2470728"/>
+                      <a:ext cx="5759999" cy="1964938"/>
                     </a:xfrm>
                     <a:prstGeom prst="rect">
                       <a:avLst/>
@@ -15259,7 +13850,7 @@
         </w:drawing>
       </w:r>
     </w:p>
-    <w:bookmarkStart w:id="80" w:name="X6b6f086f44c96f8592b21bbbf5b17855c2a3cc7"/>
+    <w:bookmarkStart w:id="81" w:name="X6b6f086f44c96f8592b21bbbf5b17855c2a3cc7"/>
     <w:p>
       <w:pPr>
         <w:pStyle w:val="Heading4"/>
@@ -16009,9 +14600,9 @@
         <w:t xml:space="preserve">bijeksiyonla tekrarlanır.</w:t>
       </w:r>
     </w:p>
-    <w:bookmarkEnd w:id="80"/>
     <w:bookmarkEnd w:id="81"/>
-    <w:bookmarkStart w:id="83" w:name="Xe533dd3d58bc167b82333b9a4b4aa01e2c4dec4"/>
+    <w:bookmarkEnd w:id="82"/>
+    <w:bookmarkStart w:id="84" w:name="Xe533dd3d58bc167b82333b9a4b4aa01e2c4dec4"/>
     <w:p>
       <w:pPr>
         <w:pStyle w:val="Heading3"/>
@@ -16053,7 +14644,7 @@
         <w:t xml:space="preserve">(literatürde I–IV) bu kodlanmış ve karıştırılmış tabloların türleridir.</w:t>
       </w:r>
     </w:p>
-    <w:bookmarkStart w:id="82" w:name="Xf59af6b2e711fee1af53096e0314901ecd330ff"/>
+    <w:bookmarkStart w:id="83" w:name="Xf59af6b2e711fee1af53096e0314901ecd330ff"/>
     <w:p>
       <w:pPr>
         <w:pStyle w:val="Heading4"/>
@@ -16655,9 +15246,9 @@
         <w:t xml:space="preserve">dersinin buradaki karşılığıdır.</w:t>
       </w:r>
     </w:p>
-    <w:bookmarkEnd w:id="82"/>
     <w:bookmarkEnd w:id="83"/>
-    <w:bookmarkStart w:id="88" w:name="X96954bf5b8497dd9936efb66ac6ea7ccf97f610"/>
+    <w:bookmarkEnd w:id="84"/>
+    <w:bookmarkStart w:id="89" w:name="X96954bf5b8497dd9936efb66ac6ea7ccf97f610"/>
     <w:p>
       <w:pPr>
         <w:pStyle w:val="Heading3"/>
@@ -16727,20 +15318,20 @@
       <w:r>
         <w:drawing>
           <wp:inline>
-            <wp:extent cx="5759999" cy="2283460"/>
+            <wp:extent cx="5759999" cy="1139039"/>
             <wp:effectExtent b="0" l="0" r="0" t="0"/>
-            <wp:docPr descr="Dış kodlama F ve G ile sarılmış AES" title="" id="85" name="Picture"/>
+            <wp:docPr descr="Dış kodlama F ve G ile sarılmış AES" title="" id="86" name="Picture"/>
             <a:graphic>
               <a:graphicData uri="http://schemas.openxmlformats.org/drawingml/2006/picture">
                 <pic:pic>
                   <pic:nvPicPr>
-                    <pic:cNvPr descr="h11-04-dis-kodlama.png" id="86" name="Picture"/>
+                    <pic:cNvPr descr="h11-04-dis-kodlama.png" id="87" name="Picture"/>
                     <pic:cNvPicPr>
                       <a:picLocks noChangeArrowheads="1" noChangeAspect="1"/>
                     </pic:cNvPicPr>
                   </pic:nvPicPr>
                   <pic:blipFill>
-                    <a:blip r:embed="rId84"/>
+                    <a:blip r:embed="rId85"/>
                     <a:stretch>
                       <a:fillRect/>
                     </a:stretch>
@@ -16748,7 +15339,7 @@
                   <pic:spPr bwMode="auto">
                     <a:xfrm>
                       <a:off x="0" y="0"/>
-                      <a:ext cx="5759999" cy="2283460"/>
+                      <a:ext cx="5759999" cy="1139039"/>
                     </a:xfrm>
                     <a:prstGeom prst="rect">
                       <a:avLst/>
@@ -16795,7 +15386,7 @@
         <w:pStyle w:val="Compact"/>
         <w:numPr>
           <w:ilvl w:val="0"/>
-          <w:numId w:val="1031"/>
+          <w:numId w:val="1010"/>
         </w:numPr>
       </w:pPr>
       <w:r>
@@ -16823,7 +15414,7 @@
         <w:pStyle w:val="Compact"/>
         <w:numPr>
           <w:ilvl w:val="0"/>
-          <w:numId w:val="1031"/>
+          <w:numId w:val="1010"/>
         </w:numPr>
       </w:pPr>
       <w:r>
@@ -16908,7 +15499,7 @@
         <w:t xml:space="preserve">bir protokolde kullanılabilir; EMV gibi standart AES bekleyen bir protokolde kullanılamayabilir.</w:t>
       </w:r>
     </w:p>
-    <w:bookmarkStart w:id="87" w:name="X9a493723804dfdc58902bdb9c1d574408be02f4"/>
+    <w:bookmarkStart w:id="88" w:name="X9a493723804dfdc58902bdb9c1d574408be02f4"/>
     <w:p>
       <w:pPr>
         <w:pStyle w:val="Heading4"/>
@@ -16922,7 +15513,7 @@
         <w:pStyle w:val="FirstParagraph"/>
       </w:pPr>
       <w:r>
-        <w:t xml:space="preserve">Bölüm 2’de tanımladığımız kod taşıma tehdidiyle dış kodlamayı birbirine bağlayalım. Oyuncak whitebox’ımıza bir</w:t>
+        <w:t xml:space="preserve">Bölüm 2’de tanımladığımız kod sökme tehdidiyle dış kodlamayı birbirine bağlayalım. Oyuncak whitebox’ımıza bir</w:t>
       </w:r>
       <w:r>
         <w:t xml:space="preserve"> </w:t>
@@ -17533,7 +16124,7 @@
         <w:t xml:space="preserve"> </w:t>
       </w:r>
       <w:r>
-        <w:t xml:space="preserve">başka bir bağlama taşımaya çalışan saldırganı (kod taşıma) yorar. İkisi</w:t>
+        <w:t xml:space="preserve">başka bir bağlama taşımaya çalışan saldırganı (kod sökme) yorar. İkisi</w:t>
       </w:r>
       <w:r>
         <w:t xml:space="preserve"> </w:t>
@@ -17552,9 +16143,9 @@
         <w:t xml:space="preserve">karşı çalışır — bu yüzden Bölüm 6’da iki ayrı senaryo işledik.</w:t>
       </w:r>
     </w:p>
-    <w:bookmarkEnd w:id="87"/>
     <w:bookmarkEnd w:id="88"/>
-    <w:bookmarkStart w:id="90" w:name="maliyet-wbc-bedava-değildir"/>
+    <w:bookmarkEnd w:id="89"/>
+    <w:bookmarkStart w:id="92" w:name="maliyet-wbc-bedava-değildir"/>
     <w:p>
       <w:pPr>
         <w:pStyle w:val="Heading3"/>
@@ -17715,16 +16306,27 @@
         <w:t xml:space="preserve"> </w:t>
       </w:r>
       <w:r>
-        <w:t xml:space="preserve">ve bunun neden yalnız seçili, küçük ve kritik işlemler için kullanıldığını görmektir. Bu, 9.</w:t>
-      </w:r>
-      <w:r>
-        <w:t xml:space="preserve"> </w:t>
-      </w:r>
-      <w:r>
-        <w:t xml:space="preserve">haftadaki sanallaştırma kuralının (K-10) maliyet mantığının aynısıdır.</w:t>
-      </w:r>
-    </w:p>
-    <w:bookmarkStart w:id="89" w:name="X77400d3475bf039cf91d92d9dd23d69217edf20"/>
+        <w:t xml:space="preserve">ve bunun neden yalnız seçili, küçük ve kritik işlemler için kullanıldığını görmektir. Bu,</w:t>
+      </w:r>
+      <w:r>
+        <w:t xml:space="preserve"> </w:t>
+      </w:r>
+      <w:hyperlink r:id="rId90">
+        <w:r>
+          <w:rPr>
+            <w:rStyle w:val="Hyperlink"/>
+          </w:rPr>
+          <w:t xml:space="preserve">9. haftadaki sanallaştırma kuralının (K-10)</w:t>
+        </w:r>
+      </w:hyperlink>
+      <w:r>
+        <w:t xml:space="preserve"> </w:t>
+      </w:r>
+      <w:r>
+        <w:t xml:space="preserve">maliyet mantığının aynısıdır.</w:t>
+      </w:r>
+    </w:p>
+    <w:bookmarkStart w:id="91" w:name="X77400d3475bf039cf91d92d9dd23d69217edf20"/>
     <w:p>
       <w:pPr>
         <w:pStyle w:val="Heading4"/>
@@ -17973,9 +16575,9 @@
         <w:t xml:space="preserve">.</w:t>
       </w:r>
     </w:p>
-    <w:bookmarkEnd w:id="89"/>
-    <w:bookmarkEnd w:id="90"/>
-    <w:bookmarkStart w:id="91" w:name="X5ebdf174f7b1530ed87a9f6ca1a831d980592dd"/>
+    <w:bookmarkEnd w:id="91"/>
+    <w:bookmarkEnd w:id="92"/>
+    <w:bookmarkStart w:id="93" w:name="X5ebdf174f7b1530ed87a9f6ca1a831d980592dd"/>
     <w:p>
       <w:pPr>
         <w:pStyle w:val="Heading3"/>
@@ -18206,9 +16808,9 @@
         </w:pict>
       </w:r>
     </w:p>
-    <w:bookmarkEnd w:id="91"/>
-    <w:bookmarkEnd w:id="92"/>
-    <w:bookmarkStart w:id="103" w:name="Xe6442dbde7ffc1e020e6565e240702afb606571"/>
+    <w:bookmarkEnd w:id="93"/>
+    <w:bookmarkEnd w:id="94"/>
+    <w:bookmarkStart w:id="107" w:name="Xe6442dbde7ffc1e020e6565e240702afb606571"/>
     <w:p>
       <w:pPr>
         <w:pStyle w:val="Heading2"/>
@@ -18289,20 +16891,20 @@
       <w:r>
         <w:drawing>
           <wp:inline>
-            <wp:extent cx="5759999" cy="2283460"/>
+            <wp:extent cx="5759999" cy="1310608"/>
             <wp:effectExtent b="0" l="0" r="0" t="0"/>
-            <wp:docPr descr="DCA saldırısının adımları" title="" id="94" name="Picture"/>
+            <wp:docPr descr="DCA saldırısının adımları" title="" id="96" name="Picture"/>
             <a:graphic>
               <a:graphicData uri="http://schemas.openxmlformats.org/drawingml/2006/picture">
                 <pic:pic>
                   <pic:nvPicPr>
-                    <pic:cNvPr descr="h11-05-dca.png" id="95" name="Picture"/>
+                    <pic:cNvPr descr="h11-05-dca.png" id="97" name="Picture"/>
                     <pic:cNvPicPr>
                       <a:picLocks noChangeArrowheads="1" noChangeAspect="1"/>
                     </pic:cNvPicPr>
                   </pic:nvPicPr>
                   <pic:blipFill>
-                    <a:blip r:embed="rId93"/>
+                    <a:blip r:embed="rId95"/>
                     <a:stretch>
                       <a:fillRect/>
                     </a:stretch>
@@ -18310,7 +16912,7 @@
                   <pic:spPr bwMode="auto">
                     <a:xfrm>
                       <a:off x="0" y="0"/>
-                      <a:ext cx="5759999" cy="2283460"/>
+                      <a:ext cx="5759999" cy="1310608"/>
                     </a:xfrm>
                     <a:prstGeom prst="rect">
                       <a:avLst/>
@@ -19201,7 +17803,7 @@
         <w:t xml:space="preserve">çalışır — bu yüzden yeni tasarımları da vurur.</w:t>
       </w:r>
     </w:p>
-    <w:bookmarkStart w:id="96" w:name="X343a3f6904f5c44398923e2a4c9875b19b74d06"/>
+    <w:bookmarkStart w:id="98" w:name="X343a3f6904f5c44398923e2a4c9875b19b74d06"/>
     <w:p>
       <w:pPr>
         <w:pStyle w:val="Heading3"/>
@@ -19541,8 +18143,8 @@
         <w:t xml:space="preserve">(burada: afin) olmasından gelir.</w:t>
       </w:r>
     </w:p>
-    <w:bookmarkEnd w:id="96"/>
-    <w:bookmarkStart w:id="97" w:name="Xa833343e142f27c04edf346d73d89744da04bcc"/>
+    <w:bookmarkEnd w:id="98"/>
+    <w:bookmarkStart w:id="100" w:name="Xa833343e142f27c04edf346d73d89744da04bcc"/>
     <w:p>
       <w:pPr>
         <w:pStyle w:val="Heading3"/>
@@ -19605,7 +18207,7 @@
         <w:pStyle w:val="Compact"/>
         <w:numPr>
           <w:ilvl w:val="0"/>
-          <w:numId w:val="1032"/>
+          <w:numId w:val="1011"/>
         </w:numPr>
       </w:pPr>
       <w:r>
@@ -19649,7 +18251,7 @@
         <w:pStyle w:val="Compact"/>
         <w:numPr>
           <w:ilvl w:val="0"/>
-          <w:numId w:val="1032"/>
+          <w:numId w:val="1011"/>
         </w:numPr>
       </w:pPr>
       <w:r>
@@ -19727,7 +18329,7 @@
         <w:pStyle w:val="Compact"/>
         <w:numPr>
           <w:ilvl w:val="0"/>
-          <w:numId w:val="1032"/>
+          <w:numId w:val="1011"/>
         </w:numPr>
       </w:pPr>
       <w:r>
@@ -19809,7 +18411,7 @@
         <w:pStyle w:val="Compact"/>
         <w:numPr>
           <w:ilvl w:val="0"/>
-          <w:numId w:val="1032"/>
+          <w:numId w:val="1011"/>
         </w:numPr>
       </w:pPr>
       <w:r>
@@ -20151,12 +18753,23 @@
       <w:r>
         <w:t xml:space="preserve"> </w:t>
       </w:r>
-      <w:r>
-        <w:t xml:space="preserve">10. haftanın kripto-periyodu fikrinin whitebox’a uygulanmış hâlidir.</w:t>
-      </w:r>
-    </w:p>
-    <w:bookmarkEnd w:id="97"/>
-    <w:bookmarkStart w:id="98" w:name="whibox-bağımsız-bir-sınav-neden-önemli"/>
+      <w:hyperlink r:id="rId99">
+        <w:r>
+          <w:rPr>
+            <w:rStyle w:val="Hyperlink"/>
+          </w:rPr>
+          <w:t xml:space="preserve">10. haftanın</w:t>
+        </w:r>
+      </w:hyperlink>
+      <w:r>
+        <w:t xml:space="preserve"> </w:t>
+      </w:r>
+      <w:r>
+        <w:t xml:space="preserve">kripto-periyodu fikrinin whitebox’a uygulanmış hâlidir.</w:t>
+      </w:r>
+    </w:p>
+    <w:bookmarkEnd w:id="100"/>
+    <w:bookmarkStart w:id="102" w:name="whibox-bağımsız-bir-sınav-neden-önemli"/>
     <w:p>
       <w:pPr>
         <w:pStyle w:val="Heading3"/>
@@ -20281,13 +18894,24 @@
         <w:t xml:space="preserve">aynı güven düzeyinde değildir</w:t>
       </w:r>
       <w:r>
-        <w:t xml:space="preserve">. WhibOx ikincisini sağlar. 12.</w:t>
-      </w:r>
-      <w:r>
-        <w:t xml:space="preserve"> </w:t>
-      </w:r>
-      <w:r>
-        <w:t xml:space="preserve">haftada göreceğimiz</w:t>
+        <w:t xml:space="preserve">. WhibOx ikincisini sağlar.</w:t>
+      </w:r>
+      <w:r>
+        <w:t xml:space="preserve"> </w:t>
+      </w:r>
+      <w:hyperlink r:id="rId101">
+        <w:r>
+          <w:rPr>
+            <w:rStyle w:val="Hyperlink"/>
+          </w:rPr>
+          <w:t xml:space="preserve">12. haftada</w:t>
+        </w:r>
+      </w:hyperlink>
+      <w:r>
+        <w:t xml:space="preserve"> </w:t>
+      </w:r>
+      <w:r>
+        <w:t xml:space="preserve">göreceğimiz</w:t>
       </w:r>
       <w:r>
         <w:t xml:space="preserve"> </w:t>
@@ -20302,8 +18926,8 @@
         <w:t xml:space="preserve">fikrinin whitebox’taki karşılığı budur.</w:t>
       </w:r>
     </w:p>
-    <w:bookmarkEnd w:id="98"/>
-    <w:bookmarkStart w:id="99" w:name="Xe5ca0ab8f954987f3eb0249c43b7d0938ddfb09"/>
+    <w:bookmarkEnd w:id="102"/>
+    <w:bookmarkStart w:id="103" w:name="Xe5ca0ab8f954987f3eb0249c43b7d0938ddfb09"/>
     <w:p>
       <w:pPr>
         <w:pStyle w:val="Heading3"/>
@@ -20787,8 +19411,8 @@
         <w:t xml:space="preserve">önlem tablosunda hiçbir satır üçünü birden kapatmıyordu.</w:t>
       </w:r>
     </w:p>
-    <w:bookmarkEnd w:id="99"/>
-    <w:bookmarkStart w:id="100" w:name="karşı-önlemler-savunma-kuralları"/>
+    <w:bookmarkEnd w:id="103"/>
+    <w:bookmarkStart w:id="104" w:name="karşı-önlemler-savunma-kuralları"/>
     <w:p>
       <w:pPr>
         <w:pStyle w:val="Heading3"/>
@@ -20849,7 +19473,7 @@
         <w:pStyle w:val="Compact"/>
         <w:numPr>
           <w:ilvl w:val="0"/>
-          <w:numId w:val="1033"/>
+          <w:numId w:val="1012"/>
         </w:numPr>
       </w:pPr>
       <w:r>
@@ -20877,7 +19501,7 @@
         <w:pStyle w:val="Compact"/>
         <w:numPr>
           <w:ilvl w:val="0"/>
-          <w:numId w:val="1033"/>
+          <w:numId w:val="1012"/>
         </w:numPr>
       </w:pPr>
       <w:r>
@@ -20899,7 +19523,7 @@
         <w:pStyle w:val="Compact"/>
         <w:numPr>
           <w:ilvl w:val="0"/>
-          <w:numId w:val="1033"/>
+          <w:numId w:val="1012"/>
         </w:numPr>
       </w:pPr>
       <w:r>
@@ -20913,7 +19537,41 @@
         <w:t xml:space="preserve"> </w:t>
       </w:r>
       <w:r>
-        <w:t xml:space="preserve">WBC’nin çevresine 9. haftanın gizleme kuralları, 6. haftanın RASP’ı (anti-debug, kurcalama</w:t>
+        <w:t xml:space="preserve">WBC’nin çevresine</w:t>
+      </w:r>
+      <w:r>
+        <w:t xml:space="preserve"> </w:t>
+      </w:r>
+      <w:hyperlink r:id="rId21">
+        <w:r>
+          <w:rPr>
+            <w:rStyle w:val="Hyperlink"/>
+          </w:rPr>
+          <w:t xml:space="preserve">9. haftanın</w:t>
+        </w:r>
+      </w:hyperlink>
+      <w:r>
+        <w:t xml:space="preserve"> </w:t>
+      </w:r>
+      <w:r>
+        <w:t xml:space="preserve">gizleme kuralları,</w:t>
+      </w:r>
+      <w:r>
+        <w:t xml:space="preserve"> </w:t>
+      </w:r>
+      <w:hyperlink r:id="rId50">
+        <w:r>
+          <w:rPr>
+            <w:rStyle w:val="Hyperlink"/>
+          </w:rPr>
+          <w:t xml:space="preserve">6. haftanın</w:t>
+        </w:r>
+      </w:hyperlink>
+      <w:r>
+        <w:t xml:space="preserve"> </w:t>
+      </w:r>
+      <w:r>
+        <w:t xml:space="preserve">RASP’ı (anti-debug, kurcalama</w:t>
       </w:r>
       <w:r>
         <w:t xml:space="preserve"> </w:t>
@@ -20933,7 +19591,7 @@
         <w:pStyle w:val="Compact"/>
         <w:numPr>
           <w:ilvl w:val="0"/>
-          <w:numId w:val="1033"/>
+          <w:numId w:val="1012"/>
         </w:numPr>
       </w:pPr>
       <w:r>
@@ -20961,7 +19619,7 @@
         <w:pStyle w:val="Compact"/>
         <w:numPr>
           <w:ilvl w:val="0"/>
-          <w:numId w:val="1033"/>
+          <w:numId w:val="1012"/>
         </w:numPr>
       </w:pPr>
       <w:r>
@@ -20975,7 +19633,7 @@
         <w:t xml:space="preserve"> </w:t>
       </w:r>
       <w:r>
-        <w:t xml:space="preserve">Kod taşımaya (code lifting) karşı; tablolar yalnız belirli bir cihazda/sürümde anlamlı</w:t>
+        <w:t xml:space="preserve">Kod sökmeye (code lifting) karşı; tablolar yalnız belirli bir cihazda/sürümde anlamlı</w:t>
       </w:r>
       <w:r>
         <w:t xml:space="preserve"> </w:t>
@@ -20989,7 +19647,7 @@
         <w:pStyle w:val="Compact"/>
         <w:numPr>
           <w:ilvl w:val="0"/>
-          <w:numId w:val="1033"/>
+          <w:numId w:val="1012"/>
         </w:numPr>
       </w:pPr>
       <w:r>
@@ -21017,7 +19675,7 @@
         <w:pStyle w:val="Compact"/>
         <w:numPr>
           <w:ilvl w:val="0"/>
-          <w:numId w:val="1033"/>
+          <w:numId w:val="1012"/>
         </w:numPr>
       </w:pPr>
       <w:r>
@@ -21034,8 +19692,8 @@
         <w:t xml:space="preserve">Mümkünse anahtarı hiç yazılıma koymamak — TEE, güvenli öğe (SE), HSM (bölüm 5).</w:t>
       </w:r>
     </w:p>
-    <w:bookmarkEnd w:id="100"/>
-    <w:bookmarkStart w:id="101" w:name="X1812ce9d9c37002e4dd2abbc9584ac16ac4b3c3"/>
+    <w:bookmarkEnd w:id="104"/>
+    <w:bookmarkStart w:id="105" w:name="X1812ce9d9c37002e4dd2abbc9584ac16ac4b3c3"/>
     <w:p>
       <w:pPr>
         <w:pStyle w:val="Heading3"/>
@@ -21656,8 +20314,8 @@
         <w:t xml:space="preserve">birlikte kullanılması gerektiğini öğrendiğimiz gibi.</w:t>
       </w:r>
     </w:p>
-    <w:bookmarkEnd w:id="101"/>
-    <w:bookmarkStart w:id="102" w:name="Xac892fb0c32f1b8eca833910c4ad603c7ea0357"/>
+    <w:bookmarkEnd w:id="105"/>
+    <w:bookmarkStart w:id="106" w:name="Xac892fb0c32f1b8eca833910c4ad603c7ea0357"/>
     <w:p>
       <w:pPr>
         <w:pStyle w:val="Heading3"/>
@@ -22099,7 +20757,7 @@
               <w:pStyle w:val="Compact"/>
             </w:pPr>
             <w:r>
-              <w:t xml:space="preserve">Kod taşıma (code lifting)</w:t>
+              <w:t xml:space="preserve">Kod sökme (code lifting)</w:t>
             </w:r>
           </w:p>
         </w:tc>
@@ -22171,7 +20829,7 @@
         <w:t xml:space="preserve"> </w:t>
       </w:r>
       <w:r>
-        <w:t xml:space="preserve">saldırı (kod taşıma) en gelişmiş kriptanalitik bilgiyi gerektirmiyor — yalnız</w:t>
+        <w:t xml:space="preserve">saldırı (kod sökme) en gelişmiş kriptanalitik bilgiyi gerektirmiyor — yalnız</w:t>
       </w:r>
       <w:r>
         <w:t xml:space="preserve"> </w:t>
@@ -22199,7 +20857,7 @@
         <w:t xml:space="preserve"> </w:t>
       </w:r>
       <w:r>
-        <w:t xml:space="preserve">karşı sağlamlaştırılıp kod taşımaya karşı</w:t>
+        <w:t xml:space="preserve">karşı sağlamlaştırılıp kod sökmeye karşı</w:t>
       </w:r>
       <w:r>
         <w:t xml:space="preserve"> </w:t>
@@ -22355,9 +21013,9 @@
         </w:pict>
       </w:r>
     </w:p>
-    <w:bookmarkEnd w:id="102"/>
-    <w:bookmarkEnd w:id="103"/>
-    <w:bookmarkStart w:id="111" w:name="wbcnin-katmanlı-savunmadaki-yeri"/>
+    <w:bookmarkEnd w:id="106"/>
+    <w:bookmarkEnd w:id="107"/>
+    <w:bookmarkStart w:id="115" w:name="wbcnin-katmanlı-savunmadaki-yeri"/>
     <w:p>
       <w:pPr>
         <w:pStyle w:val="Heading2"/>
@@ -22403,20 +21061,20 @@
       <w:r>
         <w:drawing>
           <wp:inline>
-            <wp:extent cx="5759999" cy="2786354"/>
+            <wp:extent cx="5759999" cy="3748173"/>
             <wp:effectExtent b="0" l="0" r="0" t="0"/>
-            <wp:docPr descr="Anahtar koruma seçeneklerinin güç sıralaması" title="" id="105" name="Picture"/>
+            <wp:docPr descr="Anahtar koruma seçeneklerinin güç sıralaması" title="" id="109" name="Picture"/>
             <a:graphic>
               <a:graphicData uri="http://schemas.openxmlformats.org/drawingml/2006/picture">
                 <pic:pic>
                   <pic:nvPicPr>
-                    <pic:cNvPr descr="h11-07-anahtar-koruma.png" id="106" name="Picture"/>
+                    <pic:cNvPr descr="h11-07-anahtar-koruma.png" id="110" name="Picture"/>
                     <pic:cNvPicPr>
                       <a:picLocks noChangeArrowheads="1" noChangeAspect="1"/>
                     </pic:cNvPicPr>
                   </pic:nvPicPr>
                   <pic:blipFill>
-                    <a:blip r:embed="rId104"/>
+                    <a:blip r:embed="rId108"/>
                     <a:stretch>
                       <a:fillRect/>
                     </a:stretch>
@@ -22424,7 +21082,7 @@
                   <pic:spPr bwMode="auto">
                     <a:xfrm>
                       <a:off x="0" y="0"/>
-                      <a:ext cx="5759999" cy="2786354"/>
+                      <a:ext cx="5759999" cy="3748173"/>
                     </a:xfrm>
                     <a:prstGeom prst="rect">
                       <a:avLst/>
@@ -22765,7 +21423,7 @@
         <w:pStyle w:val="Compact"/>
         <w:numPr>
           <w:ilvl w:val="0"/>
-          <w:numId w:val="1034"/>
+          <w:numId w:val="1013"/>
         </w:numPr>
       </w:pPr>
       <w:r>
@@ -22819,7 +21477,7 @@
         <w:pStyle w:val="Compact"/>
         <w:numPr>
           <w:ilvl w:val="0"/>
-          <w:numId w:val="1034"/>
+          <w:numId w:val="1013"/>
         </w:numPr>
       </w:pPr>
       <w:r>
@@ -22860,7 +21518,7 @@
         <w:pStyle w:val="Compact"/>
         <w:numPr>
           <w:ilvl w:val="0"/>
-          <w:numId w:val="1034"/>
+          <w:numId w:val="1013"/>
         </w:numPr>
       </w:pPr>
       <w:r>
@@ -22898,7 +21556,7 @@
         <w:pStyle w:val="Compact"/>
         <w:numPr>
           <w:ilvl w:val="0"/>
-          <w:numId w:val="1034"/>
+          <w:numId w:val="1013"/>
         </w:numPr>
       </w:pPr>
       <w:r>
@@ -23019,7 +21677,7 @@
         <w:pStyle w:val="Compact"/>
         <w:numPr>
           <w:ilvl w:val="0"/>
-          <w:numId w:val="1035"/>
+          <w:numId w:val="1014"/>
         </w:numPr>
       </w:pPr>
       <w:r>
@@ -23047,7 +21705,7 @@
         <w:pStyle w:val="Compact"/>
         <w:numPr>
           <w:ilvl w:val="0"/>
-          <w:numId w:val="1035"/>
+          <w:numId w:val="1014"/>
         </w:numPr>
       </w:pPr>
       <w:r>
@@ -23125,7 +21783,7 @@
         <w:pStyle w:val="Compact"/>
         <w:numPr>
           <w:ilvl w:val="0"/>
-          <w:numId w:val="1035"/>
+          <w:numId w:val="1014"/>
         </w:numPr>
       </w:pPr>
       <w:r>
@@ -23185,7 +21843,7 @@
         <w:pStyle w:val="Compact"/>
         <w:numPr>
           <w:ilvl w:val="0"/>
-          <w:numId w:val="1035"/>
+          <w:numId w:val="1014"/>
         </w:numPr>
       </w:pPr>
       <w:r>
@@ -23245,7 +21903,7 @@
         <w:pStyle w:val="Compact"/>
         <w:numPr>
           <w:ilvl w:val="0"/>
-          <w:numId w:val="1035"/>
+          <w:numId w:val="1014"/>
         </w:numPr>
       </w:pPr>
       <w:r>
@@ -23374,7 +22032,7 @@
         <w:t xml:space="preserve">çözümüdür — ve her zaman anahtar yenileme, cihaz/sürüm bağlama ve sunucu risk denetimiyle birlikte.</w:t>
       </w:r>
     </w:p>
-    <w:bookmarkStart w:id="107" w:name="Xe9c4d887e5825fa3860e527b99f5a3f09465787"/>
+    <w:bookmarkStart w:id="111" w:name="Xe9c4d887e5825fa3860e527b99f5a3f09465787"/>
     <w:p>
       <w:pPr>
         <w:pStyle w:val="Heading3"/>
@@ -23826,8 +22484,8 @@
         <w:t xml:space="preserve">anahtarı hiç istemciye koymaya gerek yok, koymamak her zaman daha güvenlidir).</w:t>
       </w:r>
     </w:p>
-    <w:bookmarkEnd w:id="107"/>
-    <w:bookmarkStart w:id="108" w:name="Xdc0f3e05ebddf09d4f56bb015709a117f274900"/>
+    <w:bookmarkEnd w:id="111"/>
+    <w:bookmarkStart w:id="112" w:name="Xdc0f3e05ebddf09d4f56bb015709a117f274900"/>
     <w:p>
       <w:pPr>
         <w:pStyle w:val="Heading3"/>
@@ -23883,7 +22541,7 @@
         <w:pStyle w:val="Compact"/>
         <w:numPr>
           <w:ilvl w:val="0"/>
-          <w:numId w:val="1036"/>
+          <w:numId w:val="1015"/>
         </w:numPr>
       </w:pPr>
       <w:r>
@@ -23967,7 +22625,7 @@
         <w:pStyle w:val="Compact"/>
         <w:numPr>
           <w:ilvl w:val="0"/>
-          <w:numId w:val="1036"/>
+          <w:numId w:val="1015"/>
         </w:numPr>
       </w:pPr>
       <w:r>
@@ -24019,7 +22677,7 @@
         <w:pStyle w:val="Compact"/>
         <w:numPr>
           <w:ilvl w:val="0"/>
-          <w:numId w:val="1036"/>
+          <w:numId w:val="1015"/>
         </w:numPr>
       </w:pPr>
       <w:r>
@@ -24369,8 +23027,8 @@
         <w:t xml:space="preserve">işaretidir.</w:t>
       </w:r>
     </w:p>
-    <w:bookmarkEnd w:id="108"/>
-    <w:bookmarkStart w:id="110" w:name="X19a4fd74fcad36645d2a3c3a7d4128403863ad2"/>
+    <w:bookmarkEnd w:id="112"/>
+    <w:bookmarkStart w:id="114" w:name="X19a4fd74fcad36645d2a3c3a7d4128403863ad2"/>
     <w:p>
       <w:pPr>
         <w:pStyle w:val="Heading3"/>
@@ -24383,8 +23041,19 @@
       <w:pPr>
         <w:pStyle w:val="FirstParagraph"/>
       </w:pPr>
-      <w:r>
-        <w:t xml:space="preserve">Onuncu haftada anahtar saklama için PKCS#11 ve SoftHSM’den söz etmiştik. Sunucu tarafında anahtar, standart bir PKCS#11</w:t>
+      <w:hyperlink r:id="rId99">
+        <w:r>
+          <w:rPr>
+            <w:rStyle w:val="Hyperlink"/>
+          </w:rPr>
+          <w:t xml:space="preserve">Onuncu haftada</w:t>
+        </w:r>
+      </w:hyperlink>
+      <w:r>
+        <w:t xml:space="preserve"> </w:t>
+      </w:r>
+      <w:r>
+        <w:t xml:space="preserve">anahtar saklama için PKCS#11 ve SoftHSM’den söz etmiştik. Sunucu tarafında anahtar, standart bir PKCS#11</w:t>
       </w:r>
       <w:r>
         <w:t xml:space="preserve"> </w:t>
@@ -24433,7 +23102,7 @@
         <w:t xml:space="preserve">donanım koruması sağlamaz. WBC’nin uçtaki (istemci) problemine karşılık, bu sunucudaki anahtar problemine yanıttır.</w:t>
       </w:r>
     </w:p>
-    <w:bookmarkStart w:id="109" w:name="X25343f16899e11861e8004a2b7e59890e050d6f"/>
+    <w:bookmarkStart w:id="113" w:name="X25343f16899e11861e8004a2b7e59890e050d6f"/>
     <w:p>
       <w:pPr>
         <w:pStyle w:val="Heading4"/>
@@ -24477,7 +23146,7 @@
         <w:pStyle w:val="Compact"/>
         <w:numPr>
           <w:ilvl w:val="0"/>
-          <w:numId w:val="1037"/>
+          <w:numId w:val="1016"/>
         </w:numPr>
       </w:pPr>
       <w:r>
@@ -24558,7 +23227,7 @@
         <w:pStyle w:val="Compact"/>
         <w:numPr>
           <w:ilvl w:val="0"/>
-          <w:numId w:val="1037"/>
+          <w:numId w:val="1016"/>
         </w:numPr>
       </w:pPr>
       <w:r>
@@ -24586,7 +23255,7 @@
         <w:pStyle w:val="Compact"/>
         <w:numPr>
           <w:ilvl w:val="0"/>
-          <w:numId w:val="1037"/>
+          <w:numId w:val="1016"/>
         </w:numPr>
       </w:pPr>
       <w:r>
@@ -24669,7 +23338,7 @@
         <w:pStyle w:val="Compact"/>
         <w:numPr>
           <w:ilvl w:val="0"/>
-          <w:numId w:val="1037"/>
+          <w:numId w:val="1016"/>
         </w:numPr>
       </w:pPr>
       <w:r>
@@ -25006,10 +23675,10 @@
         <w:t xml:space="preserve">değişmelidir.</w:t>
       </w:r>
     </w:p>
-    <w:bookmarkEnd w:id="109"/>
-    <w:bookmarkEnd w:id="110"/>
-    <w:bookmarkEnd w:id="111"/>
-    <w:bookmarkStart w:id="119" w:name="hatalı-saldırı-koruma-özet-senaryo"/>
+    <w:bookmarkEnd w:id="113"/>
+    <w:bookmarkEnd w:id="114"/>
+    <w:bookmarkEnd w:id="115"/>
+    <w:bookmarkStart w:id="125" w:name="hatalı-saldırı-koruma-özet-senaryo"/>
     <w:p>
       <w:pPr>
         <w:pStyle w:val="Heading2"/>
@@ -25033,20 +23702,20 @@
       <w:r>
         <w:drawing>
           <wp:inline>
-            <wp:extent cx="5759999" cy="2283460"/>
+            <wp:extent cx="5759999" cy="1293913"/>
             <wp:effectExtent b="0" l="0" r="0" t="0"/>
-            <wp:docPr descr="WBC’yi tek başına bırakmayan katmanlar" title="" id="113" name="Picture"/>
+            <wp:docPr descr="WBC’yi tek başına bırakmayan katmanlar" title="" id="117" name="Picture"/>
             <a:graphic>
               <a:graphicData uri="http://schemas.openxmlformats.org/drawingml/2006/picture">
                 <pic:pic>
                   <pic:nvPicPr>
-                    <pic:cNvPr descr="h11-09-katmanli-wbc.png" id="114" name="Picture"/>
+                    <pic:cNvPr descr="h11-09-katmanli-wbc.png" id="118" name="Picture"/>
                     <pic:cNvPicPr>
                       <a:picLocks noChangeArrowheads="1" noChangeAspect="1"/>
                     </pic:cNvPicPr>
                   </pic:nvPicPr>
                   <pic:blipFill>
-                    <a:blip r:embed="rId112"/>
+                    <a:blip r:embed="rId116"/>
                     <a:stretch>
                       <a:fillRect/>
                     </a:stretch>
@@ -25054,7 +23723,7 @@
                   <pic:spPr bwMode="auto">
                     <a:xfrm>
                       <a:off x="0" y="0"/>
-                      <a:ext cx="5759999" cy="2283460"/>
+                      <a:ext cx="5759999" cy="1293913"/>
                     </a:xfrm>
                     <a:prstGeom prst="rect">
                       <a:avLst/>
@@ -25078,7 +23747,7 @@
         <w:pStyle w:val="Compact"/>
         <w:numPr>
           <w:ilvl w:val="0"/>
-          <w:numId w:val="1038"/>
+          <w:numId w:val="1017"/>
         </w:numPr>
       </w:pPr>
       <w:r>
@@ -25115,7 +23784,7 @@
         <w:pStyle w:val="Compact"/>
         <w:numPr>
           <w:ilvl w:val="0"/>
-          <w:numId w:val="1038"/>
+          <w:numId w:val="1017"/>
         </w:numPr>
       </w:pPr>
       <w:r>
@@ -25158,7 +23827,7 @@
         <w:pStyle w:val="Compact"/>
         <w:numPr>
           <w:ilvl w:val="0"/>
-          <w:numId w:val="1038"/>
+          <w:numId w:val="1017"/>
         </w:numPr>
       </w:pPr>
       <w:r>
@@ -25174,7 +23843,7 @@
         <w:pStyle w:val="Compact"/>
         <w:numPr>
           <w:ilvl w:val="1"/>
-          <w:numId w:val="1039"/>
+          <w:numId w:val="1018"/>
         </w:numPr>
       </w:pPr>
       <w:r>
@@ -25215,12 +23884,23 @@
         <w:pStyle w:val="Compact"/>
         <w:numPr>
           <w:ilvl w:val="1"/>
-          <w:numId w:val="1039"/>
+          <w:numId w:val="1018"/>
         </w:numPr>
       </w:pPr>
       <w:r>
-        <w:t xml:space="preserve">WBC’yi 9. haftanın</w:t>
-      </w:r>
+        <w:t xml:space="preserve">WBC’yi</w:t>
+      </w:r>
+      <w:r>
+        <w:t xml:space="preserve"> </w:t>
+      </w:r>
+      <w:hyperlink r:id="rId21">
+        <w:r>
+          <w:rPr>
+            <w:rStyle w:val="Hyperlink"/>
+          </w:rPr>
+          <w:t xml:space="preserve">9. haftanın</w:t>
+        </w:r>
+      </w:hyperlink>
       <w:r>
         <w:t xml:space="preserve"> </w:t>
       </w:r>
@@ -25235,8 +23915,19 @@
         <w:t xml:space="preserve"> </w:t>
       </w:r>
       <w:r>
-        <w:t xml:space="preserve">kurallarıyla ve 6. haftanın</w:t>
-      </w:r>
+        <w:t xml:space="preserve">kurallarıyla ve</w:t>
+      </w:r>
+      <w:r>
+        <w:t xml:space="preserve"> </w:t>
+      </w:r>
+      <w:hyperlink r:id="rId50">
+        <w:r>
+          <w:rPr>
+            <w:rStyle w:val="Hyperlink"/>
+          </w:rPr>
+          <w:t xml:space="preserve">6. haftanın</w:t>
+        </w:r>
+      </w:hyperlink>
       <w:r>
         <w:t xml:space="preserve"> </w:t>
       </w:r>
@@ -25262,7 +23953,7 @@
         <w:pStyle w:val="Compact"/>
         <w:numPr>
           <w:ilvl w:val="1"/>
-          <w:numId w:val="1039"/>
+          <w:numId w:val="1018"/>
         </w:numPr>
       </w:pPr>
       <w:r>
@@ -25284,7 +23975,7 @@
         <w:pStyle w:val="Compact"/>
         <w:numPr>
           <w:ilvl w:val="1"/>
-          <w:numId w:val="1039"/>
+          <w:numId w:val="1018"/>
         </w:numPr>
       </w:pPr>
       <w:r>
@@ -25322,7 +24013,7 @@
         <w:pStyle w:val="Compact"/>
         <w:numPr>
           <w:ilvl w:val="0"/>
-          <w:numId w:val="1038"/>
+          <w:numId w:val="1017"/>
         </w:numPr>
       </w:pPr>
       <w:r>
@@ -25345,13 +24036,13 @@
         <w:t xml:space="preserve">bir kopyayı kırmak bütün sistemi açmaz ve çıkarılan anahtarın ömrü kısadır.</w:t>
       </w:r>
     </w:p>
-    <w:bookmarkStart w:id="115" w:name="X2fd0b976e14e9c090e48167cca68dfda39b9c71"/>
+    <w:bookmarkStart w:id="119" w:name="X664e74feb0aac08a1385823e84b2d6655217ef5"/>
     <w:p>
       <w:pPr>
         <w:pStyle w:val="Heading3"/>
       </w:pPr>
       <w:r>
-        <w:t xml:space="preserve">İkinci senaryo: kod taşımaya (code lifting) karşı katmanlar (sentetik)</w:t>
+        <w:t xml:space="preserve">İkinci senaryo: kod sökmeye (code lifting) karşı katmanlar (sentetik)</w:t>
       </w:r>
     </w:p>
     <w:p>
@@ -25369,7 +24060,7 @@
           <w:b/>
           <w:bCs/>
         </w:rPr>
-        <w:t xml:space="preserve">kod taşıma</w:t>
+        <w:t xml:space="preserve">kod sökme</w:t>
       </w:r>
       <w:r>
         <w:t xml:space="preserve"> </w:t>
@@ -25417,7 +24108,7 @@
         <w:pStyle w:val="Compact"/>
         <w:numPr>
           <w:ilvl w:val="0"/>
-          <w:numId w:val="1040"/>
+          <w:numId w:val="1019"/>
         </w:numPr>
       </w:pPr>
       <w:r>
@@ -25550,7 +24241,7 @@
         <w:pStyle w:val="Compact"/>
         <w:numPr>
           <w:ilvl w:val="0"/>
-          <w:numId w:val="1040"/>
+          <w:numId w:val="1019"/>
         </w:numPr>
       </w:pPr>
       <w:r>
@@ -25656,7 +24347,7 @@
         <w:pStyle w:val="Compact"/>
         <w:numPr>
           <w:ilvl w:val="0"/>
-          <w:numId w:val="1040"/>
+          <w:numId w:val="1019"/>
         </w:numPr>
       </w:pPr>
       <w:r>
@@ -25672,7 +24363,7 @@
         <w:pStyle w:val="Compact"/>
         <w:numPr>
           <w:ilvl w:val="1"/>
-          <w:numId w:val="1041"/>
+          <w:numId w:val="1020"/>
         </w:numPr>
       </w:pPr>
       <w:r>
@@ -25750,7 +24441,7 @@
         <w:pStyle w:val="Compact"/>
         <w:numPr>
           <w:ilvl w:val="1"/>
-          <w:numId w:val="1041"/>
+          <w:numId w:val="1020"/>
         </w:numPr>
       </w:pPr>
       <w:r>
@@ -25794,7 +24485,7 @@
         <w:pStyle w:val="Compact"/>
         <w:numPr>
           <w:ilvl w:val="1"/>
-          <w:numId w:val="1041"/>
+          <w:numId w:val="1020"/>
         </w:numPr>
       </w:pPr>
       <w:r>
@@ -25838,7 +24529,7 @@
         <w:pStyle w:val="Compact"/>
         <w:numPr>
           <w:ilvl w:val="0"/>
-          <w:numId w:val="1040"/>
+          <w:numId w:val="1019"/>
         </w:numPr>
       </w:pPr>
       <w:r>
@@ -25852,7 +24543,7 @@
         <w:t xml:space="preserve"> </w:t>
       </w:r>
       <w:r>
-        <w:t xml:space="preserve">Dış kodlama ve cihaz bağlama, kod taşımayı</w:t>
+        <w:t xml:space="preserve">Dış kodlama ve cihaz bağlama, kod sökmeyi</w:t>
       </w:r>
       <w:r>
         <w:t xml:space="preserve"> </w:t>
@@ -25915,8 +24606,8 @@
         <w:t xml:space="preserve">kalır — tıpkı ilk senaryodaki gibi.</w:t>
       </w:r>
     </w:p>
-    <w:bookmarkEnd w:id="115"/>
-    <w:bookmarkStart w:id="116" w:name="X159abbbdc1bc8e507422abc1a23a95a5d42ee64"/>
+    <w:bookmarkEnd w:id="119"/>
+    <w:bookmarkStart w:id="120" w:name="X159abbbdc1bc8e507422abc1a23a95a5d42ee64"/>
     <w:p>
       <w:pPr>
         <w:pStyle w:val="Heading3"/>
@@ -26273,7 +24964,7 @@
         <w:t xml:space="preserve"> </w:t>
       </w:r>
       <w:r>
-        <w:t xml:space="preserve">saldırılar (entropi taraması, kod taşıma) aynı zamanda en</w:t>
+        <w:t xml:space="preserve">saldırılar (entropi taraması, kod sökme) aynı zamanda en</w:t>
       </w:r>
       <w:r>
         <w:t xml:space="preserve"> </w:t>
@@ -26336,8 +25027,8 @@
         <w:t xml:space="preserve">gerektiğini (proje teslim tarihini beklememesi) açıklar.</w:t>
       </w:r>
     </w:p>
-    <w:bookmarkEnd w:id="116"/>
-    <w:bookmarkStart w:id="117" w:name="iki-senaryonun-ortak-dersi"/>
+    <w:bookmarkEnd w:id="120"/>
+    <w:bookmarkStart w:id="121" w:name="iki-senaryonun-ortak-dersi"/>
     <w:p>
       <w:pPr>
         <w:pStyle w:val="Heading3"/>
@@ -26609,7 +25300,7 @@
               <w:pStyle w:val="Compact"/>
             </w:pPr>
             <w:r>
-              <w:t xml:space="preserve">Bölüm 2 (kod taşıma) + Bölüm 3, Adım 5 (dış kodlama)</w:t>
+              <w:t xml:space="preserve">Bölüm 2 (kod sökme) + Bölüm 3, Adım 5 (dış kodlama)</w:t>
             </w:r>
           </w:p>
         </w:tc>
@@ -26798,15 +25489,25 @@
         <w:pStyle w:val="Compact"/>
         <w:numPr>
           <w:ilvl w:val="0"/>
-          <w:numId w:val="1042"/>
+          <w:numId w:val="1021"/>
         </w:numPr>
       </w:pPr>
-      <w:r>
-        <w:rPr>
-          <w:b/>
-          <w:bCs/>
-        </w:rPr>
-        <w:t xml:space="preserve">3. hafta:</w:t>
+      <w:hyperlink r:id="rId20">
+        <w:r>
+          <w:rPr>
+            <w:rStyle w:val="Hyperlink"/>
+            <w:b/>
+            <w:bCs/>
+          </w:rPr>
+          <w:t xml:space="preserve">3. hafta</w:t>
+        </w:r>
+      </w:hyperlink>
+      <w:r>
+        <w:rPr>
+          <w:b/>
+          <w:bCs/>
+        </w:rPr>
+        <w:t xml:space="preserve">:</w:t>
       </w:r>
       <w:r>
         <w:t xml:space="preserve"> </w:t>
@@ -26826,7 +25527,7 @@
         <w:pStyle w:val="Compact"/>
         <w:numPr>
           <w:ilvl w:val="0"/>
-          <w:numId w:val="1042"/>
+          <w:numId w:val="1021"/>
         </w:numPr>
       </w:pPr>
       <w:r>
@@ -26848,7 +25549,7 @@
         <w:pStyle w:val="Compact"/>
         <w:numPr>
           <w:ilvl w:val="0"/>
-          <w:numId w:val="1042"/>
+          <w:numId w:val="1021"/>
         </w:numPr>
       </w:pPr>
       <w:r>
@@ -26889,8 +25590,8 @@
         <w:t xml:space="preserve">“tek katman = kırılgan katman.”</w:t>
       </w:r>
     </w:p>
-    <w:bookmarkEnd w:id="117"/>
-    <w:bookmarkStart w:id="118" w:name="X15283f6e713b8555fccb7c3bf2eee877652c142"/>
+    <w:bookmarkEnd w:id="121"/>
+    <w:bookmarkStart w:id="124" w:name="X15283f6e713b8555fccb7c3bf2eee877652c142"/>
     <w:p>
       <w:pPr>
         <w:pStyle w:val="Heading3"/>
@@ -26950,7 +25651,7 @@
         <w:pStyle w:val="Compact"/>
         <w:numPr>
           <w:ilvl w:val="0"/>
-          <w:numId w:val="1043"/>
+          <w:numId w:val="1022"/>
         </w:numPr>
       </w:pPr>
       <w:r>
@@ -26997,7 +25698,7 @@
         <w:pStyle w:val="Compact"/>
         <w:numPr>
           <w:ilvl w:val="0"/>
-          <w:numId w:val="1043"/>
+          <w:numId w:val="1022"/>
         </w:numPr>
       </w:pPr>
       <w:r>
@@ -27054,7 +25755,7 @@
         <w:pStyle w:val="Compact"/>
         <w:numPr>
           <w:ilvl w:val="0"/>
-          <w:numId w:val="1043"/>
+          <w:numId w:val="1022"/>
         </w:numPr>
       </w:pPr>
       <w:r>
@@ -27096,7 +25797,7 @@
         <w:t xml:space="preserve"> </w:t>
       </w:r>
       <w:r>
-        <w:t xml:space="preserve">örneği). Kod taşıma tehdidini tanıdık. WBC’nin,</w:t>
+        <w:t xml:space="preserve">örneği). Kod sökme tehdidini tanıdık. WBC’nin,</w:t>
       </w:r>
       <w:r>
         <w:t xml:space="preserve"> </w:t>
@@ -27122,7 +25823,7 @@
         <w:pStyle w:val="Compact"/>
         <w:numPr>
           <w:ilvl w:val="0"/>
-          <w:numId w:val="1043"/>
+          <w:numId w:val="1022"/>
         </w:numPr>
       </w:pPr>
       <w:r>
@@ -27247,7 +25948,7 @@
         <w:pStyle w:val="Compact"/>
         <w:numPr>
           <w:ilvl w:val="0"/>
-          <w:numId w:val="1043"/>
+          <w:numId w:val="1022"/>
         </w:numPr>
       </w:pPr>
       <w:r>
@@ -27315,7 +26016,7 @@
         <w:pStyle w:val="Compact"/>
         <w:numPr>
           <w:ilvl w:val="0"/>
-          <w:numId w:val="1043"/>
+          <w:numId w:val="1022"/>
         </w:numPr>
       </w:pPr>
       <w:r>
@@ -27375,7 +26076,7 @@
         <w:pStyle w:val="Compact"/>
         <w:numPr>
           <w:ilvl w:val="0"/>
-          <w:numId w:val="1043"/>
+          <w:numId w:val="1022"/>
         </w:numPr>
       </w:pPr>
       <w:r>
@@ -27518,51 +26219,66 @@
         <w:t xml:space="preserve"> </w:t>
       </w:r>
       <w:r>
-        <w:t xml:space="preserve">kendi başımıza, kavramsal olarak değerlendirdik. 12.</w:t>
-      </w:r>
-      <w:r>
-        <w:t xml:space="preserve"> </w:t>
-      </w:r>
-      <w:r>
-        <w:t xml:space="preserve">haftada bunu</w:t>
-      </w:r>
-      <w:r>
-        <w:t xml:space="preserve"> </w:t>
-      </w:r>
-      <w:r>
-        <w:rPr>
-          <w:b/>
-          <w:bCs/>
-        </w:rPr>
-        <w:t xml:space="preserve">bağımsız bir sertifikasyon/sızma testi sürecine</w:t>
-      </w:r>
-      <w:r>
-        <w:t xml:space="preserve">, 13. haftada ise</w:t>
-      </w:r>
-      <w:r>
-        <w:t xml:space="preserve"> </w:t>
-      </w:r>
-      <w:r>
-        <w:rPr>
-          <w:b/>
-          <w:bCs/>
-        </w:rPr>
-        <w:t xml:space="preserve">saldırı potansiyeli</w:t>
-      </w:r>
-      <w:r>
-        <w:rPr>
-          <w:b/>
-          <w:bCs/>
-        </w:rPr>
-        <w:t xml:space="preserve"> </w:t>
-      </w:r>
-      <w:r>
-        <w:rPr>
-          <w:b/>
-          <w:bCs/>
-        </w:rPr>
-        <w:t xml:space="preserve">puanlamasına</w:t>
-      </w:r>
+        <w:t xml:space="preserve">kendi başımıza, kavramsal olarak değerlendirdik.</w:t>
+      </w:r>
+      <w:r>
+        <w:t xml:space="preserve"> </w:t>
+      </w:r>
+      <w:hyperlink r:id="rId101">
+        <w:r>
+          <w:rPr>
+            <w:rStyle w:val="Hyperlink"/>
+          </w:rPr>
+          <w:t xml:space="preserve">12. haftada</w:t>
+        </w:r>
+      </w:hyperlink>
+      <w:r>
+        <w:t xml:space="preserve"> </w:t>
+      </w:r>
+      <w:r>
+        <w:t xml:space="preserve">bunu</w:t>
+      </w:r>
+      <w:r>
+        <w:t xml:space="preserve"> </w:t>
+      </w:r>
+      <w:r>
+        <w:rPr>
+          <w:b/>
+          <w:bCs/>
+        </w:rPr>
+        <w:t xml:space="preserve">bağımsız bir</w:t>
+      </w:r>
+      <w:r>
+        <w:rPr>
+          <w:b/>
+          <w:bCs/>
+        </w:rPr>
+        <w:t xml:space="preserve"> </w:t>
+      </w:r>
+      <w:r>
+        <w:rPr>
+          <w:b/>
+          <w:bCs/>
+        </w:rPr>
+        <w:t xml:space="preserve">sertifikasyon/sızma testi sürecine</w:t>
+      </w:r>
+      <w:r>
+        <w:t xml:space="preserve"> </w:t>
+      </w:r>
+      <w:r>
+        <w:t xml:space="preserve">ve bulguları derecelendiren</w:t>
+      </w:r>
+      <w:r>
+        <w:t xml:space="preserve"> </w:t>
+      </w:r>
+      <w:hyperlink r:id="rId122">
+        <w:r>
+          <w:rPr>
+            <w:rStyle w:val="Hyperlink"/>
+          </w:rPr>
+          <w:t xml:space="preserve">saldırı potansiyeli puanlamasına</w:t>
+        </w:r>
+      </w:hyperlink>
       <w:r>
         <w:t xml:space="preserve"> </w:t>
       </w:r>
@@ -27579,13 +26295,36 @@
         <w:t xml:space="preserve"> </w:t>
       </w:r>
       <w:r>
-        <w:t xml:space="preserve">olduğunu sayısal olarak derecelendiren bir yönteme)</w:t>
-      </w:r>
-      <w:r>
-        <w:t xml:space="preserve"> </w:t>
-      </w:r>
-      <w:r>
-        <w:t xml:space="preserve">bağlayacağız. Bugün Bölüm 4’te elle kurduğumuz</w:t>
+        <w:t xml:space="preserve">olduğunu sayısal olarak derecelendiren bir yönteme),</w:t>
+      </w:r>
+      <w:r>
+        <w:t xml:space="preserve"> </w:t>
+      </w:r>
+      <w:hyperlink r:id="rId123">
+        <w:r>
+          <w:rPr>
+            <w:rStyle w:val="Hyperlink"/>
+          </w:rPr>
+          <w:t xml:space="preserve">13. haftada</w:t>
+        </w:r>
+      </w:hyperlink>
+      <w:r>
+        <w:t xml:space="preserve"> </w:t>
+      </w:r>
+      <w:r>
+        <w:t xml:space="preserve">ise aynı puanlamanın Ortak</w:t>
+      </w:r>
+      <w:r>
+        <w:t xml:space="preserve"> </w:t>
+      </w:r>
+      <w:r>
+        <w:t xml:space="preserve">Kriterler’deki standart hâline (zafiyet değerlendirmesi, AVA_VAN) bağlayacağız. Bugün Bölüm 4’te elle</w:t>
+      </w:r>
+      <w:r>
+        <w:t xml:space="preserve"> </w:t>
+      </w:r>
+      <w:r>
+        <w:t xml:space="preserve">kurduğumuz</w:t>
       </w:r>
       <w:r>
         <w:t xml:space="preserve"> </w:t>
@@ -27613,9 +26352,9 @@
         <w:t xml:space="preserve">.</w:t>
       </w:r>
     </w:p>
-    <w:bookmarkEnd w:id="118"/>
-    <w:bookmarkEnd w:id="119"/>
-    <w:bookmarkStart w:id="124" w:name="Xdefd0fa05c6f1e590f6774249de8201e3f4be95"/>
+    <w:bookmarkEnd w:id="124"/>
+    <w:bookmarkEnd w:id="125"/>
+    <w:bookmarkStart w:id="130" w:name="Xdefd0fa05c6f1e590f6774249de8201e3f4be95"/>
     <w:p>
       <w:pPr>
         <w:pStyle w:val="Heading2"/>
@@ -27669,7 +26408,7 @@
         <w:pStyle w:val="Compact"/>
         <w:numPr>
           <w:ilvl w:val="0"/>
-          <w:numId w:val="1044"/>
+          <w:numId w:val="1023"/>
         </w:numPr>
       </w:pPr>
       <w:r>
@@ -27681,7 +26420,7 @@
         <w:pStyle w:val="Compact"/>
         <w:numPr>
           <w:ilvl w:val="0"/>
-          <w:numId w:val="1044"/>
+          <w:numId w:val="1023"/>
         </w:numPr>
       </w:pPr>
       <w:r>
@@ -27715,7 +26454,7 @@
         <w:pStyle w:val="Compact"/>
         <w:numPr>
           <w:ilvl w:val="0"/>
-          <w:numId w:val="1044"/>
+          <w:numId w:val="1023"/>
         </w:numPr>
       </w:pPr>
       <w:r>
@@ -27756,7 +26495,7 @@
         <w:t xml:space="preserve">tam bir yanıttır.</w:t>
       </w:r>
     </w:p>
-    <w:bookmarkStart w:id="120" w:name="X24d94232222c4c1d148a4cf302880392607c9d1"/>
+    <w:bookmarkStart w:id="126" w:name="X24d94232222c4c1d148a4cf302880392607c9d1"/>
     <w:p>
       <w:pPr>
         <w:pStyle w:val="Heading3"/>
@@ -27871,7 +26610,18 @@
         <w:t xml:space="preserve"> </w:t>
       </w:r>
       <w:r>
-        <w:t xml:space="preserve">AES-256-GCM ile kullanılıyor (3. hafta).</w:t>
+        <w:t xml:space="preserve">AES-256-GCM ile kullanılıyor (</w:t>
+      </w:r>
+      <w:hyperlink r:id="rId20">
+        <w:r>
+          <w:rPr>
+            <w:rStyle w:val="Hyperlink"/>
+          </w:rPr>
+          <w:t xml:space="preserve">3. hafta</w:t>
+        </w:r>
+      </w:hyperlink>
+      <w:r>
+        <w:t xml:space="preserve">).</w:t>
       </w:r>
     </w:p>
     <w:p>
@@ -28086,8 +26836,8 @@
         <w:t xml:space="preserve">değerlendirici için asıl önemli olan budur.</w:t>
       </w:r>
     </w:p>
-    <w:bookmarkEnd w:id="120"/>
-    <w:bookmarkStart w:id="121" w:name="Xdbd39baf0e789815b8b8f6bc8f382e5e56a6e61"/>
+    <w:bookmarkEnd w:id="126"/>
+    <w:bookmarkStart w:id="127" w:name="Xdbd39baf0e789815b8b8f6bc8f382e5e56a6e61"/>
     <w:p>
       <w:pPr>
         <w:pStyle w:val="Heading3"/>
@@ -28109,7 +26859,7 @@
         <w:pStyle w:val="Compact"/>
         <w:numPr>
           <w:ilvl w:val="0"/>
-          <w:numId w:val="1045"/>
+          <w:numId w:val="1024"/>
         </w:numPr>
       </w:pPr>
       <w:r>
@@ -28153,7 +26903,7 @@
         <w:pStyle w:val="Compact"/>
         <w:numPr>
           <w:ilvl w:val="0"/>
-          <w:numId w:val="1046"/>
+          <w:numId w:val="1025"/>
         </w:numPr>
       </w:pPr>
       <w:r>
@@ -28181,7 +26931,7 @@
         <w:pStyle w:val="Compact"/>
         <w:numPr>
           <w:ilvl w:val="0"/>
-          <w:numId w:val="1047"/>
+          <w:numId w:val="1026"/>
         </w:numPr>
       </w:pPr>
       <w:r>
@@ -28215,7 +26965,7 @@
         <w:pStyle w:val="Compact"/>
         <w:numPr>
           <w:ilvl w:val="0"/>
-          <w:numId w:val="1048"/>
+          <w:numId w:val="1027"/>
         </w:numPr>
       </w:pPr>
       <w:r>
@@ -28262,7 +27012,7 @@
         <w:pStyle w:val="Compact"/>
         <w:numPr>
           <w:ilvl w:val="0"/>
-          <w:numId w:val="1049"/>
+          <w:numId w:val="1028"/>
         </w:numPr>
       </w:pPr>
       <w:r>
@@ -28302,7 +27052,7 @@
         <w:pStyle w:val="Compact"/>
         <w:numPr>
           <w:ilvl w:val="0"/>
-          <w:numId w:val="1050"/>
+          <w:numId w:val="1029"/>
         </w:numPr>
       </w:pPr>
       <w:r>
@@ -28341,8 +27091,8 @@
         <w:t xml:space="preserve">mu (aşağıdaki uyarı)?</w:t>
       </w:r>
     </w:p>
-    <w:bookmarkEnd w:id="121"/>
-    <w:bookmarkStart w:id="122" w:name="zayıf-ve-güçlü-bir-s8-gerekçesi-yan-yana"/>
+    <w:bookmarkEnd w:id="127"/>
+    <w:bookmarkStart w:id="128" w:name="zayıf-ve-güçlü-bir-s8-gerekçesi-yan-yana"/>
     <w:p>
       <w:pPr>
         <w:pStyle w:val="Heading3"/>
@@ -28676,8 +27426,8 @@
         <w:t xml:space="preserve">kategoridedir.</w:t>
       </w:r>
     </w:p>
-    <w:bookmarkEnd w:id="122"/>
-    <w:bookmarkStart w:id="123" w:name="sık-sorulan-sorular-s8-hakkında"/>
+    <w:bookmarkEnd w:id="128"/>
+    <w:bookmarkStart w:id="129" w:name="sık-sorulan-sorular-s8-hakkında"/>
     <w:p>
       <w:pPr>
         <w:pStyle w:val="Heading3"/>
@@ -29077,9 +27827,9 @@
         <w:t xml:space="preserve">depoda gerçek bir anahtar bulunması en ağır bulgulardan biridir; projede de öyle sayılır.</w:t>
       </w:r>
     </w:p>
-    <w:bookmarkEnd w:id="123"/>
-    <w:bookmarkEnd w:id="124"/>
-    <w:bookmarkStart w:id="126" w:name="kendini-sınama"/>
+    <w:bookmarkEnd w:id="129"/>
+    <w:bookmarkEnd w:id="130"/>
+    <w:bookmarkStart w:id="132" w:name="kendini-sınama"/>
     <w:p>
       <w:pPr>
         <w:pStyle w:val="Heading2"/>
@@ -29328,7 +28078,7 @@
           <w:b/>
           <w:bCs/>
         </w:rPr>
-        <w:t xml:space="preserve">4. Kod taşıma (code lifting) nedir? WBC, anahtarı hiç bilmeyen bir saldırgana karşı neden savunmasız olabilir? Hangi önlem bunu kapatır?</w:t>
+        <w:t xml:space="preserve">4. Kod sökme (code lifting) nedir? WBC, anahtarı hiç bilmeyen bir saldırgana karşı neden savunmasız olabilir? Hangi önlem bunu kapatır?</w:t>
       </w:r>
     </w:p>
     <w:p>
@@ -30375,7 +29125,7 @@
         <w:pStyle w:val="Compact"/>
         <w:numPr>
           <w:ilvl w:val="0"/>
-          <w:numId w:val="1051"/>
+          <w:numId w:val="1030"/>
         </w:numPr>
       </w:pPr>
       <w:r>
@@ -30507,7 +29257,7 @@
           <w:b/>
           <w:bCs/>
         </w:rPr>
-        <w:t xml:space="preserve">21. Bölüm 6’daki ikinci senaryoda (kod taşıma), ilk senaryodan (düz gömülü anahtar) farklı olarak saldırgan hangi adımı hiç atmaz ve neden?</w:t>
+        <w:t xml:space="preserve">21. Bölüm 6’daki ikinci senaryoda (kod sökme), ilk senaryodan (düz gömülü anahtar) farklı olarak saldırgan hangi adımı hiç atmaz ve neden?</w:t>
       </w:r>
     </w:p>
     <w:p>
@@ -30882,7 +29632,29 @@
         <w:t xml:space="preserve"> </w:t>
       </w:r>
       <w:r>
-        <w:t xml:space="preserve">Ne yalnız Kerckhoffs ilkesine uymak (3. hafta), ne yalnız gizleme kuralları (9. hafta, K-01…K-08), ne de yalnız WBC (bu hafta) tek başına yeterlidir; güvenlik her zaman</w:t>
+        <w:t xml:space="preserve">Ne yalnız Kerckhoffs ilkesine uymak (</w:t>
+      </w:r>
+      <w:hyperlink r:id="rId20">
+        <w:r>
+          <w:rPr>
+            <w:rStyle w:val="Hyperlink"/>
+          </w:rPr>
+          <w:t xml:space="preserve">3. hafta</w:t>
+        </w:r>
+      </w:hyperlink>
+      <w:r>
+        <w:t xml:space="preserve">), ne yalnız gizleme kuralları (</w:t>
+      </w:r>
+      <w:hyperlink r:id="rId21">
+        <w:r>
+          <w:rPr>
+            <w:rStyle w:val="Hyperlink"/>
+          </w:rPr>
+          <w:t xml:space="preserve">9. hafta</w:t>
+        </w:r>
+      </w:hyperlink>
+      <w:r>
+        <w:t xml:space="preserve">, K-01…K-08), ne de yalnız WBC (bu hafta) tek başına yeterlidir; güvenlik her zaman</w:t>
       </w:r>
       <w:r>
         <w:t xml:space="preserve"> </w:t>
@@ -31351,7 +30123,7 @@
         <w:t xml:space="preserve"> </w:t>
       </w:r>
       <w:r>
-        <w:t xml:space="preserve">Hem düz gömülü anahtar senaryosunda hem de dış kodlamasız rutin (kod taşıma) senaryosunda, istemci tarafındaki bütün katmanlar aşılsa bile, sunucudaki anormal kullanım denetimi son savunma hattı olarak kalır.</w:t>
+        <w:t xml:space="preserve">Hem düz gömülü anahtar senaryosunda hem de dış kodlamasız rutin (kod sökme) senaryosunda, istemci tarafındaki bütün katmanlar aşılsa bile, sunucudaki anormal kullanım denetimi son savunma hattı olarak kalır.</w:t>
       </w:r>
     </w:p>
     <w:p>
@@ -31371,7 +30143,7 @@
         <w:pStyle w:val="BlockText"/>
       </w:pPr>
       <w:r>
-        <w:t xml:space="preserve">Adım 1 anahtarı tabloya gömer ama tablo tek başına S-box ile karşılaştırılıp çözülebilir; Adım 2 gözlem noktası sayısını azaltır ama tek başına yetmez; Adım 3 (iç kodlama) tabloyu tek başına bakan saldırgana karşı maskeler; Adım 4 (karıştırıcı matris) bilgiyi birden çok bit/bayta yayarak tek tabloya bakmayı daha da zorlaştırır; Adım 5 (dış kodlama) bütün rutini uygulamaya bağlayarak kod taşımayı zorlaştırır. Beşi birlikte kullanılır.</w:t>
+        <w:t xml:space="preserve">Adım 1 anahtarı tabloya gömer ama tablo tek başına S-box ile karşılaştırılıp çözülebilir; Adım 2 gözlem noktası sayısını azaltır ama tek başına yetmez; Adım 3 (iç kodlama) tabloyu tek başına bakan saldırgana karşı maskeler; Adım 4 (karıştırıcı matris) bilgiyi birden çok bit/bayta yayarak tek tabloya bakmayı daha da zorlaştırır; Adım 5 (dış kodlama) bütün rutini uygulamaya bağlayarak kod sökmeyi zorlaştırır. Beşi birlikte kullanılır.</w:t>
       </w:r>
     </w:p>
     <w:p>
@@ -31713,7 +30485,7 @@
         <w:t xml:space="preserve">gibi çelişkili ve yanlış sonuçlar vermesi) aynı fikirdir.</w:t>
       </w:r>
     </w:p>
-    <w:bookmarkStart w:id="125" w:name="X4b5a7693bc04495741bda654e23c838bc7461ec"/>
+    <w:bookmarkStart w:id="131" w:name="X4b5a7693bc04495741bda654e23c838bc7461ec"/>
     <w:p>
       <w:pPr>
         <w:pStyle w:val="Heading3"/>
@@ -32176,7 +30948,7 @@
               <w:pStyle w:val="Compact"/>
             </w:pPr>
             <w:r>
-              <w:t xml:space="preserve">Kod taşıma (code lifting)</w:t>
+              <w:t xml:space="preserve">Kod sökme (code lifting)</w:t>
             </w:r>
           </w:p>
         </w:tc>
@@ -32477,8 +31249,16 @@
             <w:pPr>
               <w:pStyle w:val="Compact"/>
             </w:pPr>
-            <w:r>
-              <w:t xml:space="preserve">10. hafta, Bölüm 4, 5</w:t>
+            <w:hyperlink r:id="rId99">
+              <w:r>
+                <w:rPr>
+                  <w:rStyle w:val="Hyperlink"/>
+                </w:rPr>
+                <w:t xml:space="preserve">10. hafta</w:t>
+              </w:r>
+            </w:hyperlink>
+            <w:r>
+              <w:t xml:space="preserve">, Bölüm 4, 5</w:t>
             </w:r>
           </w:p>
         </w:tc>
@@ -32502,7 +31282,7 @@
               <w:pStyle w:val="Compact"/>
             </w:pPr>
             <w:r>
-              <w:t xml:space="preserve">Kodlamaları cihaza özgü hale getirip kod taşımayı işe yaramaz kılma</w:t>
+              <w:t xml:space="preserve">Kodlamaları cihaza özgü hale getirip kod sökmeyi işe yaramaz kılma</w:t>
             </w:r>
           </w:p>
         </w:tc>
@@ -32616,9 +31396,9 @@
         <w:t xml:space="preserve">(hangi örnekte, hangi saldırıda geçtiğini) hatırlamak kalıcı öğrenmeyi sağlar.</w:t>
       </w:r>
     </w:p>
-    <w:bookmarkEnd w:id="125"/>
-    <w:bookmarkEnd w:id="126"/>
-    <w:bookmarkStart w:id="127" w:name="kaynaklar-ve-ileri-okuma"/>
+    <w:bookmarkEnd w:id="131"/>
+    <w:bookmarkEnd w:id="132"/>
+    <w:bookmarkStart w:id="134" w:name="kaynaklar-ve-ileri-okuma"/>
     <w:p>
       <w:pPr>
         <w:pStyle w:val="Heading2"/>
@@ -32632,7 +31412,7 @@
         <w:pStyle w:val="Compact"/>
         <w:numPr>
           <w:ilvl w:val="0"/>
-          <w:numId w:val="1052"/>
+          <w:numId w:val="1031"/>
         </w:numPr>
       </w:pPr>
       <w:r>
@@ -32672,7 +31452,7 @@
         <w:pStyle w:val="Compact"/>
         <w:numPr>
           <w:ilvl w:val="0"/>
-          <w:numId w:val="1052"/>
+          <w:numId w:val="1031"/>
         </w:numPr>
       </w:pPr>
       <w:r>
@@ -32702,7 +31482,7 @@
         <w:pStyle w:val="Compact"/>
         <w:numPr>
           <w:ilvl w:val="0"/>
-          <w:numId w:val="1052"/>
+          <w:numId w:val="1031"/>
         </w:numPr>
       </w:pPr>
       <w:r>
@@ -32726,7 +31506,7 @@
         <w:pStyle w:val="Compact"/>
         <w:numPr>
           <w:ilvl w:val="0"/>
-          <w:numId w:val="1052"/>
+          <w:numId w:val="1031"/>
         </w:numPr>
       </w:pPr>
       <w:r>
@@ -32738,7 +31518,7 @@
         <w:pStyle w:val="Compact"/>
         <w:numPr>
           <w:ilvl w:val="0"/>
-          <w:numId w:val="1052"/>
+          <w:numId w:val="1031"/>
         </w:numPr>
       </w:pPr>
       <w:r>
@@ -32762,7 +31542,7 @@
         <w:pStyle w:val="Compact"/>
         <w:numPr>
           <w:ilvl w:val="0"/>
-          <w:numId w:val="1052"/>
+          <w:numId w:val="1031"/>
         </w:numPr>
       </w:pPr>
       <w:r>
@@ -32786,7 +31566,7 @@
         <w:pStyle w:val="Compact"/>
         <w:numPr>
           <w:ilvl w:val="0"/>
-          <w:numId w:val="1052"/>
+          <w:numId w:val="1031"/>
         </w:numPr>
       </w:pPr>
       <w:r>
@@ -32927,12 +31707,29 @@
       <w:pPr>
         <w:pStyle w:val="BlockText"/>
       </w:pPr>
-      <w:r>
-        <w:rPr>
-          <w:b/>
-          <w:bCs/>
-        </w:rPr>
-        <w:t xml:space="preserve">12. hafta — Sertifikasyon ve sızma testi planlaması.</w:t>
+      <w:hyperlink r:id="rId59">
+        <w:r>
+          <w:rPr>
+            <w:rStyle w:val="Hyperlink"/>
+            <w:b/>
+            <w:bCs/>
+          </w:rPr>
+          <w:t xml:space="preserve">12. hafta</w:t>
+        </w:r>
+      </w:hyperlink>
+      <w:r>
+        <w:rPr>
+          <w:b/>
+          <w:bCs/>
+        </w:rPr>
+        <w:t xml:space="preserve"> </w:t>
+      </w:r>
+      <w:r>
+        <w:rPr>
+          <w:b/>
+          <w:bCs/>
+        </w:rPr>
+        <w:t xml:space="preserve">— Sertifikasyon ve sızma testi planlaması.</w:t>
       </w:r>
       <w:r>
         <w:t xml:space="preserve"> </w:t>
@@ -32962,11 +31759,25 @@
         <w:t xml:space="preserve"> </w:t>
       </w:r>
       <w:r>
-        <w:t xml:space="preserve">potansiyeli puanlaması, 13. hafta).</w:t>
-      </w:r>
-    </w:p>
-    <w:bookmarkEnd w:id="127"/>
-    <w:bookmarkEnd w:id="128"/>
+        <w:t xml:space="preserve">potansiyeli puanlaması,</w:t>
+      </w:r>
+      <w:r>
+        <w:t xml:space="preserve"> </w:t>
+      </w:r>
+      <w:hyperlink r:id="rId133">
+        <w:r>
+          <w:rPr>
+            <w:rStyle w:val="Hyperlink"/>
+          </w:rPr>
+          <w:t xml:space="preserve">13. hafta</w:t>
+        </w:r>
+      </w:hyperlink>
+      <w:r>
+        <w:t xml:space="preserve">).</w:t>
+      </w:r>
+    </w:p>
+    <w:bookmarkEnd w:id="134"/>
+    <w:bookmarkEnd w:id="135"/>
     <w:sectPr>
       <w:headerReference r:id="rId9" w:type="default"/>
       <w:footerReference r:id="rId10" w:type="default"/>
@@ -33579,69 +32390,6 @@
     <w:abstractNumId w:val="991"/>
   </w:num>
   <w:num w:numId="1006">
-    <w:abstractNumId w:val="991"/>
-  </w:num>
-  <w:num w:numId="1007">
-    <w:abstractNumId w:val="991"/>
-  </w:num>
-  <w:num w:numId="1008">
-    <w:abstractNumId w:val="991"/>
-  </w:num>
-  <w:num w:numId="1009">
-    <w:abstractNumId w:val="991"/>
-  </w:num>
-  <w:num w:numId="1010">
-    <w:abstractNumId w:val="991"/>
-  </w:num>
-  <w:num w:numId="1011">
-    <w:abstractNumId w:val="991"/>
-  </w:num>
-  <w:num w:numId="1012">
-    <w:abstractNumId w:val="991"/>
-  </w:num>
-  <w:num w:numId="1013">
-    <w:abstractNumId w:val="991"/>
-  </w:num>
-  <w:num w:numId="1014">
-    <w:abstractNumId w:val="991"/>
-  </w:num>
-  <w:num w:numId="1015">
-    <w:abstractNumId w:val="991"/>
-  </w:num>
-  <w:num w:numId="1016">
-    <w:abstractNumId w:val="991"/>
-  </w:num>
-  <w:num w:numId="1017">
-    <w:abstractNumId w:val="991"/>
-  </w:num>
-  <w:num w:numId="1018">
-    <w:abstractNumId w:val="991"/>
-  </w:num>
-  <w:num w:numId="1019">
-    <w:abstractNumId w:val="991"/>
-  </w:num>
-  <w:num w:numId="1020">
-    <w:abstractNumId w:val="991"/>
-  </w:num>
-  <w:num w:numId="1021">
-    <w:abstractNumId w:val="991"/>
-  </w:num>
-  <w:num w:numId="1022">
-    <w:abstractNumId w:val="991"/>
-  </w:num>
-  <w:num w:numId="1023">
-    <w:abstractNumId w:val="991"/>
-  </w:num>
-  <w:num w:numId="1024">
-    <w:abstractNumId w:val="991"/>
-  </w:num>
-  <w:num w:numId="1025">
-    <w:abstractNumId w:val="991"/>
-  </w:num>
-  <w:num w:numId="1026">
-    <w:abstractNumId w:val="991"/>
-  </w:num>
-  <w:num w:numId="1027">
     <w:abstractNumId w:val="99411"/>
     <w:lvlOverride w:ilvl="0">
       <w:startOverride w:val="1"/>
@@ -33671,7 +32419,7 @@
       <w:startOverride w:val="1"/>
     </w:lvlOverride>
   </w:num>
-  <w:num w:numId="1028">
+  <w:num w:numId="1007">
     <w:abstractNumId w:val="99411"/>
     <w:lvlOverride w:ilvl="0">
       <w:startOverride w:val="1"/>
@@ -33701,16 +32449,16 @@
       <w:startOverride w:val="1"/>
     </w:lvlOverride>
   </w:num>
-  <w:num w:numId="1029">
+  <w:num w:numId="1008">
     <w:abstractNumId w:val="991"/>
   </w:num>
-  <w:num w:numId="1030">
+  <w:num w:numId="1009">
     <w:abstractNumId w:val="991"/>
   </w:num>
-  <w:num w:numId="1031">
+  <w:num w:numId="1010">
     <w:abstractNumId w:val="991"/>
   </w:num>
-  <w:num w:numId="1032">
+  <w:num w:numId="1011">
     <w:abstractNumId w:val="99411"/>
     <w:lvlOverride w:ilvl="0">
       <w:startOverride w:val="1"/>
@@ -33740,19 +32488,19 @@
       <w:startOverride w:val="1"/>
     </w:lvlOverride>
   </w:num>
-  <w:num w:numId="1033">
+  <w:num w:numId="1012">
     <w:abstractNumId w:val="991"/>
   </w:num>
-  <w:num w:numId="1034">
+  <w:num w:numId="1013">
     <w:abstractNumId w:val="991"/>
   </w:num>
-  <w:num w:numId="1035">
+  <w:num w:numId="1014">
     <w:abstractNumId w:val="991"/>
   </w:num>
-  <w:num w:numId="1036">
+  <w:num w:numId="1015">
     <w:abstractNumId w:val="991"/>
   </w:num>
-  <w:num w:numId="1037">
+  <w:num w:numId="1016">
     <w:abstractNumId w:val="99411"/>
     <w:lvlOverride w:ilvl="0">
       <w:startOverride w:val="1"/>
@@ -33782,7 +32530,7 @@
       <w:startOverride w:val="1"/>
     </w:lvlOverride>
   </w:num>
-  <w:num w:numId="1038">
+  <w:num w:numId="1017">
     <w:abstractNumId w:val="99411"/>
     <w:lvlOverride w:ilvl="0">
       <w:startOverride w:val="1"/>
@@ -33812,10 +32560,10 @@
       <w:startOverride w:val="1"/>
     </w:lvlOverride>
   </w:num>
-  <w:num w:numId="1039">
+  <w:num w:numId="1018">
     <w:abstractNumId w:val="991"/>
   </w:num>
-  <w:num w:numId="1040">
+  <w:num w:numId="1019">
     <w:abstractNumId w:val="99411"/>
     <w:lvlOverride w:ilvl="0">
       <w:startOverride w:val="1"/>
@@ -33845,13 +32593,13 @@
       <w:startOverride w:val="1"/>
     </w:lvlOverride>
   </w:num>
-  <w:num w:numId="1041">
+  <w:num w:numId="1020">
     <w:abstractNumId w:val="991"/>
   </w:num>
-  <w:num w:numId="1042">
+  <w:num w:numId="1021">
     <w:abstractNumId w:val="991"/>
   </w:num>
-  <w:num w:numId="1043">
+  <w:num w:numId="1022">
     <w:abstractNumId w:val="99411"/>
     <w:lvlOverride w:ilvl="0">
       <w:startOverride w:val="1"/>
@@ -33881,7 +32629,7 @@
       <w:startOverride w:val="1"/>
     </w:lvlOverride>
   </w:num>
-  <w:num w:numId="1044">
+  <w:num w:numId="1023">
     <w:abstractNumId w:val="99411"/>
     <w:lvlOverride w:ilvl="0">
       <w:startOverride w:val="1"/>
@@ -33911,25 +32659,25 @@
       <w:startOverride w:val="1"/>
     </w:lvlOverride>
   </w:num>
-  <w:num w:numId="1045">
+  <w:num w:numId="1024">
     <w:abstractNumId w:val="992"/>
   </w:num>
-  <w:num w:numId="1046">
+  <w:num w:numId="1025">
     <w:abstractNumId w:val="992"/>
   </w:num>
-  <w:num w:numId="1047">
+  <w:num w:numId="1026">
     <w:abstractNumId w:val="992"/>
   </w:num>
-  <w:num w:numId="1048">
+  <w:num w:numId="1027">
     <w:abstractNumId w:val="992"/>
   </w:num>
-  <w:num w:numId="1049">
+  <w:num w:numId="1028">
     <w:abstractNumId w:val="992"/>
   </w:num>
-  <w:num w:numId="1050">
+  <w:num w:numId="1029">
     <w:abstractNumId w:val="992"/>
   </w:num>
-  <w:num w:numId="1051">
+  <w:num w:numId="1030">
     <w:abstractNumId w:val="99431"/>
     <w:lvlOverride w:ilvl="0">
       <w:startOverride w:val="1"/>
@@ -33959,7 +32707,7 @@
       <w:startOverride w:val="1"/>
     </w:lvlOverride>
   </w:num>
-  <w:num w:numId="1052">
+  <w:num w:numId="1031">
     <w:abstractNumId w:val="991"/>
   </w:num>
 </w:numbering>
